--- a/docs/word/07_极热无风源荷失衡与热故障耦合风险评估论文初稿.docx
+++ b/docs/word/07_极热无风源荷失衡与热故障耦合风险评估论文初稿.docx
@@ -165,7 +165,7 @@
           <w:i w:val="0"/>
           <w:sz w:val="20"/>
         </w:rPr>
-        <w:t>火电机组在高温环境下受进气密度下降、循环冷却效率降低和凝汽器背压升高等因素影响，其最大可用出力下降。对火电机组 i\in\mathcal{G}_{\mathrm{th}}，采用线性高温降容模型</w:t>
+        <w:t>火电机组在高温环境下受进气密度下降、循环冷却效率降低和凝汽器背压升高等因素影响，其最大可用出力下降。对火电机组 $i\in\mathcal{G}_{\mathrm{th}}$，采用线性高温降容模型</w:t>
       </w:r>
     </w:p>
     <w:p>
@@ -198,7 +198,7 @@
           <w:i w:val="0"/>
           <w:sz w:val="20"/>
         </w:rPr>
-        <w:t>其中，P_{G,i}^{\mathrm{rated}} 为铭牌容量，T 为环境温度，T_{\mathrm{ref}} 为额定参考温度，\alpha_i 为机组类型相关的高温降容系数，[\cdot]^+=\max(\cdot,0)。火电机组具有最小技术出力，其极热场景下的最小出力写为</w:t>
+        <w:t>其中，$P_{G,i}^{\mathrm{rated}}$ 为铭牌容量，$T$ 为环境温度，$T_{\mathrm{ref}}$ 为额定参考温度，$\alpha_i$ 为机组类型相关的高温降容系数，$[\cdot]^+=\max(\cdot,0)$。火电机组具有最小技术出力，其极热场景下的最小出力写为</w:t>
       </w:r>
     </w:p>
     <w:p>
@@ -231,7 +231,7 @@
           <w:i w:val="0"/>
           <w:sz w:val="20"/>
         </w:rPr>
-        <w:t>为避免故障场景下孤岛内“最小出力大于可消纳负荷”造成结构性不可行，本文为火电机组引入启停变量 u_i\in\{0,1\}。当 u_i=0 时机组停机且出力为零；当 u_i=1 时机组在可调度上下界内运行。</w:t>
+        <w:t>为避免故障场景下孤岛内“最小出力大于可消纳负荷”造成结构性不可行，本文为火电机组引入启停变量 $u_i\in\{0,1\}$。当 $u_i=0$ 时机组停机且出力为零；当 $u_i=1$ 时机组在可调度上下界内运行。</w:t>
       </w:r>
     </w:p>
     <w:p>
@@ -257,7 +257,7 @@
           <w:i w:val="0"/>
           <w:sz w:val="20"/>
         </w:rPr>
-        <w:t>极热事件常伴随枯水与低水头，水电可用出力以折减系数 k_{\mathrm{hy}} 表示为</w:t>
+        <w:t>极热事件常伴随枯水与低水头，水电可用出力以折减系数 $k_{\mathrm{hy}}$ 表示为</w:t>
       </w:r>
     </w:p>
     <w:p>
@@ -305,7 +305,7 @@
           <w:i w:val="0"/>
           <w:sz w:val="20"/>
         </w:rPr>
-        <w:t>风电出力由风速功率曲线决定。对风电机组 i\in\mathcal{G}_{\mathrm{w}}，其最大出力为</w:t>
+        <w:t>风电出力由风速功率曲线决定。对风电机组 $i\in\mathcal{G}_{\mathrm{w}}$，其最大出力为</w:t>
       </w:r>
     </w:p>
     <w:p>
@@ -346,7 +346,7 @@
           <w:i w:val="0"/>
           <w:sz w:val="20"/>
         </w:rPr>
-        <w:t>其中，v_{ci}、v_r 和 v_{co} 分别为切入、额定和切出风速。极热无风条件下，风速低于切入风速时风电可用出力趋近于零。</w:t>
+        <w:t>其中，$v_{ci}$、$v_r$ 和 $v_{co}$ 分别为切入、额定和切出风速。极热无风条件下，风速低于切入风速时风电可用出力趋近于零。</w:t>
       </w:r>
     </w:p>
     <w:p>
@@ -398,7 +398,7 @@
           <w:i w:val="0"/>
           <w:sz w:val="20"/>
         </w:rPr>
-        <w:t>其中，G 为太阳辐照度，G_{\mathrm{STC}} 为标准测试辐照度，\gamma 为温度功率系数，T_c 为电池温度。电池温度由环境温度和辐照度通过 NOCT 模型估计。</w:t>
+        <w:t>其中，$G$ 为太阳辐照度，$G_{\mathrm{STC}}$ 为标准测试辐照度，$\gamma$ 为温度功率系数，$T_c$ 为电池温度。电池温度由环境温度和辐照度通过 NOCT 模型估计。</w:t>
       </w:r>
     </w:p>
     <w:p>
@@ -424,7 +424,7 @@
           <w:i w:val="0"/>
           <w:sz w:val="20"/>
         </w:rPr>
-        <w:t>负荷侧将每个负荷节点的基准需求 P_{D,j}^0 分为刚性负荷和温敏负荷。设刚性比例为 \rho_{\mathrm{rigid}}，温敏比例为 \rho_{\mathrm{cool}}，则极热温度 T 下节点 j 的修正需求为</w:t>
+        <w:t>负荷侧将每个负荷节点的基准需求 $P_{D,j}^0$ 分为刚性负荷和温敏负荷。设刚性比例为 $\rho_{\mathrm{rigid}}$，温敏比例为 $\rho_{\mathrm{cool}}$，则极热温度 $T$ 下节点 $j$ 的修正需求为</w:t>
       </w:r>
     </w:p>
     <w:p>
@@ -459,7 +459,7 @@
           <w:i w:val="0"/>
           <w:sz w:val="20"/>
         </w:rPr>
-        <w:t>其中，\beta 为温度灵敏度，T_{L0} 为舒适基准温度。为反映不同负荷的重要性，本文将每个负荷节点进一步划分为一级关键负荷、二级重要负荷和三级可中断负荷，并设置差异化失负荷价值 \mathrm{VOLL}_k。第 j 个负荷节点第 k 级切负荷变量为 s_{j,k}，满足</w:t>
+        <w:t>其中，$\beta$ 为温度灵敏度，$T_{L0}$ 为舒适基准温度。为反映不同负荷的重要性，本文将每个负荷节点进一步划分为一级关键负荷、二级重要负荷和三级可中断负荷，并设置差异化失负荷价值 $\mathrm{VOLL}_k$。第 $j$ 个负荷节点第 $k$ 级切负荷变量为 $s_{j,k}$，满足</w:t>
       </w:r>
     </w:p>
     <w:p>
@@ -547,7 +547,7 @@
           <w:i w:val="0"/>
           <w:sz w:val="20"/>
         </w:rPr>
-        <w:t>基准 OPF 的决策变量包括机组有功出力 P_{G,i}、火电启停状态 u_i、节点电压相角 \theta_n 以及分级切负荷量 s_{j,k}。优化目标为发电成本和切负荷惩罚成本之和：</w:t>
+        <w:t>基准 OPF 的决策变量包括机组有功出力 $P_{G,i}$、火电启停状态 $u_i$、节点电压相角 $\theta_n$ 以及分级切负荷量 $s_{j,k}$。优化目标为发电成本和切负荷惩罚成本之和：</w:t>
       </w:r>
     </w:p>
     <w:p>
@@ -608,7 +608,7 @@
           <w:i w:val="0"/>
           <w:sz w:val="20"/>
         </w:rPr>
-        <w:t>设系统基准容量为 S_B，节点电纳矩阵为 \mathbf{B}，支路串联电纳由电抗和变比构造。节点 n 的功率平衡约束为</w:t>
+        <w:t>设系统基准容量为 $S_B$，节点电纳矩阵为 $\mathbf{B}$，支路串联电纳由电抗和变比构造。节点 $n$ 的功率平衡约束为</w:t>
       </w:r>
     </w:p>
     <w:p>
@@ -645,7 +645,7 @@
           <w:i w:val="0"/>
           <w:sz w:val="20"/>
         </w:rPr>
-        <w:t>支路 l=(m,n) 的直流潮流为</w:t>
+        <w:t>支路 $l=(m,n)$ 的直流潮流为</w:t>
       </w:r>
     </w:p>
     <w:p>
@@ -850,7 +850,7 @@
           <w:i w:val="0"/>
           <w:sz w:val="20"/>
         </w:rPr>
-        <w:t>极热无风不仅造成确定性源荷缺口，还会增加电力元件故障概率。本文在基准 OPF 得到的发电机出力、线路潮流和节点状态基础上，分别建立节点变压器、发电机和线路的故障概率模型。三类元件统一采用“应力相关故障率—评估窗口故障概率”框架。设元件在极热条件下的故障率为 \lambda，评估窗口为 \Delta t，则其故障概率为</w:t>
+        <w:t>极热无风不仅造成确定性源荷缺口，还会增加电力元件故障概率。本文在基准 OPF 得到的发电机出力、线路潮流和节点状态基础上，分别建立节点变压器、发电机和线路的故障概率模型。三类元件统一采用“应力相关故障率—评估窗口故障概率”框架。设元件在极热条件下的故障率为 $\lambda$，评估窗口为 $\Delta t$，则其故障概率为</w:t>
       </w:r>
     </w:p>
     <w:p>
@@ -942,7 +942,7 @@
           <w:i w:val="0"/>
           <w:sz w:val="20"/>
         </w:rPr>
-        <w:t>其中，\theta_a 为环境温度，\Delta\theta_{TO,R} 为额定顶层油温升，\Delta\theta_{H,R} 为额定热点对顶油温差。绝缘热老化采用 Arrhenius 加速因子</w:t>
+        <w:t>其中，$\theta_a$ 为环境温度，$\Delta\theta_{TO,R}$ 为额定顶层油温升，$\Delta\theta_{H,R}$ 为额定热点对顶油温差。绝缘热老化采用 Arrhenius 加速因子</w:t>
       </w:r>
     </w:p>
     <w:p>
@@ -1027,7 +1027,7 @@
           <w:i w:val="0"/>
           <w:sz w:val="20"/>
         </w:rPr>
-        <w:t>发电机故障概率受环境温度、有效工作温度和出力率共同影响。对机组 i，定义出力率</w:t>
+        <w:t>发电机故障概率受环境温度、有效工作温度和出力率共同影响。对机组 $i$，定义出力率</w:t>
       </w:r>
     </w:p>
     <w:p>
@@ -1115,7 +1115,7 @@
           <w:i w:val="0"/>
           <w:sz w:val="20"/>
         </w:rPr>
-        <w:t>其中，\tau(i) 表示机组类型，T_{\mathrm{eff},i} 为有效温度应力。火电、水电和风电取环境温度，光伏取电池温度，以反映光伏组件和逆变设备在高温下可靠性降低的影响。</w:t>
+        <w:t>其中，$\tau(i)$ 表示机组类型，$T_{\mathrm{eff},i}$ 为有效温度应力。火电、水电和风电取环境温度，光伏取电池温度，以反映光伏组件和逆变设备在高温下可靠性降低的影响。</w:t>
       </w:r>
     </w:p>
     <w:p>
@@ -1141,7 +1141,7 @@
           <w:i w:val="0"/>
           <w:sz w:val="20"/>
         </w:rPr>
-        <w:t>线路故障概率由线路潮流、导线电流和导线温度共同决定。基于基准 OPF 得到的支路潮流 f_l，定义负载率</w:t>
+        <w:t>线路故障概率由线路潮流、导线电流和导线温度共同决定。基于基准 OPF 得到的支路潮流 $f_l$，定义负载率</w:t>
       </w:r>
     </w:p>
     <w:p>
@@ -1172,7 +1172,7 @@
           <w:i w:val="0"/>
           <w:sz w:val="20"/>
         </w:rPr>
-        <w:t>将负载率换算为导线电流后，采用 IEEE 738 稳态热平衡计算导线温度 T_{c,l}。线路故障率采用温度应力和过载应力指数放大模型：</w:t>
+        <w:t>将负载率换算为导线电流后，采用 IEEE 738 稳态热平衡计算导线温度 $T_{c,l}$。线路故障率采用温度应力和过载应力指数放大模型：</w:t>
       </w:r>
     </w:p>
     <w:p>
@@ -1227,7 +1227,7 @@
           <w:i w:val="0"/>
           <w:sz w:val="20"/>
         </w:rPr>
-        <w:t>式中，b_T 和 b_S 分别为温度应力和过载应力系数。该模型能够反映极热、无风和强辐照条件下导线散热能力下降、导线温度升高以及过载风险增加对线路停运概率的影响。</w:t>
+        <w:t>式中，$b_T$ 和 $b_S$ 分别为温度应力和过载应力系数。该模型能够反映极热、无风和强辐照条件下导线散热能力下降、导线温度升高以及过载风险增加对线路停运概率的影响。</w:t>
       </w:r>
     </w:p>
     <w:p>
@@ -1308,7 +1308,7 @@
           <w:i w:val="0"/>
           <w:sz w:val="20"/>
         </w:rPr>
-        <w:t>其中，0 表示元件故障，1 表示元件良好，n_c=n_G+n_L+n_T。对第 i 个元件，若其故障概率为 p_i，则令</w:t>
+        <w:t>其中，$0$ 表示元件故障，$1$ 表示元件良好，$n_c=n_G+n_L+n_T$。对第 $i$ 个元件，若其故障概率为 $p_i$，则令</w:t>
       </w:r>
     </w:p>
     <w:p>
@@ -1379,9 +1379,6 @@
       </w:r>
     </w:p>
     <w:p>
-      <w:pPr>
-        <w:ind w:firstLine="0"/>
-      </w:pPr>
       <w:r>
         <w:rPr>
           <w:rFonts w:ascii="Times New Roman" w:hAnsi="Times New Roman" w:eastAsia="宋体"/>
@@ -1389,13 +1386,10 @@
           <w:i w:val="0"/>
           <w:sz w:val="20"/>
         </w:rPr>
-        <w:t>1) 若发电机 g 故障，则令 P_{G,g,s}=0。若该发电机为火电机组，则同时强制 u_{g,s}=0。</w:t>
+        <w:t>1) 若发电机 $g$ 故障，则令 $P_{G,g,s}=0$。若该发电机为火电机组，则同时强制 $u_{g,s}=0$。</w:t>
       </w:r>
     </w:p>
     <w:p>
-      <w:pPr>
-        <w:ind w:firstLine="0"/>
-      </w:pPr>
       <w:r>
         <w:rPr>
           <w:rFonts w:ascii="Times New Roman" w:hAnsi="Times New Roman" w:eastAsia="宋体"/>
@@ -1403,13 +1397,10 @@
           <w:i w:val="0"/>
           <w:sz w:val="20"/>
         </w:rPr>
-        <w:t>2) 若线路 l 故障，则该支路退出网络，其电纳不再参与 \mathbf{B}_{\mathrm{bus}} 装配。</w:t>
+        <w:t>2) 若线路 $l$ 故障，则该支路退出网络，其电纳不再参与 $\mathbf{B}_{\mathrm{bus}}$ 装配。</w:t>
       </w:r>
     </w:p>
     <w:p>
-      <w:pPr>
-        <w:ind w:firstLine="0"/>
-      </w:pPr>
       <w:r>
         <w:rPr>
           <w:rFonts w:ascii="Times New Roman" w:hAnsi="Times New Roman" w:eastAsia="宋体"/>
@@ -1417,7 +1408,7 @@
           <w:i w:val="0"/>
           <w:sz w:val="20"/>
         </w:rPr>
-        <w:t>3) 若节点变压器 t 故障，则其所在非电源节点的所有关联支路退出。令 a_{s,l} 为场景 s 中支路 l 的最终可用性，则</w:t>
+        <w:t>3) 若节点变压器 $t$ 故障，则其所在非电源节点的所有关联支路退出。令 $a_{s,l}$ 为场景 $s$ 中支路 $l$ 的最终可用性，则</w:t>
       </w:r>
     </w:p>
     <w:p>
@@ -1476,7 +1467,7 @@
           <w:i w:val="0"/>
           <w:sz w:val="20"/>
         </w:rPr>
-        <w:t>故障后 OPF 沿用式 (8)--(12) 的目标函数和网络约束，但拓扑矩阵、机组可用性和调度区间均随场景变化。与基准 OPF 不同，故障后 OPF 以基准 OPF 最优出力 P_{G,i}^{\star} 为爬坡中心。火电机组开机状态下的可调度区间为</w:t>
+        <w:t>故障后 OPF 沿用式 (8)--(12) 的目标函数和网络约束，但拓扑矩阵、机组可用性和调度区间均随场景变化。与基准 OPF 不同，故障后 OPF 以基准 OPF 最优出力 $P_{G,i}^{\star}$ 为爬坡中心。火电机组开机状态下的可调度区间为</w:t>
       </w:r>
     </w:p>
     <w:p>

--- a/docs/word/07_极热无风源荷失衡与热故障耦合风险评估论文初稿.docx
+++ b/docs/word/07_极热无风源荷失衡与热故障耦合风险评估论文初稿.docx
@@ -2,7 +2,7 @@
 <file path=word/document.xml><?xml version="1.0" encoding="utf-8"?>
 <w:document xmlns:w="http://schemas.openxmlformats.org/wordprocessingml/2006/main" xmlns:m="http://schemas.openxmlformats.org/officeDocument/2006/math" xmlns:r="http://schemas.openxmlformats.org/officeDocument/2006/relationships" xmlns:o="urn:schemas-microsoft-com:office:office" xmlns:v="urn:schemas-microsoft-com:vml" xmlns:w10="urn:schemas-microsoft-com:office:word" xmlns:a="http://schemas.openxmlformats.org/drawingml/2006/main" xmlns:pic="http://schemas.openxmlformats.org/drawingml/2006/picture" xmlns:wp="http://schemas.openxmlformats.org/drawingml/2006/wordprocessingDrawing">
   <w:body>
-    <w:bookmarkStart w:id="45" w:name="计及源荷失衡与热故障耦合的极热无风电力系统风险评估方法"/>
+    <w:bookmarkStart w:id="69" w:name="计及源荷失衡与热故障耦合的极热无风电力系统风险评估方法"/>
     <w:p>
       <w:pPr>
         <w:pStyle w:val="Heading1"/>
@@ -87,7 +87,7 @@
       </w:r>
     </w:p>
     <w:bookmarkEnd w:id="20"/>
-    <w:bookmarkStart w:id="24" w:name="ii.-极热无风条件下的源荷失衡建模"/>
+    <w:bookmarkStart w:id="30" w:name="ii.-极热无风条件下的源荷失衡建模"/>
     <w:p>
       <w:pPr>
         <w:pStyle w:val="Heading2"/>
@@ -104,7 +104,78 @@
         <w:t xml:space="preserve">极热无风事件具有典型的复合灾害特征。一方面，高温、低风速、枯水和强辐照会改变不同电源类型的可用出力上限；另一方面，高温会抬升空调等温敏负荷需求。本文将源侧降容模型和荷侧温度响应模型统一写入后续最优潮流约束，以获得极热场景下的系统基准运行状态。</w:t>
       </w:r>
     </w:p>
-    <w:bookmarkStart w:id="21" w:name="a.-火电机组高温降容模型"/>
+    <w:p>
+      <w:pPr>
+        <w:pStyle w:val="BodyText"/>
+      </w:pPr>
+      <w:r>
+        <w:t xml:space="preserve">极热无风事件具有典型的复合灾害特征。一方面，高温、低风速、枯水和强辐照会改变不同电源类型的可用出力上限；另一方面，高温会抬升空调等温敏负荷需求。本文将源侧降容模型和荷侧温度响应模型统一写入后续最优潮流约束，以获得极热场景下的系统基准运行状态。本文所提方法的总体框架如图 1 所示。</w:t>
+      </w:r>
+    </w:p>
+    <w:p>
+      <w:pPr>
+        <w:pStyle w:val="CaptionedFigure"/>
+      </w:pPr>
+      <w:r>
+        <w:drawing>
+          <wp:inline>
+            <wp:extent cx="5302908" cy="6116387"/>
+            <wp:effectExtent b="0" l="0" r="0" t="0"/>
+            <wp:docPr descr="图 1 极热无风源荷失衡与热故障耦合风险评估框架" title="" id="22" name="Picture"/>
+            <a:graphic>
+              <a:graphicData uri="http://schemas.openxmlformats.org/drawingml/2006/picture">
+                <pic:pic>
+                  <pic:nvPicPr>
+                    <pic:cNvPr descr="figures/fig1_framework.png" id="23" name="Picture"/>
+                    <pic:cNvPicPr>
+                      <a:picLocks noChangeArrowheads="1" noChangeAspect="1"/>
+                    </pic:cNvPicPr>
+                  </pic:nvPicPr>
+                  <pic:blipFill>
+                    <a:blip r:embed="rId21"/>
+                    <a:stretch>
+                      <a:fillRect/>
+                    </a:stretch>
+                  </pic:blipFill>
+                  <pic:spPr bwMode="auto">
+                    <a:xfrm>
+                      <a:off x="0" y="0"/>
+                      <a:ext cx="5302908" cy="6116387"/>
+                    </a:xfrm>
+                    <a:prstGeom prst="rect">
+                      <a:avLst/>
+                    </a:prstGeom>
+                    <a:noFill/>
+                    <a:ln w="9525">
+                      <a:noFill/>
+                      <a:headEnd/>
+                      <a:tailEnd/>
+                    </a:ln>
+                  </pic:spPr>
+                </pic:pic>
+              </a:graphicData>
+            </a:graphic>
+          </wp:inline>
+        </w:drawing>
+      </w:r>
+    </w:p>
+    <w:p>
+      <w:pPr>
+        <w:pStyle w:val="ImageCaption"/>
+      </w:pPr>
+      <w:r>
+        <w:t xml:space="preserve">图 1 极热无风源荷失衡与热故障耦合风险评估框架</w:t>
+      </w:r>
+    </w:p>
+    <w:p>
+      <w:pPr>
+        <w:pStyle w:val="BodyText"/>
+      </w:pPr>
+      <w:r>
+        <w:t xml:space="preserve">图 1　极热无风源荷失衡与热故障耦合风险评估框架</w:t>
+      </w:r>
+    </w:p>
+    <w:bookmarkStart w:id="24" w:name="a.-火电机组高温降容模型"/>
     <w:p>
       <w:pPr>
         <w:pStyle w:val="Heading3"/>
@@ -887,8 +958,8 @@
         <w:t xml:space="preserve">时机组在可调度上下界内运行。</w:t>
       </w:r>
     </w:p>
-    <w:bookmarkEnd w:id="21"/>
-    <w:bookmarkStart w:id="22" w:name="b.-水电风电和光伏出力修正模型"/>
+    <w:bookmarkEnd w:id="24"/>
+    <w:bookmarkStart w:id="25" w:name="b.-水电风电和光伏出力修正模型"/>
     <w:p>
       <w:pPr>
         <w:pStyle w:val="Heading3"/>
@@ -2026,8 +2097,8 @@
         <w:t xml:space="preserve">为电池温度。电池温度由环境温度和辐照度通过 NOCT 模型估计。</w:t>
       </w:r>
     </w:p>
-    <w:bookmarkEnd w:id="22"/>
-    <w:bookmarkStart w:id="23" w:name="c.-温敏负荷增长与分级切负荷模型"/>
+    <w:bookmarkEnd w:id="25"/>
+    <w:bookmarkStart w:id="29" w:name="c.-温敏负荷增长与分级切负荷模型"/>
     <w:p>
       <w:pPr>
         <w:pStyle w:val="Heading3"/>
@@ -2744,9 +2815,80 @@
         <w:t xml:space="preserve">该设置使最优潮流模型能够在供需缺口存在时优先保障关键负荷，并将切负荷集中于低惩罚等级负荷。</w:t>
       </w:r>
     </w:p>
-    <w:bookmarkEnd w:id="23"/>
-    <w:bookmarkEnd w:id="24"/>
-    <w:bookmarkStart w:id="28" w:name="iii.-基准运行状态的-dc-opfmiqp-模型"/>
+    <w:p>
+      <w:pPr>
+        <w:pStyle w:val="BodyText"/>
+      </w:pPr>
+      <w:r>
+        <w:t xml:space="preserve">图 2 给出了上述源侧降容模型与荷侧温敏增长模型的特性曲线。由图 2(a) 可见，燃气机组对环境温度的敏感性高于燃煤机组，水电受枯水条件影响的折减幅度最大，光伏则随电池温度升高而持续降容；由图 2(b) 可见，极热无风工况下风速低于切入风速，风电可用出力趋近于零；由图 2(c) 可见，随着温度升高，荷侧需求单调上升而源侧可用出力下降，二者共同形成显著的源荷缺口。</w:t>
+      </w:r>
+    </w:p>
+    <w:p>
+      <w:pPr>
+        <w:pStyle w:val="CaptionedFigure"/>
+      </w:pPr>
+      <w:r>
+        <w:drawing>
+          <wp:inline>
+            <wp:extent cx="5334000" cy="1766225"/>
+            <wp:effectExtent b="0" l="0" r="0" t="0"/>
+            <wp:docPr descr="图 2 极热无风条件下的源侧降容与荷侧需求增长" title="" id="27" name="Picture"/>
+            <a:graphic>
+              <a:graphicData uri="http://schemas.openxmlformats.org/drawingml/2006/picture">
+                <pic:pic>
+                  <pic:nvPicPr>
+                    <pic:cNvPr descr="figures/fig2_source_load_imbalance.png" id="28" name="Picture"/>
+                    <pic:cNvPicPr>
+                      <a:picLocks noChangeArrowheads="1" noChangeAspect="1"/>
+                    </pic:cNvPicPr>
+                  </pic:nvPicPr>
+                  <pic:blipFill>
+                    <a:blip r:embed="rId26"/>
+                    <a:stretch>
+                      <a:fillRect/>
+                    </a:stretch>
+                  </pic:blipFill>
+                  <pic:spPr bwMode="auto">
+                    <a:xfrm>
+                      <a:off x="0" y="0"/>
+                      <a:ext cx="5334000" cy="1766225"/>
+                    </a:xfrm>
+                    <a:prstGeom prst="rect">
+                      <a:avLst/>
+                    </a:prstGeom>
+                    <a:noFill/>
+                    <a:ln w="9525">
+                      <a:noFill/>
+                      <a:headEnd/>
+                      <a:tailEnd/>
+                    </a:ln>
+                  </pic:spPr>
+                </pic:pic>
+              </a:graphicData>
+            </a:graphic>
+          </wp:inline>
+        </w:drawing>
+      </w:r>
+    </w:p>
+    <w:p>
+      <w:pPr>
+        <w:pStyle w:val="ImageCaption"/>
+      </w:pPr>
+      <w:r>
+        <w:t xml:space="preserve">图 2 极热无风条件下的源侧降容与荷侧需求增长</w:t>
+      </w:r>
+    </w:p>
+    <w:p>
+      <w:pPr>
+        <w:pStyle w:val="BodyText"/>
+      </w:pPr>
+      <w:r>
+        <w:t xml:space="preserve">图 2　极热无风条件下的源侧降容与荷侧需求增长</w:t>
+      </w:r>
+    </w:p>
+    <w:bookmarkEnd w:id="29"/>
+    <w:bookmarkEnd w:id="30"/>
+    <w:bookmarkStart w:id="34" w:name="iii.-基准运行状态的-dc-opfmiqp-模型"/>
     <w:p>
       <w:pPr>
         <w:pStyle w:val="Heading2"/>
@@ -2763,7 +2905,7 @@
         <w:t xml:space="preserve">在极热无风场景下，本文首先求解无元件故障的源荷失衡基准最优潮流。由于基准 OPF 描述的是极端气象冲击后的静态运行快照，且未知上一时刻机组实际出力，基准 OPF 不施加爬坡约束；故障后 OPF 则以该基准出力为爬坡参考。</w:t>
       </w:r>
     </w:p>
-    <w:bookmarkStart w:id="25" w:name="a.-决策变量与目标函数"/>
+    <w:bookmarkStart w:id="31" w:name="a.-决策变量与目标函数"/>
     <w:p>
       <w:pPr>
         <w:pStyle w:val="Heading3"/>
@@ -3173,8 +3315,8 @@
         <w:t xml:space="preserve">由于目标函数含机组二次发电成本，且火电启停状态为二进制变量，该模型为混合整数二次规划（MIQP）。MATLAB 主实现采用 Gurobi 求解，Python 验证实现通过枚举火电启停组合并求解连续二次规划复现同一模型。</w:t>
       </w:r>
     </w:p>
-    <w:bookmarkEnd w:id="25"/>
-    <w:bookmarkStart w:id="26" w:name="b.-直流潮流约束"/>
+    <w:bookmarkEnd w:id="31"/>
+    <w:bookmarkStart w:id="32" w:name="b.-直流潮流约束"/>
     <w:p>
       <w:pPr>
         <w:pStyle w:val="Heading3"/>
@@ -3820,8 +3962,8 @@
         </m:oMath>
       </m:oMathPara>
     </w:p>
-    <w:bookmarkEnd w:id="26"/>
-    <w:bookmarkStart w:id="27" w:name="c.-源侧运行约束"/>
+    <w:bookmarkEnd w:id="32"/>
+    <w:bookmarkStart w:id="33" w:name="c.-源侧运行约束"/>
     <w:p>
       <w:pPr>
         <w:pStyle w:val="Heading3"/>
@@ -4348,9 +4490,9 @@
         <w:t xml:space="preserve">水电、风电和光伏机组均以连续变量形式参与优化，分别受式 (3)–(5) 给出的极热可用出力上限约束。风电和光伏可在可用出力范围内弃风弃光，水电受枯水可用出力和单时段能量上限约束。</w:t>
       </w:r>
     </w:p>
-    <w:bookmarkEnd w:id="27"/>
-    <w:bookmarkEnd w:id="28"/>
-    <w:bookmarkStart w:id="32" w:name="iv.-极热条件下元件热故障概率模型"/>
+    <w:bookmarkEnd w:id="33"/>
+    <w:bookmarkEnd w:id="34"/>
+    <w:bookmarkStart w:id="38" w:name="iv.-极热条件下元件热故障概率模型"/>
     <w:p>
       <w:pPr>
         <w:pStyle w:val="Heading2"/>
@@ -4468,7 +4610,7 @@
         </m:oMath>
       </m:oMathPara>
     </w:p>
-    <w:bookmarkStart w:id="29" w:name="a.-节点变压器故障概率"/>
+    <w:bookmarkStart w:id="35" w:name="a.-节点变压器故障概率"/>
     <w:p>
       <w:pPr>
         <w:pStyle w:val="Heading3"/>
@@ -5124,8 +5266,8 @@
         </m:oMath>
       </m:oMathPara>
     </w:p>
-    <w:bookmarkEnd w:id="29"/>
-    <w:bookmarkStart w:id="30" w:name="b.-发电机故障概率"/>
+    <w:bookmarkEnd w:id="35"/>
+    <w:bookmarkStart w:id="36" w:name="b.-发电机故障概率"/>
     <w:p>
       <w:pPr>
         <w:pStyle w:val="Heading3"/>
@@ -5707,8 +5849,8 @@
         <w:t xml:space="preserve">为有效温度应力。火电、水电和风电取环境温度，光伏取电池温度，以反映光伏组件和逆变设备在高温下可靠性降低的影响。</w:t>
       </w:r>
     </w:p>
-    <w:bookmarkEnd w:id="30"/>
-    <w:bookmarkStart w:id="31" w:name="c.-线路故障概率"/>
+    <w:bookmarkEnd w:id="36"/>
+    <w:bookmarkStart w:id="37" w:name="c.-线路故障概率"/>
     <w:p>
       <w:pPr>
         <w:pStyle w:val="Heading3"/>
@@ -6267,9 +6409,9 @@
         <w:t xml:space="preserve">分别为温度应力和过载应力系数。该模型能够反映极热、无风和强辐照条件下导线散热能力下降、导线温度升高以及过载风险增加对线路停运概率的影响。</w:t>
       </w:r>
     </w:p>
-    <w:bookmarkEnd w:id="31"/>
-    <w:bookmarkEnd w:id="32"/>
-    <w:bookmarkStart w:id="36" w:name="v.-蒙特卡洛故障场景与故障后-opf-遍历"/>
+    <w:bookmarkEnd w:id="37"/>
+    <w:bookmarkEnd w:id="38"/>
+    <w:bookmarkStart w:id="42" w:name="v.-蒙特卡洛故障场景与故障后-opf-遍历"/>
     <w:p>
       <w:pPr>
         <w:pStyle w:val="Heading2"/>
@@ -6278,7 +6420,7 @@
         <w:t xml:space="preserve">V. 蒙特卡洛故障场景与故障后 OPF 遍历</w:t>
       </w:r>
     </w:p>
-    <w:bookmarkStart w:id="33" w:name="a.-故障场景抽样"/>
+    <w:bookmarkStart w:id="39" w:name="a.-故障场景抽样"/>
     <w:p>
       <w:pPr>
         <w:pStyle w:val="Heading3"/>
@@ -7081,8 +7223,8 @@
         <w:t xml:space="preserve">该场景集可用于后续故障后 OPF、失负荷统计和系统风险分布估计。</w:t>
       </w:r>
     </w:p>
-    <w:bookmarkEnd w:id="33"/>
-    <w:bookmarkStart w:id="34" w:name="b.-故障映射规则"/>
+    <w:bookmarkEnd w:id="39"/>
+    <w:bookmarkStart w:id="40" w:name="b.-故障映射规则"/>
     <w:p>
       <w:pPr>
         <w:pStyle w:val="Heading3"/>
@@ -7563,8 +7705,8 @@
         <w:t xml:space="preserve">该映射将节点变压器故障转化为相关支路的拓扑退出，从而在 DC-OPF 中刻画节点供电通道受损的影响。</w:t>
       </w:r>
     </w:p>
-    <w:bookmarkEnd w:id="34"/>
-    <w:bookmarkStart w:id="35" w:name="c.-故障后-opf-模型"/>
+    <w:bookmarkEnd w:id="40"/>
+    <w:bookmarkStart w:id="41" w:name="c.-故障后-opf-模型"/>
     <w:p>
       <w:pPr>
         <w:pStyle w:val="Heading3"/>
@@ -8335,9 +8477,9 @@
         <w:t xml:space="preserve">水电机组不设置启停变量，但在故障后 OPF 中按基准水电出力施加爬坡区间。引入火电启停变量后，若网络故障导致局部孤岛负荷不足，火电机组可通过停机避免最小出力约束造成不可行，从而提高故障后 OPF 的可解性。</w:t>
       </w:r>
     </w:p>
-    <w:bookmarkEnd w:id="35"/>
-    <w:bookmarkEnd w:id="36"/>
-    <w:bookmarkStart w:id="42" w:name="vi.-算例设置与结果分析"/>
+    <w:bookmarkEnd w:id="41"/>
+    <w:bookmarkEnd w:id="42"/>
+    <w:bookmarkStart w:id="66" w:name="vi.-算例设置与结果分析"/>
     <w:p>
       <w:pPr>
         <w:pStyle w:val="Heading2"/>
@@ -8346,7 +8488,7 @@
         <w:t xml:space="preserve">VI. 算例设置与结果分析</w:t>
       </w:r>
     </w:p>
-    <w:bookmarkStart w:id="37" w:name="a.-修改版-ieee-39-节点系统"/>
+    <w:bookmarkStart w:id="43" w:name="a.-修改版-ieee-39-节点系统"/>
     <w:p>
       <w:pPr>
         <w:pStyle w:val="Heading3"/>
@@ -8606,8 +8748,8 @@
         </w:tc>
       </w:tr>
     </w:tbl>
-    <w:bookmarkEnd w:id="37"/>
-    <w:bookmarkStart w:id="38" w:name="b.-基准-opf-结果"/>
+    <w:bookmarkEnd w:id="43"/>
+    <w:bookmarkStart w:id="50" w:name="b.-基准-opf-结果"/>
     <w:p>
       <w:pPr>
         <w:pStyle w:val="Heading3"/>
@@ -8984,8 +9126,150 @@
         <w:t xml:space="preserve">从机组出力看，水电、光伏和多数火电机组接近或达到极热修正后的可用上限，风电出力为零，表明系统在该场景下已处于源侧能力紧张状态。基准 OPF 不施加爬坡约束，火电调度下界取最小技术出力；故障后分析再以该基准出力作为爬坡中心。</w:t>
       </w:r>
     </w:p>
-    <w:bookmarkEnd w:id="38"/>
-    <w:bookmarkStart w:id="39" w:name="c.-故障概率与蒙特卡洛场景"/>
+    <w:p>
+      <w:pPr>
+        <w:pStyle w:val="BodyText"/>
+      </w:pPr>
+      <w:r>
+        <w:t xml:space="preserve">基准 OPF 的机组调度结果如图 3 所示。由图 3(a) 可见，除受网络安全约束限制的燃气机组外，其余可调机组均运行在极热修正后的调度上界附近；由图 3(b) 可见，四类电源中风电可用出力降至零，光伏与水电分别折减至约 74% 和 85%，火电降容幅度相对较小。</w:t>
+      </w:r>
+    </w:p>
+    <w:p>
+      <w:pPr>
+        <w:pStyle w:val="CaptionedFigure"/>
+      </w:pPr>
+      <w:r>
+        <w:drawing>
+          <wp:inline>
+            <wp:extent cx="5334000" cy="1937953"/>
+            <wp:effectExtent b="0" l="0" r="0" t="0"/>
+            <wp:docPr descr="图 3 极热无风基准 OPF 调度结果" title="" id="45" name="Picture"/>
+            <a:graphic>
+              <a:graphicData uri="http://schemas.openxmlformats.org/drawingml/2006/picture">
+                <pic:pic>
+                  <pic:nvPicPr>
+                    <pic:cNvPr descr="figures/fig3_baseline_dispatch.png" id="46" name="Picture"/>
+                    <pic:cNvPicPr>
+                      <a:picLocks noChangeArrowheads="1" noChangeAspect="1"/>
+                    </pic:cNvPicPr>
+                  </pic:nvPicPr>
+                  <pic:blipFill>
+                    <a:blip r:embed="rId44"/>
+                    <a:stretch>
+                      <a:fillRect/>
+                    </a:stretch>
+                  </pic:blipFill>
+                  <pic:spPr bwMode="auto">
+                    <a:xfrm>
+                      <a:off x="0" y="0"/>
+                      <a:ext cx="5334000" cy="1937953"/>
+                    </a:xfrm>
+                    <a:prstGeom prst="rect">
+                      <a:avLst/>
+                    </a:prstGeom>
+                    <a:noFill/>
+                    <a:ln w="9525">
+                      <a:noFill/>
+                      <a:headEnd/>
+                      <a:tailEnd/>
+                    </a:ln>
+                  </pic:spPr>
+                </pic:pic>
+              </a:graphicData>
+            </a:graphic>
+          </wp:inline>
+        </w:drawing>
+      </w:r>
+    </w:p>
+    <w:p>
+      <w:pPr>
+        <w:pStyle w:val="ImageCaption"/>
+      </w:pPr>
+      <w:r>
+        <w:t xml:space="preserve">图 3 极热无风基准 OPF 调度结果</w:t>
+      </w:r>
+    </w:p>
+    <w:p>
+      <w:pPr>
+        <w:pStyle w:val="BodyText"/>
+      </w:pPr>
+      <w:r>
+        <w:t xml:space="preserve">图 3　极热无风基准 OPF 调度结果</w:t>
+      </w:r>
+    </w:p>
+    <w:p>
+      <w:pPr>
+        <w:pStyle w:val="BodyText"/>
+      </w:pPr>
+      <w:r>
+        <w:t xml:space="preserve">基准 OPF 的切负荷分布如图 4 所示。由图 4(a) 可见，切负荷分散于各负荷节点，且均来自三级可中断负荷；由图 4(b) 可见，一级和二级负荷切除量均为零，验证了分级惩罚机制对关键负荷的保障作用。</w:t>
+      </w:r>
+    </w:p>
+    <w:p>
+      <w:pPr>
+        <w:pStyle w:val="CaptionedFigure"/>
+      </w:pPr>
+      <w:r>
+        <w:drawing>
+          <wp:inline>
+            <wp:extent cx="5334000" cy="1835028"/>
+            <wp:effectExtent b="0" l="0" r="0" t="0"/>
+            <wp:docPr descr="图 4 基准 OPF 的分级切负荷结果" title="" id="48" name="Picture"/>
+            <a:graphic>
+              <a:graphicData uri="http://schemas.openxmlformats.org/drawingml/2006/picture">
+                <pic:pic>
+                  <pic:nvPicPr>
+                    <pic:cNvPr descr="figures/fig4_load_shedding.png" id="49" name="Picture"/>
+                    <pic:cNvPicPr>
+                      <a:picLocks noChangeArrowheads="1" noChangeAspect="1"/>
+                    </pic:cNvPicPr>
+                  </pic:nvPicPr>
+                  <pic:blipFill>
+                    <a:blip r:embed="rId47"/>
+                    <a:stretch>
+                      <a:fillRect/>
+                    </a:stretch>
+                  </pic:blipFill>
+                  <pic:spPr bwMode="auto">
+                    <a:xfrm>
+                      <a:off x="0" y="0"/>
+                      <a:ext cx="5334000" cy="1835028"/>
+                    </a:xfrm>
+                    <a:prstGeom prst="rect">
+                      <a:avLst/>
+                    </a:prstGeom>
+                    <a:noFill/>
+                    <a:ln w="9525">
+                      <a:noFill/>
+                      <a:headEnd/>
+                      <a:tailEnd/>
+                    </a:ln>
+                  </pic:spPr>
+                </pic:pic>
+              </a:graphicData>
+            </a:graphic>
+          </wp:inline>
+        </w:drawing>
+      </w:r>
+    </w:p>
+    <w:p>
+      <w:pPr>
+        <w:pStyle w:val="ImageCaption"/>
+      </w:pPr>
+      <w:r>
+        <w:t xml:space="preserve">图 4 基准 OPF 的分级切负荷结果</w:t>
+      </w:r>
+    </w:p>
+    <w:p>
+      <w:pPr>
+        <w:pStyle w:val="BodyText"/>
+      </w:pPr>
+      <w:r>
+        <w:t xml:space="preserve">图 4　基准 OPF 的分级切负荷结果</w:t>
+      </w:r>
+    </w:p>
+    <w:bookmarkEnd w:id="50"/>
+    <w:bookmarkStart w:id="57" w:name="c.-故障概率与蒙特卡洛场景"/>
     <w:p>
       <w:pPr>
         <w:pStyle w:val="Heading3"/>
@@ -9271,8 +9555,150 @@
         </w:tc>
       </w:tr>
     </w:tbl>
-    <w:bookmarkEnd w:id="39"/>
-    <w:bookmarkStart w:id="40" w:name="d.-故障后-opf-遍历结果"/>
+    <w:p>
+      <w:pPr>
+        <w:pStyle w:val="BodyText"/>
+      </w:pPr>
+      <w:r>
+        <w:t xml:space="preserve">三类元件的故障概率计算结果如图 5 所示。由图 5(a) 可见，燃气机组因温度敏感系数较大且出力率较高，故障概率明显高于其他机组；由图 5(b) 可见，线路故障概率随负载率升高而显著上升，满载断面对应的导线温度已超过连续运行温度限值；由图 5(c) 可见，发电机故障概率整体高于线路和节点变压器，是本算例中主导的故障来源。</w:t>
+      </w:r>
+    </w:p>
+    <w:p>
+      <w:pPr>
+        <w:pStyle w:val="CaptionedFigure"/>
+      </w:pPr>
+      <w:r>
+        <w:drawing>
+          <wp:inline>
+            <wp:extent cx="5334000" cy="1713353"/>
+            <wp:effectExtent b="0" l="0" r="0" t="0"/>
+            <wp:docPr descr="图 5 极热条件下三类元件的热故障概率" title="" id="52" name="Picture"/>
+            <a:graphic>
+              <a:graphicData uri="http://schemas.openxmlformats.org/drawingml/2006/picture">
+                <pic:pic>
+                  <pic:nvPicPr>
+                    <pic:cNvPr descr="figures/fig5_fault_probability.png" id="53" name="Picture"/>
+                    <pic:cNvPicPr>
+                      <a:picLocks noChangeArrowheads="1" noChangeAspect="1"/>
+                    </pic:cNvPicPr>
+                  </pic:nvPicPr>
+                  <pic:blipFill>
+                    <a:blip r:embed="rId51"/>
+                    <a:stretch>
+                      <a:fillRect/>
+                    </a:stretch>
+                  </pic:blipFill>
+                  <pic:spPr bwMode="auto">
+                    <a:xfrm>
+                      <a:off x="0" y="0"/>
+                      <a:ext cx="5334000" cy="1713353"/>
+                    </a:xfrm>
+                    <a:prstGeom prst="rect">
+                      <a:avLst/>
+                    </a:prstGeom>
+                    <a:noFill/>
+                    <a:ln w="9525">
+                      <a:noFill/>
+                      <a:headEnd/>
+                      <a:tailEnd/>
+                    </a:ln>
+                  </pic:spPr>
+                </pic:pic>
+              </a:graphicData>
+            </a:graphic>
+          </wp:inline>
+        </w:drawing>
+      </w:r>
+    </w:p>
+    <w:p>
+      <w:pPr>
+        <w:pStyle w:val="ImageCaption"/>
+      </w:pPr>
+      <w:r>
+        <w:t xml:space="preserve">图 5 极热条件下三类元件的热故障概率</w:t>
+      </w:r>
+    </w:p>
+    <w:p>
+      <w:pPr>
+        <w:pStyle w:val="BodyText"/>
+      </w:pPr>
+      <w:r>
+        <w:t xml:space="preserve">图 5　极热条件下三类元件的热故障概率</w:t>
+      </w:r>
+    </w:p>
+    <w:p>
+      <w:pPr>
+        <w:pStyle w:val="BodyText"/>
+      </w:pPr>
+      <w:r>
+        <w:t xml:space="preserve">蒙特卡洛抽样结果如图 6 所示。由图 6(a) 可见，约 68.5% 的场景不含故障元件，含单一故障的场景占 26.6%，多重故障场景占比较小但构成尾部风险的主要来源；由图 6(b) 可见，发电机故障事件占全部故障事件的 70.2%；由图 6(c) 可见，各元件的抽样经验频率与理论故障概率基本吻合，验证了抽样过程的正确性。</w:t>
+      </w:r>
+    </w:p>
+    <w:p>
+      <w:pPr>
+        <w:pStyle w:val="CaptionedFigure"/>
+      </w:pPr>
+      <w:r>
+        <w:drawing>
+          <wp:inline>
+            <wp:extent cx="5334000" cy="1714643"/>
+            <wp:effectExtent b="0" l="0" r="0" t="0"/>
+            <wp:docPr descr="图 6 蒙特卡洛故障场景抽样结果" title="" id="55" name="Picture"/>
+            <a:graphic>
+              <a:graphicData uri="http://schemas.openxmlformats.org/drawingml/2006/picture">
+                <pic:pic>
+                  <pic:nvPicPr>
+                    <pic:cNvPr descr="figures/fig6_monte_carlo.png" id="56" name="Picture"/>
+                    <pic:cNvPicPr>
+                      <a:picLocks noChangeArrowheads="1" noChangeAspect="1"/>
+                    </pic:cNvPicPr>
+                  </pic:nvPicPr>
+                  <pic:blipFill>
+                    <a:blip r:embed="rId54"/>
+                    <a:stretch>
+                      <a:fillRect/>
+                    </a:stretch>
+                  </pic:blipFill>
+                  <pic:spPr bwMode="auto">
+                    <a:xfrm>
+                      <a:off x="0" y="0"/>
+                      <a:ext cx="5334000" cy="1714643"/>
+                    </a:xfrm>
+                    <a:prstGeom prst="rect">
+                      <a:avLst/>
+                    </a:prstGeom>
+                    <a:noFill/>
+                    <a:ln w="9525">
+                      <a:noFill/>
+                      <a:headEnd/>
+                      <a:tailEnd/>
+                    </a:ln>
+                  </pic:spPr>
+                </pic:pic>
+              </a:graphicData>
+            </a:graphic>
+          </wp:inline>
+        </w:drawing>
+      </w:r>
+    </w:p>
+    <w:p>
+      <w:pPr>
+        <w:pStyle w:val="ImageCaption"/>
+      </w:pPr>
+      <w:r>
+        <w:t xml:space="preserve">图 6 蒙特卡洛故障场景抽样结果</w:t>
+      </w:r>
+    </w:p>
+    <w:p>
+      <w:pPr>
+        <w:pStyle w:val="BodyText"/>
+      </w:pPr>
+      <w:r>
+        <w:t xml:space="preserve">图 6　蒙特卡洛故障场景抽样结果（2000 × 85）</w:t>
+      </w:r>
+    </w:p>
+    <w:bookmarkEnd w:id="57"/>
+    <w:bookmarkStart w:id="64" w:name="d.-故障后-opf-遍历结果"/>
     <w:p>
       <w:pPr>
         <w:pStyle w:val="Heading3"/>
@@ -9781,8 +10207,150 @@
         <w:t xml:space="preserve">结果表明，多数场景未显著增加基准切负荷，但高分位和最大值场景显示出显著尾部风险。高切负荷场景主要由大容量火电机组故障或停机、关键支路退出以及节点变压器故障引发的网络可达性下降共同造成。统计中共有 388 个场景出现至少一台火电关停，包括故障强制停机和孤岛安全停机。这说明火电启停变量不仅是求解可行性的技术处理，也反映了极端故障后系统运行方式的必要调整。</w:t>
       </w:r>
     </w:p>
-    <w:bookmarkEnd w:id="40"/>
-    <w:bookmarkStart w:id="41" w:name="e.-交叉验证与实现一致性"/>
+    <w:p>
+      <w:pPr>
+        <w:pStyle w:val="BodyText"/>
+      </w:pPr>
+      <w:r>
+        <w:t xml:space="preserve">切负荷的统计分布如图 7 所示。由图 7(a) 可见，切负荷呈明显的右偏分布，大量场景集中于基准切负荷附近，而少数场景切负荷显著增大；由图 7(b) 可见，经验累积分布在约 75% 分位处出现明显拐点，此后曲线迅速右移，表明系统风险主要集中在分布尾部；由图 7(c) 可见，90% 分位以上场景的故障新增切负荷已超过基准切负荷本身。</w:t>
+      </w:r>
+    </w:p>
+    <w:p>
+      <w:pPr>
+        <w:pStyle w:val="CaptionedFigure"/>
+      </w:pPr>
+      <w:r>
+        <w:drawing>
+          <wp:inline>
+            <wp:extent cx="5334000" cy="1728806"/>
+            <wp:effectExtent b="0" l="0" r="0" t="0"/>
+            <wp:docPr descr="图 7 2000 个热故障场景的切负荷分布" title="" id="59" name="Picture"/>
+            <a:graphic>
+              <a:graphicData uri="http://schemas.openxmlformats.org/drawingml/2006/picture">
+                <pic:pic>
+                  <pic:nvPicPr>
+                    <pic:cNvPr descr="figures/fig7_shedding_distribution.png" id="60" name="Picture"/>
+                    <pic:cNvPicPr>
+                      <a:picLocks noChangeArrowheads="1" noChangeAspect="1"/>
+                    </pic:cNvPicPr>
+                  </pic:nvPicPr>
+                  <pic:blipFill>
+                    <a:blip r:embed="rId58"/>
+                    <a:stretch>
+                      <a:fillRect/>
+                    </a:stretch>
+                  </pic:blipFill>
+                  <pic:spPr bwMode="auto">
+                    <a:xfrm>
+                      <a:off x="0" y="0"/>
+                      <a:ext cx="5334000" cy="1728806"/>
+                    </a:xfrm>
+                    <a:prstGeom prst="rect">
+                      <a:avLst/>
+                    </a:prstGeom>
+                    <a:noFill/>
+                    <a:ln w="9525">
+                      <a:noFill/>
+                      <a:headEnd/>
+                      <a:tailEnd/>
+                    </a:ln>
+                  </pic:spPr>
+                </pic:pic>
+              </a:graphicData>
+            </a:graphic>
+          </wp:inline>
+        </w:drawing>
+      </w:r>
+    </w:p>
+    <w:p>
+      <w:pPr>
+        <w:pStyle w:val="ImageCaption"/>
+      </w:pPr>
+      <w:r>
+        <w:t xml:space="preserve">图 7 2000 个热故障场景的切负荷分布</w:t>
+      </w:r>
+    </w:p>
+    <w:p>
+      <w:pPr>
+        <w:pStyle w:val="BodyText"/>
+      </w:pPr>
+      <w:r>
+        <w:t xml:space="preserve">图 7　2000 个热故障场景的切负荷分布</w:t>
+      </w:r>
+    </w:p>
+    <w:p>
+      <w:pPr>
+        <w:pStyle w:val="BodyText"/>
+      </w:pPr>
+      <w:r>
+        <w:t xml:space="preserve">为进一步识别风险主导因素，图 8 给出了切负荷与故障构成之间的关系。由图 8(a) 可见，切负荷随故障发电机台数增加而单调上升，三台机组同时故障时切负荷中位数接近 2900 MW；由图 8(b) 可见，网络类故障在引发火电停机时会进一步放大切负荷；由图 8(c) 可见，电源故障对切负荷的影响强于单纯的网络故障，而电源与网络故障同时发生的场景对应最高的切负荷水平。</w:t>
+      </w:r>
+    </w:p>
+    <w:p>
+      <w:pPr>
+        <w:pStyle w:val="CaptionedFigure"/>
+      </w:pPr>
+      <w:r>
+        <w:drawing>
+          <wp:inline>
+            <wp:extent cx="5334000" cy="1729660"/>
+            <wp:effectExtent b="0" l="0" r="0" t="0"/>
+            <wp:docPr descr="图 8 切负荷风险的主导因素分析" title="" id="62" name="Picture"/>
+            <a:graphic>
+              <a:graphicData uri="http://schemas.openxmlformats.org/drawingml/2006/picture">
+                <pic:pic>
+                  <pic:nvPicPr>
+                    <pic:cNvPr descr="figures/fig8_risk_drivers.png" id="63" name="Picture"/>
+                    <pic:cNvPicPr>
+                      <a:picLocks noChangeArrowheads="1" noChangeAspect="1"/>
+                    </pic:cNvPicPr>
+                  </pic:nvPicPr>
+                  <pic:blipFill>
+                    <a:blip r:embed="rId61"/>
+                    <a:stretch>
+                      <a:fillRect/>
+                    </a:stretch>
+                  </pic:blipFill>
+                  <pic:spPr bwMode="auto">
+                    <a:xfrm>
+                      <a:off x="0" y="0"/>
+                      <a:ext cx="5334000" cy="1729660"/>
+                    </a:xfrm>
+                    <a:prstGeom prst="rect">
+                      <a:avLst/>
+                    </a:prstGeom>
+                    <a:noFill/>
+                    <a:ln w="9525">
+                      <a:noFill/>
+                      <a:headEnd/>
+                      <a:tailEnd/>
+                    </a:ln>
+                  </pic:spPr>
+                </pic:pic>
+              </a:graphicData>
+            </a:graphic>
+          </wp:inline>
+        </w:drawing>
+      </w:r>
+    </w:p>
+    <w:p>
+      <w:pPr>
+        <w:pStyle w:val="ImageCaption"/>
+      </w:pPr>
+      <w:r>
+        <w:t xml:space="preserve">图 8 切负荷风险的主导因素分析</w:t>
+      </w:r>
+    </w:p>
+    <w:p>
+      <w:pPr>
+        <w:pStyle w:val="BodyText"/>
+      </w:pPr>
+      <w:r>
+        <w:t xml:space="preserve">图 8　切负荷风险的主导因素分析</w:t>
+      </w:r>
+    </w:p>
+    <w:bookmarkEnd w:id="64"/>
+    <w:bookmarkStart w:id="65" w:name="e.-交叉验证与实现一致性"/>
     <w:p>
       <w:pPr>
         <w:pStyle w:val="Heading3"/>
@@ -9799,9 +10367,9 @@
         <w:t xml:space="preserve">本文同时给出 MATLAB/Gurobi 主实现和 Python 开源验证实现。MATLAB 版本负责模型装配和 MIQP 求解，Python 版本通过枚举火电启停组合并求解连续二次规划复现同一优化模型；矩阵形式验证脚本进一步逐元素对比 Gurobi 标准型装配。基准 OPF、故障概率、蒙特卡洛场景和故障后 OPF 的结果文件均由脚本生成，保证了算例流程的可复现性。</w:t>
       </w:r>
     </w:p>
-    <w:bookmarkEnd w:id="41"/>
-    <w:bookmarkEnd w:id="42"/>
-    <w:bookmarkStart w:id="43" w:name="vii.-结论"/>
+    <w:bookmarkEnd w:id="65"/>
+    <w:bookmarkEnd w:id="66"/>
+    <w:bookmarkStart w:id="67" w:name="vii.-结论"/>
     <w:p>
       <w:pPr>
         <w:pStyle w:val="Heading2"/>
@@ -9834,8 +10402,8 @@
         <w:t xml:space="preserve">后续研究可进一步从以下方面拓展：一是引入交流潮流模型以更准确刻画电压、无功和变压器视在负载；二是考虑时序多阶段调度、储能和需求响应对极热风险的缓解作用；三是将实际气象场、设备状态和运维数据融入故障概率参数辨识，以增强模型在实际电网中的适用性。</w:t>
       </w:r>
     </w:p>
-    <w:bookmarkEnd w:id="43"/>
-    <w:bookmarkStart w:id="44" w:name="参考文献"/>
+    <w:bookmarkEnd w:id="67"/>
+    <w:bookmarkStart w:id="68" w:name="参考文献"/>
     <w:p>
       <w:pPr>
         <w:pStyle w:val="Heading2"/>
@@ -10597,8 +11165,8 @@
         <w:t xml:space="preserve">, vol. 10, no. 7, pp. 1582-1588, 2016.</w:t>
       </w:r>
     </w:p>
-    <w:bookmarkEnd w:id="44"/>
-    <w:bookmarkEnd w:id="45"/>
+    <w:bookmarkEnd w:id="68"/>
+    <w:bookmarkEnd w:id="69"/>
     <w:sectPr/>
   </w:body>
 </w:document>

--- a/docs/word/07_极热无风源荷失衡与热故障耦合风险评估论文初稿.docx
+++ b/docs/word/07_极热无风源荷失衡与热故障耦合风险评估论文初稿.docx
@@ -2,63 +2,6 @@
 <file path=word/document.xml><?xml version="1.0" encoding="utf-8"?>
 <w:document xmlns:w="http://schemas.openxmlformats.org/wordprocessingml/2006/main" xmlns:m="http://schemas.openxmlformats.org/officeDocument/2006/math" xmlns:r="http://schemas.openxmlformats.org/officeDocument/2006/relationships" xmlns:o="urn:schemas-microsoft-com:office:office" xmlns:v="urn:schemas-microsoft-com:vml" xmlns:w10="urn:schemas-microsoft-com:office:word" xmlns:a="http://schemas.openxmlformats.org/drawingml/2006/main" xmlns:pic="http://schemas.openxmlformats.org/drawingml/2006/picture" xmlns:wp="http://schemas.openxmlformats.org/drawingml/2006/wordprocessingDrawing">
   <w:body>
-    <w:p>
-      <w:pPr>
-        <w:pStyle w:val="BlockText"/>
-      </w:pPr>
-      <w:r>
-        <w:t xml:space="preserve">公式格式说明：本文公式采用 Microsoft Word 公式编辑器的</w:t>
-      </w:r>
-      <w:r>
-        <w:t xml:space="preserve"> </w:t>
-      </w:r>
-      <w:r>
-        <w:rPr>
-          <w:bCs/>
-          <w:b/>
-        </w:rPr>
-        <w:t xml:space="preserve">UnicodeMath 线性格式</w:t>
-      </w:r>
-      <w:r>
-        <w:t xml:space="preserve">。</w:t>
-      </w:r>
-      <w:r>
-        <w:t xml:space="preserve"> </w:t>
-      </w:r>
-      <w:r>
-        <w:t xml:space="preserve">在 Word 中按</w:t>
-      </w:r>
-      <w:r>
-        <w:t xml:space="preserve"> </w:t>
-      </w:r>
-      <w:r>
-        <w:rPr>
-          <w:rStyle w:val="VerbatimChar"/>
-        </w:rPr>
-        <w:t xml:space="preserve">Alt+=</w:t>
-      </w:r>
-      <w:r>
-        <w:t xml:space="preserve"> </w:t>
-      </w:r>
-      <w:r>
-        <w:t xml:space="preserve">打开公式框，粘贴</w:t>
-      </w:r>
-      <w:r>
-        <w:t xml:space="preserve"> </w:t>
-      </w:r>
-      <w:r>
-        <w:rPr>
-          <w:rStyle w:val="VerbatimChar"/>
-        </w:rPr>
-        <w:t xml:space="preserve">word</w:t>
-      </w:r>
-      <w:r>
-        <w:t xml:space="preserve"> </w:t>
-      </w:r>
-      <w:r>
-        <w:t xml:space="preserve">代码块中的内容后按空格即可生成专业格式公式。</w:t>
-      </w:r>
-    </w:p>
     <w:bookmarkStart w:id="69" w:name="计及源荷失衡与热故障耦合的极热无风电力系统风险评估方法"/>
     <w:p>
       <w:pPr>
@@ -140,7 +83,159 @@
         <w:pStyle w:val="FirstParagraph"/>
       </w:pPr>
       <w:r>
-        <w:t xml:space="preserve">（按写作要求，本节暂不展开。后续可补充极端高温与静风复合灾害的研究背景、国内外韧性评估与最优潮流研究现状、热故障概率建模进展以及本文创新点。）</w:t>
+        <w:t xml:space="preserve">近年来，全球灾害性极端天气频发，对电网的安全稳定运行构成严峻挑战。例如，2022年夏季四川省遭遇极端高温，造成该省日缺电力1700万kW、日缺电量3.7亿kW·h</w:t>
+      </w:r>
+      <w:r>
+        <w:t xml:space="preserve">[1]</w:t>
+      </w:r>
+      <w:r>
+        <w:t xml:space="preserve">；2021年美国得克萨斯州冬季风暴引发大停电，导致超过330万人无法正常用电，电价飙升，部分电力运营商陷入破产</w:t>
+      </w:r>
+      <w:r>
+        <w:t xml:space="preserve">[2]</w:t>
+      </w:r>
+      <w:r>
+        <w:t xml:space="preserve">。在此背景下，韧性电网的概念应运而生</w:t>
+      </w:r>
+      <w:r>
+        <w:t xml:space="preserve">[3]</w:t>
+      </w:r>
+      <w:r>
+        <w:t xml:space="preserve">。目前，韧性要求已逐步写入国家政策与国际标准：芬兰《电力法》明确规定，由风暴或降雪引起的电力中断，城区恢复时间不得超过6小时，其他地区不得超过36小时</w:t>
+      </w:r>
+      <w:r>
+        <w:t xml:space="preserve">[4]</w:t>
+      </w:r>
+      <w:r>
+        <w:t xml:space="preserve">；英国天然气与电力市场办公室（Ofgem）的韧性框架则采用“按负荷优先级计算的切负荷成本”，以尽可能降低极端天气事件下重要负荷的停电风险</w:t>
+      </w:r>
+      <w:r>
+        <w:t xml:space="preserve">[4]</w:t>
+      </w:r>
+      <w:r>
+        <w:t xml:space="preserve">。</w:t>
+      </w:r>
+    </w:p>
+    <w:p>
+      <w:pPr>
+        <w:pStyle w:val="BodyText"/>
+      </w:pPr>
+      <w:r>
+        <w:t xml:space="preserve">国内外学者围绕电力系统韧性提升已开展大量研究。例如，文献</w:t>
+      </w:r>
+      <w:r>
+        <w:t xml:space="preserve">[5]</w:t>
+      </w:r>
+      <w:r>
+        <w:t xml:space="preserve">提出了一种结合预防控制和虚拟振荡器（VO）技术的多层级运行方法，用以增强极端天气下电力系统的韧性；文献</w:t>
+      </w:r>
+      <w:r>
+        <w:t xml:space="preserve">[6]</w:t>
+      </w:r>
+      <w:r>
+        <w:t xml:space="preserve">提出了基于最优潮流与序贯蒙特卡洛仿真的概率性多时段、多区域韧性评估方法；文献</w:t>
+      </w:r>
+      <w:r>
+        <w:t xml:space="preserve">[2]</w:t>
+      </w:r>
+      <w:r>
+        <w:t xml:space="preserve">基于复杂网络理论构建实际电网拓扑模型，并在引入节点电压与线路电抗后将其转化为有向加权拓扑模型；文献</w:t>
+      </w:r>
+      <w:r>
+        <w:t xml:space="preserve">[7]</w:t>
+      </w:r>
+      <w:r>
+        <w:t xml:space="preserve">提出了统一的韧性评估与运行增强框架，包括极端天气对电力系统影响的评估流程以及基于风险的防御性孤岛划分算法；文献</w:t>
+      </w:r>
+      <w:r>
+        <w:t xml:space="preserve">[8]</w:t>
+      </w:r>
+      <w:r>
+        <w:t xml:space="preserve">进一步引入并量化了韧性“梯形”，通过时变韧性指标刻画事件不同阶段系统性能退化与恢复的关键特征。</w:t>
+      </w:r>
+    </w:p>
+    <w:p>
+      <w:pPr>
+        <w:pStyle w:val="BodyText"/>
+      </w:pPr>
+      <w:r>
+        <w:t xml:space="preserve">然而，现有研究对极热天气下电力系统韧性的关注仍相对不足，而极热天气的频发趋势已不容忽视：与1951—1980年相比，1980—2010年中国东部极端高温事件频率增长约400%，增速约为全球平均水平的2倍</w:t>
+      </w:r>
+      <w:r>
+        <w:t xml:space="preserve">[9]</w:t>
+      </w:r>
+      <w:r>
+        <w:t xml:space="preserve">；2010年东欧热浪覆盖约50%的欧洲大陆，打破近500年温度记录，致死超过55000人</w:t>
+      </w:r>
+      <w:r>
+        <w:t xml:space="preserve">[10]</w:t>
+      </w:r>
+      <w:r>
+        <w:t xml:space="preserve">。频发的极热天气还会显著加剧电力设备风险：极端高温下局部热点温度超过140℃可能引发变压器绝缘击穿</w:t>
+      </w:r>
+      <w:r>
+        <w:t xml:space="preserve">[11]</w:t>
+      </w:r>
+      <w:r>
+        <w:t xml:space="preserve">；光伏组件温度每升高1℃效率约下降0.5%，在极端高温（＞45℃）条件下逆变器停机风险可提升约300%</w:t>
+      </w:r>
+      <w:r>
+        <w:t xml:space="preserve">[12]</w:t>
+      </w:r>
+      <w:r>
+        <w:t xml:space="preserve">。现阶段针对极热环境的韧性提升研究主要包括：文献</w:t>
+      </w:r>
+      <w:r>
+        <w:t xml:space="preserve">[13]</w:t>
+      </w:r>
+      <w:r>
+        <w:t xml:space="preserve">建立了一组分段线性模型，刻画极端热浪与干旱事件对发电机组性能及系统负荷的影响；文献</w:t>
+      </w:r>
+      <w:r>
+        <w:t xml:space="preserve">[14]</w:t>
+      </w:r>
+      <w:r>
+        <w:t xml:space="preserve">基于差异化规划，分别针对脆弱线路和储能建立两阶段鲁棒优化模型；文献</w:t>
+      </w:r>
+      <w:r>
+        <w:t xml:space="preserve">[15]</w:t>
+      </w:r>
+      <w:r>
+        <w:t xml:space="preserve">统筹考虑极端高温灾害下电缆型配电网的故障特征、电缆故障处理措施与韧性提升措施在应对群发性故障时的协同作用；文献</w:t>
+      </w:r>
+      <w:r>
+        <w:t xml:space="preserve">[16]</w:t>
+      </w:r>
+      <w:r>
+        <w:t xml:space="preserve">结合深度学习秃鹰算法对源荷出力进行日前预测，并构建基于Wasserstein距离的源荷预测误差不确定集。</w:t>
+      </w:r>
+    </w:p>
+    <w:p>
+      <w:pPr>
+        <w:pStyle w:val="BodyText"/>
+      </w:pPr>
+      <w:r>
+        <w:t xml:space="preserve">总的来看，现有极热韧性研究仍存在以下不足：主要韧性提升措施集中于配电网应急电源调度</w:t>
+      </w:r>
+      <w:r>
+        <w:t xml:space="preserve">[15],[17]</w:t>
+      </w:r>
+      <w:r>
+        <w:t xml:space="preserve">，多用于缓解局部短时供电不足，难以适配极热条件下大面积停电与大规模缺电场景；文献</w:t>
+      </w:r>
+      <w:r>
+        <w:t xml:space="preserve">[15]</w:t>
+      </w:r>
+      <w:r>
+        <w:t xml:space="preserve">等主要关注线路、电缆接头等元件热故障，对源荷失衡考虑不足；同时，现有工作较少进一步刻画源荷失衡所带来的潮流分布不确定性增强，也尚未充分揭示热故障与源荷失衡之间的耦合机理，即：1）源荷失衡会使部分线路、变压器过载或重载运行，从而抬升其故障概率；2）线路、变压器等元件故障概率升高后，为避免过载而调整调度方式，又可能进一步加剧源荷失衡。</w:t>
+      </w:r>
+    </w:p>
+    <w:p>
+      <w:pPr>
+        <w:pStyle w:val="BodyText"/>
+      </w:pPr>
+      <w:r>
+        <w:t xml:space="preserve">为解决上述问题，本文提出一种计及热故障与源荷失衡耦合作用的极热无风电力系统失电风险评估方法。该方法首先建立四类电源降容与温敏负荷增长模型，量化极热无风条件下的确定性源荷缺口；其次构建含火电启停的直流最优潮流模型求解基准运行状态；再次建立变压器、发电机和线路的热故障概率模型，并通过蒙特卡洛抽样生成多元件故障场景；最后对故障后最优潮流进行遍历，统计切负荷分布及尾部风险，从而为极端气象条件下的运行风险评估与韧性提升提供量化依据。</w:t>
       </w:r>
     </w:p>
     <w:bookmarkEnd w:id="20"/>
@@ -241,48 +336,776 @@
         <w:t xml:space="preserve">火电机组在高温环境下受进气密度下降、循环冷却效率降低和凝汽器背压升高等因素影响，其最大可用出力下降</w:t>
       </w:r>
       <w:r>
-        <w:t xml:space="preserve">[1]–[3]</w:t>
-      </w:r>
-      <w:r>
-        <w:t xml:space="preserve">。对火电机组 【i∈G_(th)】，采用线性高温降容模型</w:t>
-      </w:r>
-    </w:p>
-    <w:p>
-      <w:pPr>
-        <w:pStyle w:val="SourceCode"/>
-      </w:pPr>
-      <w:r>
-        <w:rPr>
-          <w:rStyle w:val="VerbatimChar"/>
-        </w:rPr>
-        <w:t xml:space="preserve">(1)  P_(G,i)^(max)(T)=P_(G,i)^(rated) [1-α_i(T-T_(ref))]^+ ,</w:t>
-      </w:r>
+        <w:t xml:space="preserve">[18]–[20]</w:t>
+      </w:r>
+      <w:r>
+        <w:t xml:space="preserve">。对火电机组</w:t>
+      </w:r>
+      <w:r>
+        <w:t xml:space="preserve"> </w:t>
+      </w:r>
+      <m:oMath>
+        <m:r>
+          <m:t>i</m:t>
+        </m:r>
+        <m:r>
+          <m:rPr>
+            <m:sty m:val="p"/>
+          </m:rPr>
+          <m:t>∈</m:t>
+        </m:r>
+        <m:sSub>
+          <m:e>
+            <m:r>
+              <m:rPr>
+                <m:sty m:val="p"/>
+                <m:scr m:val="script"/>
+              </m:rPr>
+              <m:t>G</m:t>
+            </m:r>
+          </m:e>
+          <m:sub>
+            <m:r>
+              <m:rPr>
+                <m:sty m:val="p"/>
+              </m:rPr>
+              <m:t>t</m:t>
+            </m:r>
+            <m:r>
+              <m:rPr>
+                <m:sty m:val="p"/>
+              </m:rPr>
+              <m:t>h</m:t>
+            </m:r>
+          </m:sub>
+        </m:sSub>
+      </m:oMath>
+      <w:r>
+        <w:t xml:space="preserve">，采用线性高温降容模型</w:t>
+      </w:r>
+    </w:p>
+    <w:p>
+      <w:pPr>
+        <w:pStyle w:val="BodyText"/>
+      </w:pPr>
+      <m:oMathPara>
+        <m:oMathParaPr>
+          <m:jc m:val="center"/>
+        </m:oMathParaPr>
+        <m:oMath>
+          <m:sSubSup>
+            <m:e>
+              <m:r>
+                <m:t>P</m:t>
+              </m:r>
+            </m:e>
+            <m:sub>
+              <m:r>
+                <m:t>G</m:t>
+              </m:r>
+              <m:r>
+                <m:rPr>
+                  <m:sty m:val="p"/>
+                </m:rPr>
+                <m:t>,</m:t>
+              </m:r>
+              <m:r>
+                <m:t>i</m:t>
+              </m:r>
+            </m:sub>
+            <m:sup>
+              <m:r>
+                <m:rPr>
+                  <m:sty m:val="p"/>
+                </m:rPr>
+                <m:t>max</m:t>
+              </m:r>
+            </m:sup>
+          </m:sSubSup>
+          <m:d>
+            <m:dPr>
+              <m:begChr m:val="("/>
+              <m:endChr m:val=")"/>
+              <m:sepChr m:val=""/>
+              <m:grow/>
+            </m:dPr>
+            <m:e>
+              <m:r>
+                <m:t>T</m:t>
+              </m:r>
+            </m:e>
+          </m:d>
+          <m:r>
+            <m:rPr>
+              <m:sty m:val="p"/>
+            </m:rPr>
+            <m:t>=</m:t>
+          </m:r>
+          <m:sSubSup>
+            <m:e>
+              <m:r>
+                <m:t>P</m:t>
+              </m:r>
+            </m:e>
+            <m:sub>
+              <m:r>
+                <m:t>G</m:t>
+              </m:r>
+              <m:r>
+                <m:rPr>
+                  <m:sty m:val="p"/>
+                </m:rPr>
+                <m:t>,</m:t>
+              </m:r>
+              <m:r>
+                <m:t>i</m:t>
+              </m:r>
+            </m:sub>
+            <m:sup>
+              <m:r>
+                <m:rPr>
+                  <m:sty m:val="p"/>
+                </m:rPr>
+                <m:t>r</m:t>
+              </m:r>
+              <m:r>
+                <m:rPr>
+                  <m:sty m:val="p"/>
+                </m:rPr>
+                <m:t>a</m:t>
+              </m:r>
+              <m:r>
+                <m:rPr>
+                  <m:sty m:val="p"/>
+                </m:rPr>
+                <m:t>t</m:t>
+              </m:r>
+              <m:r>
+                <m:rPr>
+                  <m:sty m:val="p"/>
+                </m:rPr>
+                <m:t>e</m:t>
+              </m:r>
+              <m:r>
+                <m:rPr>
+                  <m:sty m:val="p"/>
+                </m:rPr>
+                <m:t>d</m:t>
+              </m:r>
+            </m:sup>
+          </m:sSubSup>
+          <m:sSup>
+            <m:e>
+              <m:d>
+                <m:dPr>
+                  <m:begChr m:val="["/>
+                  <m:endChr m:val="]"/>
+                  <m:sepChr m:val=""/>
+                  <m:grow/>
+                </m:dPr>
+                <m:e>
+                  <m:r>
+                    <m:t>1</m:t>
+                  </m:r>
+                  <m:r>
+                    <m:rPr>
+                      <m:sty m:val="p"/>
+                    </m:rPr>
+                    <m:t>−</m:t>
+                  </m:r>
+                  <m:sSub>
+                    <m:e>
+                      <m:r>
+                        <m:t>α</m:t>
+                      </m:r>
+                    </m:e>
+                    <m:sub>
+                      <m:r>
+                        <m:t>i</m:t>
+                      </m:r>
+                    </m:sub>
+                  </m:sSub>
+                  <m:d>
+                    <m:dPr>
+                      <m:begChr m:val="("/>
+                      <m:endChr m:val=")"/>
+                      <m:sepChr m:val=""/>
+                      <m:grow/>
+                    </m:dPr>
+                    <m:e>
+                      <m:r>
+                        <m:t>T</m:t>
+                      </m:r>
+                      <m:r>
+                        <m:rPr>
+                          <m:sty m:val="p"/>
+                        </m:rPr>
+                        <m:t>−</m:t>
+                      </m:r>
+                      <m:sSub>
+                        <m:e>
+                          <m:r>
+                            <m:t>T</m:t>
+                          </m:r>
+                        </m:e>
+                        <m:sub>
+                          <m:r>
+                            <m:rPr>
+                              <m:sty m:val="p"/>
+                            </m:rPr>
+                            <m:t>r</m:t>
+                          </m:r>
+                          <m:r>
+                            <m:rPr>
+                              <m:sty m:val="p"/>
+                            </m:rPr>
+                            <m:t>e</m:t>
+                          </m:r>
+                          <m:r>
+                            <m:rPr>
+                              <m:sty m:val="p"/>
+                            </m:rPr>
+                            <m:t>f</m:t>
+                          </m:r>
+                        </m:sub>
+                      </m:sSub>
+                    </m:e>
+                  </m:d>
+                </m:e>
+              </m:d>
+            </m:e>
+            <m:sup>
+              <m:r>
+                <m:rPr>
+                  <m:sty m:val="p"/>
+                </m:rPr>
+                <m:t>+</m:t>
+              </m:r>
+            </m:sup>
+          </m:sSup>
+          <m:r>
+            <m:rPr>
+              <m:sty m:val="p"/>
+            </m:rPr>
+            <m:t>,</m:t>
+          </m:r>
+        </m:oMath>
+      </m:oMathPara>
     </w:p>
     <w:p>
       <w:pPr>
         <w:pStyle w:val="FirstParagraph"/>
       </w:pPr>
       <w:r>
-        <w:t xml:space="preserve">其中，【P_(G,i)^(rated)】 为铭牌容量，【T】 为环境温度，【T_(ref)】 为额定参考温度，【α_i】 为机组类型相关的高温降容系数，【[·]^+=max(·,0)】。火电机组具有最小技术出力，其极热场景下的最小出力写为</w:t>
-      </w:r>
-    </w:p>
-    <w:p>
-      <w:pPr>
-        <w:pStyle w:val="SourceCode"/>
-      </w:pPr>
-      <w:r>
-        <w:rPr>
-          <w:rStyle w:val="VerbatimChar"/>
-        </w:rPr>
-        <w:t xml:space="preserve">(2)  \underbar(P)_(G,i) =min(λ_i^(min)P_(G,i)^(rated),P_(G,i)^(max)(T)).</w:t>
-      </w:r>
+        <w:t xml:space="preserve">其中，</w:t>
+      </w:r>
+      <m:oMath>
+        <m:sSubSup>
+          <m:e>
+            <m:r>
+              <m:t>P</m:t>
+            </m:r>
+          </m:e>
+          <m:sub>
+            <m:r>
+              <m:t>G</m:t>
+            </m:r>
+            <m:r>
+              <m:rPr>
+                <m:sty m:val="p"/>
+              </m:rPr>
+              <m:t>,</m:t>
+            </m:r>
+            <m:r>
+              <m:t>i</m:t>
+            </m:r>
+          </m:sub>
+          <m:sup>
+            <m:r>
+              <m:rPr>
+                <m:sty m:val="p"/>
+              </m:rPr>
+              <m:t>r</m:t>
+            </m:r>
+            <m:r>
+              <m:rPr>
+                <m:sty m:val="p"/>
+              </m:rPr>
+              <m:t>a</m:t>
+            </m:r>
+            <m:r>
+              <m:rPr>
+                <m:sty m:val="p"/>
+              </m:rPr>
+              <m:t>t</m:t>
+            </m:r>
+            <m:r>
+              <m:rPr>
+                <m:sty m:val="p"/>
+              </m:rPr>
+              <m:t>e</m:t>
+            </m:r>
+            <m:r>
+              <m:rPr>
+                <m:sty m:val="p"/>
+              </m:rPr>
+              <m:t>d</m:t>
+            </m:r>
+          </m:sup>
+        </m:sSubSup>
+      </m:oMath>
+      <w:r>
+        <w:t xml:space="preserve"> </w:t>
+      </w:r>
+      <w:r>
+        <w:t xml:space="preserve">为铭牌容量，</w:t>
+      </w:r>
+      <m:oMath>
+        <m:r>
+          <m:t>T</m:t>
+        </m:r>
+      </m:oMath>
+      <w:r>
+        <w:t xml:space="preserve"> </w:t>
+      </w:r>
+      <w:r>
+        <w:t xml:space="preserve">为环境温度，</w:t>
+      </w:r>
+      <m:oMath>
+        <m:sSub>
+          <m:e>
+            <m:r>
+              <m:t>T</m:t>
+            </m:r>
+          </m:e>
+          <m:sub>
+            <m:r>
+              <m:rPr>
+                <m:sty m:val="p"/>
+              </m:rPr>
+              <m:t>r</m:t>
+            </m:r>
+            <m:r>
+              <m:rPr>
+                <m:sty m:val="p"/>
+              </m:rPr>
+              <m:t>e</m:t>
+            </m:r>
+            <m:r>
+              <m:rPr>
+                <m:sty m:val="p"/>
+              </m:rPr>
+              <m:t>f</m:t>
+            </m:r>
+          </m:sub>
+        </m:sSub>
+      </m:oMath>
+      <w:r>
+        <w:t xml:space="preserve"> </w:t>
+      </w:r>
+      <w:r>
+        <w:t xml:space="preserve">为额定参考温度，</w:t>
+      </w:r>
+      <m:oMath>
+        <m:sSub>
+          <m:e>
+            <m:r>
+              <m:t>α</m:t>
+            </m:r>
+          </m:e>
+          <m:sub>
+            <m:r>
+              <m:t>i</m:t>
+            </m:r>
+          </m:sub>
+        </m:sSub>
+      </m:oMath>
+      <w:r>
+        <w:t xml:space="preserve"> </w:t>
+      </w:r>
+      <w:r>
+        <w:t xml:space="preserve">为机组类型相关的高温降容系数，</w:t>
+      </w:r>
+      <m:oMath>
+        <m:sSup>
+          <m:e>
+            <m:d>
+              <m:dPr>
+                <m:begChr m:val="["/>
+                <m:endChr m:val="]"/>
+                <m:sepChr m:val=""/>
+                <m:grow/>
+              </m:dPr>
+              <m:e>
+                <m:r>
+                  <m:rPr>
+                    <m:sty m:val="p"/>
+                  </m:rPr>
+                  <m:t>⋅</m:t>
+                </m:r>
+              </m:e>
+            </m:d>
+          </m:e>
+          <m:sup>
+            <m:r>
+              <m:rPr>
+                <m:sty m:val="p"/>
+              </m:rPr>
+              <m:t>+</m:t>
+            </m:r>
+          </m:sup>
+        </m:sSup>
+        <m:r>
+          <m:rPr>
+            <m:sty m:val="p"/>
+          </m:rPr>
+          <m:t>=</m:t>
+        </m:r>
+        <m:r>
+          <m:rPr>
+            <m:sty m:val="p"/>
+          </m:rPr>
+          <m:t>max</m:t>
+        </m:r>
+        <m:d>
+          <m:dPr>
+            <m:begChr m:val="("/>
+            <m:endChr m:val=")"/>
+            <m:sepChr m:val=""/>
+            <m:grow/>
+          </m:dPr>
+          <m:e>
+            <m:r>
+              <m:rPr>
+                <m:sty m:val="p"/>
+              </m:rPr>
+              <m:t>⋅</m:t>
+            </m:r>
+            <m:r>
+              <m:rPr>
+                <m:sty m:val="p"/>
+              </m:rPr>
+              <m:t>,</m:t>
+            </m:r>
+            <m:r>
+              <m:t>0</m:t>
+            </m:r>
+          </m:e>
+        </m:d>
+      </m:oMath>
+      <w:r>
+        <w:t xml:space="preserve">。火电机组具有最小技术出力，其极热场景下的最小出力写为</w:t>
+      </w:r>
+    </w:p>
+    <w:p>
+      <w:pPr>
+        <w:pStyle w:val="BodyText"/>
+      </w:pPr>
+      <m:oMathPara>
+        <m:oMathParaPr>
+          <m:jc m:val="center"/>
+        </m:oMathParaPr>
+        <m:oMath>
+          <m:sSub>
+            <m:e>
+              <m:bar>
+                <m:barPr>
+                  <m:pos m:val="bot"/>
+                </m:barPr>
+                <m:e>
+                  <m:r>
+                    <m:t>P</m:t>
+                  </m:r>
+                </m:e>
+              </m:bar>
+            </m:e>
+            <m:sub>
+              <m:r>
+                <m:t>G</m:t>
+              </m:r>
+              <m:r>
+                <m:rPr>
+                  <m:sty m:val="p"/>
+                </m:rPr>
+                <m:t>,</m:t>
+              </m:r>
+              <m:r>
+                <m:t>i</m:t>
+              </m:r>
+            </m:sub>
+          </m:sSub>
+          <m:r>
+            <m:rPr>
+              <m:sty m:val="p"/>
+            </m:rPr>
+            <m:t>=</m:t>
+          </m:r>
+          <m:r>
+            <m:rPr>
+              <m:sty m:val="p"/>
+            </m:rPr>
+            <m:t>min</m:t>
+          </m:r>
+          <m:d>
+            <m:dPr>
+              <m:begChr m:val="("/>
+              <m:endChr m:val=")"/>
+              <m:sepChr m:val=""/>
+              <m:grow/>
+            </m:dPr>
+            <m:e>
+              <m:sSubSup>
+                <m:e>
+                  <m:r>
+                    <m:t>λ</m:t>
+                  </m:r>
+                </m:e>
+                <m:sub>
+                  <m:r>
+                    <m:t>i</m:t>
+                  </m:r>
+                </m:sub>
+                <m:sup>
+                  <m:r>
+                    <m:rPr>
+                      <m:sty m:val="p"/>
+                    </m:rPr>
+                    <m:t>min</m:t>
+                  </m:r>
+                </m:sup>
+              </m:sSubSup>
+              <m:sSubSup>
+                <m:e>
+                  <m:r>
+                    <m:t>P</m:t>
+                  </m:r>
+                </m:e>
+                <m:sub>
+                  <m:r>
+                    <m:t>G</m:t>
+                  </m:r>
+                  <m:r>
+                    <m:rPr>
+                      <m:sty m:val="p"/>
+                    </m:rPr>
+                    <m:t>,</m:t>
+                  </m:r>
+                  <m:r>
+                    <m:t>i</m:t>
+                  </m:r>
+                </m:sub>
+                <m:sup>
+                  <m:r>
+                    <m:rPr>
+                      <m:sty m:val="p"/>
+                    </m:rPr>
+                    <m:t>r</m:t>
+                  </m:r>
+                  <m:r>
+                    <m:rPr>
+                      <m:sty m:val="p"/>
+                    </m:rPr>
+                    <m:t>a</m:t>
+                  </m:r>
+                  <m:r>
+                    <m:rPr>
+                      <m:sty m:val="p"/>
+                    </m:rPr>
+                    <m:t>t</m:t>
+                  </m:r>
+                  <m:r>
+                    <m:rPr>
+                      <m:sty m:val="p"/>
+                    </m:rPr>
+                    <m:t>e</m:t>
+                  </m:r>
+                  <m:r>
+                    <m:rPr>
+                      <m:sty m:val="p"/>
+                    </m:rPr>
+                    <m:t>d</m:t>
+                  </m:r>
+                </m:sup>
+              </m:sSubSup>
+              <m:r>
+                <m:rPr>
+                  <m:sty m:val="p"/>
+                </m:rPr>
+                <m:t>,</m:t>
+              </m:r>
+              <m:sSubSup>
+                <m:e>
+                  <m:r>
+                    <m:t>P</m:t>
+                  </m:r>
+                </m:e>
+                <m:sub>
+                  <m:r>
+                    <m:t>G</m:t>
+                  </m:r>
+                  <m:r>
+                    <m:rPr>
+                      <m:sty m:val="p"/>
+                    </m:rPr>
+                    <m:t>,</m:t>
+                  </m:r>
+                  <m:r>
+                    <m:t>i</m:t>
+                  </m:r>
+                </m:sub>
+                <m:sup>
+                  <m:r>
+                    <m:rPr>
+                      <m:sty m:val="p"/>
+                    </m:rPr>
+                    <m:t>max</m:t>
+                  </m:r>
+                </m:sup>
+              </m:sSubSup>
+              <m:d>
+                <m:dPr>
+                  <m:begChr m:val="("/>
+                  <m:endChr m:val=")"/>
+                  <m:sepChr m:val=""/>
+                  <m:grow/>
+                </m:dPr>
+                <m:e>
+                  <m:r>
+                    <m:t>T</m:t>
+                  </m:r>
+                </m:e>
+              </m:d>
+            </m:e>
+          </m:d>
+          <m:r>
+            <m:rPr>
+              <m:sty m:val="p"/>
+            </m:rPr>
+            <m:t>.</m:t>
+          </m:r>
+        </m:oMath>
+      </m:oMathPara>
     </w:p>
     <w:p>
       <w:pPr>
         <w:pStyle w:val="FirstParagraph"/>
       </w:pPr>
       <w:r>
-        <w:t xml:space="preserve">为避免故障场景下孤岛内“最小出力大于可消纳负荷”造成结构性不可行，本文为火电机组引入启停变量 【u_i∈{0,1}】。当 【u_i=0】 时，机组停机且出力为零；当 【u_i=1】 时，机组在可调度上下界内运行。</w:t>
+        <w:t xml:space="preserve">为避免故障场景下孤岛内“最小出力大于可消纳负荷”造成结构性不可行，本文为火电机组引入启停变量</w:t>
+      </w:r>
+      <w:r>
+        <w:t xml:space="preserve"> </w:t>
+      </w:r>
+      <m:oMath>
+        <m:sSub>
+          <m:e>
+            <m:r>
+              <m:t>u</m:t>
+            </m:r>
+          </m:e>
+          <m:sub>
+            <m:r>
+              <m:t>i</m:t>
+            </m:r>
+          </m:sub>
+        </m:sSub>
+        <m:r>
+          <m:rPr>
+            <m:sty m:val="p"/>
+          </m:rPr>
+          <m:t>∈</m:t>
+        </m:r>
+        <m:r>
+          <m:rPr>
+            <m:sty m:val="p"/>
+          </m:rPr>
+          <m:t>{</m:t>
+        </m:r>
+        <m:r>
+          <m:t>0</m:t>
+        </m:r>
+        <m:r>
+          <m:rPr>
+            <m:sty m:val="p"/>
+          </m:rPr>
+          <m:t>,</m:t>
+        </m:r>
+        <m:r>
+          <m:t>1</m:t>
+        </m:r>
+        <m:r>
+          <m:rPr>
+            <m:sty m:val="p"/>
+          </m:rPr>
+          <m:t>}</m:t>
+        </m:r>
+      </m:oMath>
+      <w:r>
+        <w:t xml:space="preserve">。当</w:t>
+      </w:r>
+      <w:r>
+        <w:t xml:space="preserve"> </w:t>
+      </w:r>
+      <m:oMath>
+        <m:sSub>
+          <m:e>
+            <m:r>
+              <m:t>u</m:t>
+            </m:r>
+          </m:e>
+          <m:sub>
+            <m:r>
+              <m:t>i</m:t>
+            </m:r>
+          </m:sub>
+        </m:sSub>
+        <m:r>
+          <m:rPr>
+            <m:sty m:val="p"/>
+          </m:rPr>
+          <m:t>=</m:t>
+        </m:r>
+        <m:r>
+          <m:t>0</m:t>
+        </m:r>
+      </m:oMath>
+      <w:r>
+        <w:t xml:space="preserve"> </w:t>
+      </w:r>
+      <w:r>
+        <w:t xml:space="preserve">时，机组停机且出力为零；当</w:t>
+      </w:r>
+      <w:r>
+        <w:t xml:space="preserve"> </w:t>
+      </w:r>
+      <m:oMath>
+        <m:sSub>
+          <m:e>
+            <m:r>
+              <m:t>u</m:t>
+            </m:r>
+          </m:e>
+          <m:sub>
+            <m:r>
+              <m:t>i</m:t>
+            </m:r>
+          </m:sub>
+        </m:sSub>
+        <m:r>
+          <m:rPr>
+            <m:sty m:val="p"/>
+          </m:rPr>
+          <m:t>=</m:t>
+        </m:r>
+        <m:r>
+          <m:t>1</m:t>
+        </m:r>
+      </m:oMath>
+      <w:r>
+        <w:t xml:space="preserve"> </w:t>
+      </w:r>
+      <w:r>
+        <w:t xml:space="preserve">时，机组在可调度上下界内运行。</w:t>
       </w:r>
     </w:p>
     <w:bookmarkEnd w:id="24"/>
@@ -300,22 +1123,213 @@
         <w:pStyle w:val="FirstParagraph"/>
       </w:pPr>
       <w:r>
-        <w:t xml:space="preserve">极热事件常伴随枯水与低水头，水电可用出力以折减系数 【k_(hy)】 表示为</w:t>
-      </w:r>
-      <w:r>
-        <w:t xml:space="preserve">[4]</w:t>
-      </w:r>
-    </w:p>
-    <w:p>
-      <w:pPr>
-        <w:pStyle w:val="SourceCode"/>
-      </w:pPr>
-      <w:r>
-        <w:rPr>
-          <w:rStyle w:val="VerbatimChar"/>
-        </w:rPr>
-        <w:t xml:space="preserve">(3)  P_(H,i)^(max)=k_(hy)P_(H,i)^(rated), i∈G_(hy) .</w:t>
-      </w:r>
+        <w:t xml:space="preserve">极热事件常伴随枯水与低水头，水电可用出力以折减系数</w:t>
+      </w:r>
+      <w:r>
+        <w:t xml:space="preserve"> </w:t>
+      </w:r>
+      <m:oMath>
+        <m:sSub>
+          <m:e>
+            <m:r>
+              <m:t>k</m:t>
+            </m:r>
+          </m:e>
+          <m:sub>
+            <m:r>
+              <m:rPr>
+                <m:sty m:val="p"/>
+              </m:rPr>
+              <m:t>h</m:t>
+            </m:r>
+            <m:r>
+              <m:rPr>
+                <m:sty m:val="p"/>
+              </m:rPr>
+              <m:t>y</m:t>
+            </m:r>
+          </m:sub>
+        </m:sSub>
+      </m:oMath>
+      <w:r>
+        <w:t xml:space="preserve"> </w:t>
+      </w:r>
+      <w:r>
+        <w:t xml:space="preserve">表示为</w:t>
+      </w:r>
+      <w:r>
+        <w:t xml:space="preserve">[21]</w:t>
+      </w:r>
+    </w:p>
+    <w:p>
+      <w:pPr>
+        <w:pStyle w:val="BodyText"/>
+      </w:pPr>
+      <m:oMathPara>
+        <m:oMathParaPr>
+          <m:jc m:val="center"/>
+        </m:oMathParaPr>
+        <m:oMath>
+          <m:sSubSup>
+            <m:e>
+              <m:r>
+                <m:t>P</m:t>
+              </m:r>
+            </m:e>
+            <m:sub>
+              <m:r>
+                <m:t>H</m:t>
+              </m:r>
+              <m:r>
+                <m:rPr>
+                  <m:sty m:val="p"/>
+                </m:rPr>
+                <m:t>,</m:t>
+              </m:r>
+              <m:r>
+                <m:t>i</m:t>
+              </m:r>
+            </m:sub>
+            <m:sup>
+              <m:r>
+                <m:rPr>
+                  <m:sty m:val="p"/>
+                </m:rPr>
+                <m:t>max</m:t>
+              </m:r>
+            </m:sup>
+          </m:sSubSup>
+          <m:r>
+            <m:rPr>
+              <m:sty m:val="p"/>
+            </m:rPr>
+            <m:t>=</m:t>
+          </m:r>
+          <m:sSub>
+            <m:e>
+              <m:r>
+                <m:t>k</m:t>
+              </m:r>
+            </m:e>
+            <m:sub>
+              <m:r>
+                <m:rPr>
+                  <m:sty m:val="p"/>
+                </m:rPr>
+                <m:t>h</m:t>
+              </m:r>
+              <m:r>
+                <m:rPr>
+                  <m:sty m:val="p"/>
+                </m:rPr>
+                <m:t>y</m:t>
+              </m:r>
+            </m:sub>
+          </m:sSub>
+          <m:sSubSup>
+            <m:e>
+              <m:r>
+                <m:t>P</m:t>
+              </m:r>
+            </m:e>
+            <m:sub>
+              <m:r>
+                <m:t>H</m:t>
+              </m:r>
+              <m:r>
+                <m:rPr>
+                  <m:sty m:val="p"/>
+                </m:rPr>
+                <m:t>,</m:t>
+              </m:r>
+              <m:r>
+                <m:t>i</m:t>
+              </m:r>
+            </m:sub>
+            <m:sup>
+              <m:r>
+                <m:rPr>
+                  <m:sty m:val="p"/>
+                </m:rPr>
+                <m:t>r</m:t>
+              </m:r>
+              <m:r>
+                <m:rPr>
+                  <m:sty m:val="p"/>
+                </m:rPr>
+                <m:t>a</m:t>
+              </m:r>
+              <m:r>
+                <m:rPr>
+                  <m:sty m:val="p"/>
+                </m:rPr>
+                <m:t>t</m:t>
+              </m:r>
+              <m:r>
+                <m:rPr>
+                  <m:sty m:val="p"/>
+                </m:rPr>
+                <m:t>e</m:t>
+              </m:r>
+              <m:r>
+                <m:rPr>
+                  <m:sty m:val="p"/>
+                </m:rPr>
+                <m:t>d</m:t>
+              </m:r>
+            </m:sup>
+          </m:sSubSup>
+          <m:r>
+            <m:rPr>
+              <m:sty m:val="p"/>
+            </m:rPr>
+            <m:t>,</m:t>
+          </m:r>
+          <m:r>
+            <m:t> </m:t>
+          </m:r>
+          <m:r>
+            <m:t>i</m:t>
+          </m:r>
+          <m:r>
+            <m:rPr>
+              <m:sty m:val="p"/>
+            </m:rPr>
+            <m:t>∈</m:t>
+          </m:r>
+          <m:sSub>
+            <m:e>
+              <m:r>
+                <m:rPr>
+                  <m:sty m:val="p"/>
+                  <m:scr m:val="script"/>
+                </m:rPr>
+                <m:t>G</m:t>
+              </m:r>
+            </m:e>
+            <m:sub>
+              <m:r>
+                <m:rPr>
+                  <m:sty m:val="p"/>
+                </m:rPr>
+                <m:t>h</m:t>
+              </m:r>
+              <m:r>
+                <m:rPr>
+                  <m:sty m:val="p"/>
+                </m:rPr>
+                <m:t>y</m:t>
+              </m:r>
+            </m:sub>
+          </m:sSub>
+          <m:r>
+            <m:rPr>
+              <m:sty m:val="p"/>
+            </m:rPr>
+            <m:t>.</m:t>
+          </m:r>
+        </m:oMath>
+      </m:oMathPara>
     </w:p>
     <w:p>
       <w:pPr>
@@ -333,29 +1347,558 @@
         <w:t xml:space="preserve">风电出力由风速–功率曲线决定</w:t>
       </w:r>
       <w:r>
-        <w:t xml:space="preserve">[5],[6]</w:t>
-      </w:r>
-      <w:r>
-        <w:t xml:space="preserve">。对风电机组 【i∈G_(w)】，其最大出力为</w:t>
-      </w:r>
-    </w:p>
-    <w:p>
-      <w:pPr>
-        <w:pStyle w:val="SourceCode"/>
-      </w:pPr>
-      <w:r>
-        <w:rPr>
-          <w:rStyle w:val="VerbatimChar"/>
-        </w:rPr>
-        <w:t xml:space="preserve">(4)  P_(W,i)^(max)(v)=P_(W,i)^(rated) \cases(0,,&amp;v&lt;v_(ci)\ 或\ v&gt;v_(co),@\dfrac{v^3-v_(ci)^3}{v_r^3-v_(ci)^3},,&amp;v_(ci)≤ v&lt;v_r,@1,,&amp;v_r≤ v≤ v_(co),)</w:t>
-      </w:r>
+        <w:t xml:space="preserve">[22],[23]</w:t>
+      </w:r>
+      <w:r>
+        <w:t xml:space="preserve">。对风电机组</w:t>
+      </w:r>
+      <w:r>
+        <w:t xml:space="preserve"> </w:t>
+      </w:r>
+      <m:oMath>
+        <m:r>
+          <m:t>i</m:t>
+        </m:r>
+        <m:r>
+          <m:rPr>
+            <m:sty m:val="p"/>
+          </m:rPr>
+          <m:t>∈</m:t>
+        </m:r>
+        <m:sSub>
+          <m:e>
+            <m:r>
+              <m:rPr>
+                <m:sty m:val="p"/>
+                <m:scr m:val="script"/>
+              </m:rPr>
+              <m:t>G</m:t>
+            </m:r>
+          </m:e>
+          <m:sub>
+            <m:r>
+              <m:rPr>
+                <m:sty m:val="p"/>
+              </m:rPr>
+              <m:t>w</m:t>
+            </m:r>
+          </m:sub>
+        </m:sSub>
+      </m:oMath>
+      <w:r>
+        <w:t xml:space="preserve">，其最大出力为</w:t>
+      </w:r>
+    </w:p>
+    <w:p>
+      <w:pPr>
+        <w:pStyle w:val="BodyText"/>
+      </w:pPr>
+      <m:oMathPara>
+        <m:oMathParaPr>
+          <m:jc m:val="center"/>
+        </m:oMathParaPr>
+        <m:oMath>
+          <m:sSubSup>
+            <m:e>
+              <m:r>
+                <m:t>P</m:t>
+              </m:r>
+            </m:e>
+            <m:sub>
+              <m:r>
+                <m:t>W</m:t>
+              </m:r>
+              <m:r>
+                <m:rPr>
+                  <m:sty m:val="p"/>
+                </m:rPr>
+                <m:t>,</m:t>
+              </m:r>
+              <m:r>
+                <m:t>i</m:t>
+              </m:r>
+            </m:sub>
+            <m:sup>
+              <m:r>
+                <m:rPr>
+                  <m:sty m:val="p"/>
+                </m:rPr>
+                <m:t>max</m:t>
+              </m:r>
+            </m:sup>
+          </m:sSubSup>
+          <m:d>
+            <m:dPr>
+              <m:begChr m:val="("/>
+              <m:endChr m:val=")"/>
+              <m:sepChr m:val=""/>
+              <m:grow/>
+            </m:dPr>
+            <m:e>
+              <m:r>
+                <m:t>v</m:t>
+              </m:r>
+            </m:e>
+          </m:d>
+          <m:r>
+            <m:rPr>
+              <m:sty m:val="p"/>
+            </m:rPr>
+            <m:t>=</m:t>
+          </m:r>
+          <m:sSubSup>
+            <m:e>
+              <m:r>
+                <m:t>P</m:t>
+              </m:r>
+            </m:e>
+            <m:sub>
+              <m:r>
+                <m:t>W</m:t>
+              </m:r>
+              <m:r>
+                <m:rPr>
+                  <m:sty m:val="p"/>
+                </m:rPr>
+                <m:t>,</m:t>
+              </m:r>
+              <m:r>
+                <m:t>i</m:t>
+              </m:r>
+            </m:sub>
+            <m:sup>
+              <m:r>
+                <m:rPr>
+                  <m:sty m:val="p"/>
+                </m:rPr>
+                <m:t>r</m:t>
+              </m:r>
+              <m:r>
+                <m:rPr>
+                  <m:sty m:val="p"/>
+                </m:rPr>
+                <m:t>a</m:t>
+              </m:r>
+              <m:r>
+                <m:rPr>
+                  <m:sty m:val="p"/>
+                </m:rPr>
+                <m:t>t</m:t>
+              </m:r>
+              <m:r>
+                <m:rPr>
+                  <m:sty m:val="p"/>
+                </m:rPr>
+                <m:t>e</m:t>
+              </m:r>
+              <m:r>
+                <m:rPr>
+                  <m:sty m:val="p"/>
+                </m:rPr>
+                <m:t>d</m:t>
+              </m:r>
+            </m:sup>
+          </m:sSubSup>
+          <m:d>
+            <m:dPr>
+              <m:begChr m:val="{"/>
+              <m:endChr m:val=""/>
+              <m:sepChr m:val=""/>
+              <m:grow/>
+            </m:dPr>
+            <m:e>
+              <m:m>
+                <m:mPr>
+                  <m:baseJc m:val="center"/>
+                  <m:plcHide m:val="on"/>
+                  <m:mcs>
+                    <m:mc>
+                      <m:mcPr>
+                        <m:mcJc m:val="left"/>
+                        <m:count m:val="1"/>
+                      </m:mcPr>
+                    </m:mc>
+                    <m:mc>
+                      <m:mcPr>
+                        <m:mcJc m:val="left"/>
+                        <m:count m:val="1"/>
+                      </m:mcPr>
+                    </m:mc>
+                  </m:mcs>
+                </m:mPr>
+                <m:mr>
+                  <m:e>
+                    <m:r>
+                      <m:t>0</m:t>
+                    </m:r>
+                    <m:r>
+                      <m:rPr>
+                        <m:sty m:val="p"/>
+                      </m:rPr>
+                      <m:t>,</m:t>
+                    </m:r>
+                  </m:e>
+                  <m:e>
+                    <m:r>
+                      <m:t>v</m:t>
+                    </m:r>
+                    <m:r>
+                      <m:rPr>
+                        <m:sty m:val="p"/>
+                      </m:rPr>
+                      <m:t>&lt;</m:t>
+                    </m:r>
+                    <m:sSub>
+                      <m:e>
+                        <m:r>
+                          <m:t>v</m:t>
+                        </m:r>
+                      </m:e>
+                      <m:sub>
+                        <m:r>
+                          <m:t>c</m:t>
+                        </m:r>
+                        <m:r>
+                          <m:t>i</m:t>
+                        </m:r>
+                      </m:sub>
+                    </m:sSub>
+                    <m:r>
+                      <m:t> </m:t>
+                    </m:r>
+                    <m:r>
+                      <m:rPr>
+                        <m:nor/>
+                        <m:sty m:val="p"/>
+                      </m:rPr>
+                      <m:t>或</m:t>
+                    </m:r>
+                    <m:r>
+                      <m:t> </m:t>
+                    </m:r>
+                    <m:r>
+                      <m:t>v</m:t>
+                    </m:r>
+                    <m:r>
+                      <m:rPr>
+                        <m:sty m:val="p"/>
+                      </m:rPr>
+                      <m:t>&gt;</m:t>
+                    </m:r>
+                    <m:sSub>
+                      <m:e>
+                        <m:r>
+                          <m:t>v</m:t>
+                        </m:r>
+                      </m:e>
+                      <m:sub>
+                        <m:r>
+                          <m:t>c</m:t>
+                        </m:r>
+                        <m:r>
+                          <m:t>o</m:t>
+                        </m:r>
+                      </m:sub>
+                    </m:sSub>
+                    <m:r>
+                      <m:rPr>
+                        <m:sty m:val="p"/>
+                      </m:rPr>
+                      <m:t>,</m:t>
+                    </m:r>
+                  </m:e>
+                </m:mr>
+                <m:mr>
+                  <m:e>
+                    <m:f>
+                      <m:fPr>
+                        <m:type m:val="bar"/>
+                      </m:fPr>
+                      <m:num>
+                        <m:sSup>
+                          <m:e>
+                            <m:r>
+                              <m:t>v</m:t>
+                            </m:r>
+                          </m:e>
+                          <m:sup>
+                            <m:r>
+                              <m:t>3</m:t>
+                            </m:r>
+                          </m:sup>
+                        </m:sSup>
+                        <m:r>
+                          <m:rPr>
+                            <m:sty m:val="p"/>
+                          </m:rPr>
+                          <m:t>−</m:t>
+                        </m:r>
+                        <m:sSubSup>
+                          <m:e>
+                            <m:r>
+                              <m:t>v</m:t>
+                            </m:r>
+                          </m:e>
+                          <m:sub>
+                            <m:r>
+                              <m:t>c</m:t>
+                            </m:r>
+                            <m:r>
+                              <m:t>i</m:t>
+                            </m:r>
+                          </m:sub>
+                          <m:sup>
+                            <m:r>
+                              <m:t>3</m:t>
+                            </m:r>
+                          </m:sup>
+                        </m:sSubSup>
+                      </m:num>
+                      <m:den>
+                        <m:sSubSup>
+                          <m:e>
+                            <m:r>
+                              <m:t>v</m:t>
+                            </m:r>
+                          </m:e>
+                          <m:sub>
+                            <m:r>
+                              <m:t>r</m:t>
+                            </m:r>
+                          </m:sub>
+                          <m:sup>
+                            <m:r>
+                              <m:t>3</m:t>
+                            </m:r>
+                          </m:sup>
+                        </m:sSubSup>
+                        <m:r>
+                          <m:rPr>
+                            <m:sty m:val="p"/>
+                          </m:rPr>
+                          <m:t>−</m:t>
+                        </m:r>
+                        <m:sSubSup>
+                          <m:e>
+                            <m:r>
+                              <m:t>v</m:t>
+                            </m:r>
+                          </m:e>
+                          <m:sub>
+                            <m:r>
+                              <m:t>c</m:t>
+                            </m:r>
+                            <m:r>
+                              <m:t>i</m:t>
+                            </m:r>
+                          </m:sub>
+                          <m:sup>
+                            <m:r>
+                              <m:t>3</m:t>
+                            </m:r>
+                          </m:sup>
+                        </m:sSubSup>
+                      </m:den>
+                    </m:f>
+                    <m:r>
+                      <m:rPr>
+                        <m:sty m:val="p"/>
+                      </m:rPr>
+                      <m:t>,</m:t>
+                    </m:r>
+                  </m:e>
+                  <m:e>
+                    <m:sSub>
+                      <m:e>
+                        <m:r>
+                          <m:t>v</m:t>
+                        </m:r>
+                      </m:e>
+                      <m:sub>
+                        <m:r>
+                          <m:t>c</m:t>
+                        </m:r>
+                        <m:r>
+                          <m:t>i</m:t>
+                        </m:r>
+                      </m:sub>
+                    </m:sSub>
+                    <m:r>
+                      <m:rPr>
+                        <m:sty m:val="p"/>
+                      </m:rPr>
+                      <m:t>≤</m:t>
+                    </m:r>
+                    <m:r>
+                      <m:t>v</m:t>
+                    </m:r>
+                    <m:r>
+                      <m:rPr>
+                        <m:sty m:val="p"/>
+                      </m:rPr>
+                      <m:t>&lt;</m:t>
+                    </m:r>
+                    <m:sSub>
+                      <m:e>
+                        <m:r>
+                          <m:t>v</m:t>
+                        </m:r>
+                      </m:e>
+                      <m:sub>
+                        <m:r>
+                          <m:t>r</m:t>
+                        </m:r>
+                      </m:sub>
+                    </m:sSub>
+                    <m:r>
+                      <m:rPr>
+                        <m:sty m:val="p"/>
+                      </m:rPr>
+                      <m:t>,</m:t>
+                    </m:r>
+                  </m:e>
+                </m:mr>
+                <m:mr>
+                  <m:e>
+                    <m:r>
+                      <m:t>1</m:t>
+                    </m:r>
+                    <m:r>
+                      <m:rPr>
+                        <m:sty m:val="p"/>
+                      </m:rPr>
+                      <m:t>,</m:t>
+                    </m:r>
+                  </m:e>
+                  <m:e>
+                    <m:sSub>
+                      <m:e>
+                        <m:r>
+                          <m:t>v</m:t>
+                        </m:r>
+                      </m:e>
+                      <m:sub>
+                        <m:r>
+                          <m:t>r</m:t>
+                        </m:r>
+                      </m:sub>
+                    </m:sSub>
+                    <m:r>
+                      <m:rPr>
+                        <m:sty m:val="p"/>
+                      </m:rPr>
+                      <m:t>≤</m:t>
+                    </m:r>
+                    <m:r>
+                      <m:t>v</m:t>
+                    </m:r>
+                    <m:r>
+                      <m:rPr>
+                        <m:sty m:val="p"/>
+                      </m:rPr>
+                      <m:t>≤</m:t>
+                    </m:r>
+                    <m:sSub>
+                      <m:e>
+                        <m:r>
+                          <m:t>v</m:t>
+                        </m:r>
+                      </m:e>
+                      <m:sub>
+                        <m:r>
+                          <m:t>c</m:t>
+                        </m:r>
+                        <m:r>
+                          <m:t>o</m:t>
+                        </m:r>
+                      </m:sub>
+                    </m:sSub>
+                    <m:r>
+                      <m:rPr>
+                        <m:sty m:val="p"/>
+                      </m:rPr>
+                      <m:t>,</m:t>
+                    </m:r>
+                  </m:e>
+                </m:mr>
+              </m:m>
+            </m:e>
+          </m:d>
+        </m:oMath>
+      </m:oMathPara>
     </w:p>
     <w:p>
       <w:pPr>
         <w:pStyle w:val="FirstParagraph"/>
       </w:pPr>
       <w:r>
-        <w:t xml:space="preserve">其中，【v_(ci)】、【v_r】 和 【v_(co)】 分别为切入、额定和切出风速。极热无风条件下，风速低于切入风速时风电可用出力趋近于零。</w:t>
+        <w:t xml:space="preserve">其中，</w:t>
+      </w:r>
+      <m:oMath>
+        <m:sSub>
+          <m:e>
+            <m:r>
+              <m:t>v</m:t>
+            </m:r>
+          </m:e>
+          <m:sub>
+            <m:r>
+              <m:t>c</m:t>
+            </m:r>
+            <m:r>
+              <m:t>i</m:t>
+            </m:r>
+          </m:sub>
+        </m:sSub>
+      </m:oMath>
+      <w:r>
+        <w:t xml:space="preserve">、</w:t>
+      </w:r>
+      <m:oMath>
+        <m:sSub>
+          <m:e>
+            <m:r>
+              <m:t>v</m:t>
+            </m:r>
+          </m:e>
+          <m:sub>
+            <m:r>
+              <m:t>r</m:t>
+            </m:r>
+          </m:sub>
+        </m:sSub>
+      </m:oMath>
+      <w:r>
+        <w:t xml:space="preserve"> </w:t>
+      </w:r>
+      <w:r>
+        <w:t xml:space="preserve">和</w:t>
+      </w:r>
+      <w:r>
+        <w:t xml:space="preserve"> </w:t>
+      </w:r>
+      <m:oMath>
+        <m:sSub>
+          <m:e>
+            <m:r>
+              <m:t>v</m:t>
+            </m:r>
+          </m:e>
+          <m:sub>
+            <m:r>
+              <m:t>c</m:t>
+            </m:r>
+            <m:r>
+              <m:t>o</m:t>
+            </m:r>
+          </m:sub>
+        </m:sSub>
+      </m:oMath>
+      <w:r>
+        <w:t xml:space="preserve"> </w:t>
+      </w:r>
+      <w:r>
+        <w:t xml:space="preserve">分别为切入、额定和切出风速。极热无风条件下，风速低于切入风速时风电可用出力趋近于零。</w:t>
       </w:r>
     </w:p>
     <w:p>
@@ -366,7 +1909,7 @@
         <w:t xml:space="preserve">光伏最大出力由辐照度和组件温度共同决定</w:t>
       </w:r>
       <w:r>
-        <w:t xml:space="preserve">[7],[8]</w:t>
+        <w:t xml:space="preserve">[24],[25]</w:t>
       </w:r>
       <w:r>
         <w:t xml:space="preserve">。本文采用</w:t>
@@ -374,21 +1917,349 @@
     </w:p>
     <w:p>
       <w:pPr>
-        <w:pStyle w:val="SourceCode"/>
-      </w:pPr>
-      <w:r>
-        <w:rPr>
-          <w:rStyle w:val="VerbatimChar"/>
-        </w:rPr>
-        <w:t xml:space="preserve">(5)  P_(PV,i)^(max)(G,T) =P_(PV,i)^(rated) (G)/(G_(STC)) [1+γ(T_c-T_(STC))]^+ ,</w:t>
-      </w:r>
+        <w:pStyle w:val="BodyText"/>
+      </w:pPr>
+      <m:oMathPara>
+        <m:oMathParaPr>
+          <m:jc m:val="center"/>
+        </m:oMathParaPr>
+        <m:oMath>
+          <m:sSubSup>
+            <m:e>
+              <m:r>
+                <m:t>P</m:t>
+              </m:r>
+            </m:e>
+            <m:sub>
+              <m:r>
+                <m:t>P</m:t>
+              </m:r>
+              <m:r>
+                <m:t>V</m:t>
+              </m:r>
+              <m:r>
+                <m:rPr>
+                  <m:sty m:val="p"/>
+                </m:rPr>
+                <m:t>,</m:t>
+              </m:r>
+              <m:r>
+                <m:t>i</m:t>
+              </m:r>
+            </m:sub>
+            <m:sup>
+              <m:r>
+                <m:rPr>
+                  <m:sty m:val="p"/>
+                </m:rPr>
+                <m:t>max</m:t>
+              </m:r>
+            </m:sup>
+          </m:sSubSup>
+          <m:d>
+            <m:dPr>
+              <m:begChr m:val="("/>
+              <m:endChr m:val=")"/>
+              <m:sepChr m:val=""/>
+              <m:grow/>
+            </m:dPr>
+            <m:e>
+              <m:r>
+                <m:t>G</m:t>
+              </m:r>
+              <m:r>
+                <m:rPr>
+                  <m:sty m:val="p"/>
+                </m:rPr>
+                <m:t>,</m:t>
+              </m:r>
+              <m:r>
+                <m:t>T</m:t>
+              </m:r>
+            </m:e>
+          </m:d>
+          <m:r>
+            <m:rPr>
+              <m:sty m:val="p"/>
+            </m:rPr>
+            <m:t>=</m:t>
+          </m:r>
+          <m:sSubSup>
+            <m:e>
+              <m:r>
+                <m:t>P</m:t>
+              </m:r>
+            </m:e>
+            <m:sub>
+              <m:r>
+                <m:t>P</m:t>
+              </m:r>
+              <m:r>
+                <m:t>V</m:t>
+              </m:r>
+              <m:r>
+                <m:rPr>
+                  <m:sty m:val="p"/>
+                </m:rPr>
+                <m:t>,</m:t>
+              </m:r>
+              <m:r>
+                <m:t>i</m:t>
+              </m:r>
+            </m:sub>
+            <m:sup>
+              <m:r>
+                <m:rPr>
+                  <m:sty m:val="p"/>
+                </m:rPr>
+                <m:t>r</m:t>
+              </m:r>
+              <m:r>
+                <m:rPr>
+                  <m:sty m:val="p"/>
+                </m:rPr>
+                <m:t>a</m:t>
+              </m:r>
+              <m:r>
+                <m:rPr>
+                  <m:sty m:val="p"/>
+                </m:rPr>
+                <m:t>t</m:t>
+              </m:r>
+              <m:r>
+                <m:rPr>
+                  <m:sty m:val="p"/>
+                </m:rPr>
+                <m:t>e</m:t>
+              </m:r>
+              <m:r>
+                <m:rPr>
+                  <m:sty m:val="p"/>
+                </m:rPr>
+                <m:t>d</m:t>
+              </m:r>
+            </m:sup>
+          </m:sSubSup>
+          <m:f>
+            <m:fPr>
+              <m:type m:val="bar"/>
+            </m:fPr>
+            <m:num>
+              <m:r>
+                <m:t>G</m:t>
+              </m:r>
+            </m:num>
+            <m:den>
+              <m:sSub>
+                <m:e>
+                  <m:r>
+                    <m:t>G</m:t>
+                  </m:r>
+                </m:e>
+                <m:sub>
+                  <m:r>
+                    <m:rPr>
+                      <m:sty m:val="p"/>
+                    </m:rPr>
+                    <m:t>S</m:t>
+                  </m:r>
+                  <m:r>
+                    <m:rPr>
+                      <m:sty m:val="p"/>
+                    </m:rPr>
+                    <m:t>T</m:t>
+                  </m:r>
+                  <m:r>
+                    <m:rPr>
+                      <m:sty m:val="p"/>
+                    </m:rPr>
+                    <m:t>C</m:t>
+                  </m:r>
+                </m:sub>
+              </m:sSub>
+            </m:den>
+          </m:f>
+          <m:sSup>
+            <m:e>
+              <m:d>
+                <m:dPr>
+                  <m:begChr m:val="["/>
+                  <m:endChr m:val="]"/>
+                  <m:sepChr m:val=""/>
+                  <m:grow/>
+                </m:dPr>
+                <m:e>
+                  <m:r>
+                    <m:t>1</m:t>
+                  </m:r>
+                  <m:r>
+                    <m:rPr>
+                      <m:sty m:val="p"/>
+                    </m:rPr>
+                    <m:t>+</m:t>
+                  </m:r>
+                  <m:r>
+                    <m:t>γ</m:t>
+                  </m:r>
+                  <m:d>
+                    <m:dPr>
+                      <m:begChr m:val="("/>
+                      <m:endChr m:val=")"/>
+                      <m:sepChr m:val=""/>
+                      <m:grow/>
+                    </m:dPr>
+                    <m:e>
+                      <m:sSub>
+                        <m:e>
+                          <m:r>
+                            <m:t>T</m:t>
+                          </m:r>
+                        </m:e>
+                        <m:sub>
+                          <m:r>
+                            <m:t>c</m:t>
+                          </m:r>
+                        </m:sub>
+                      </m:sSub>
+                      <m:r>
+                        <m:rPr>
+                          <m:sty m:val="p"/>
+                        </m:rPr>
+                        <m:t>−</m:t>
+                      </m:r>
+                      <m:sSub>
+                        <m:e>
+                          <m:r>
+                            <m:t>T</m:t>
+                          </m:r>
+                        </m:e>
+                        <m:sub>
+                          <m:r>
+                            <m:rPr>
+                              <m:sty m:val="p"/>
+                            </m:rPr>
+                            <m:t>S</m:t>
+                          </m:r>
+                          <m:r>
+                            <m:rPr>
+                              <m:sty m:val="p"/>
+                            </m:rPr>
+                            <m:t>T</m:t>
+                          </m:r>
+                          <m:r>
+                            <m:rPr>
+                              <m:sty m:val="p"/>
+                            </m:rPr>
+                            <m:t>C</m:t>
+                          </m:r>
+                        </m:sub>
+                      </m:sSub>
+                    </m:e>
+                  </m:d>
+                </m:e>
+              </m:d>
+            </m:e>
+            <m:sup>
+              <m:r>
+                <m:rPr>
+                  <m:sty m:val="p"/>
+                </m:rPr>
+                <m:t>+</m:t>
+              </m:r>
+            </m:sup>
+          </m:sSup>
+          <m:r>
+            <m:rPr>
+              <m:sty m:val="p"/>
+            </m:rPr>
+            <m:t>,</m:t>
+          </m:r>
+        </m:oMath>
+      </m:oMathPara>
     </w:p>
     <w:p>
       <w:pPr>
         <w:pStyle w:val="FirstParagraph"/>
       </w:pPr>
       <w:r>
-        <w:t xml:space="preserve">其中，【G】 为太阳辐照度，【G_(STC)】 为标准测试辐照度，【γ】 为温度功率系数，【T_c】 为电池温度。电池温度由环境温度和辐照度通过 NOCT 模型估计。</w:t>
+        <w:t xml:space="preserve">其中，</w:t>
+      </w:r>
+      <m:oMath>
+        <m:r>
+          <m:t>G</m:t>
+        </m:r>
+      </m:oMath>
+      <w:r>
+        <w:t xml:space="preserve"> </w:t>
+      </w:r>
+      <w:r>
+        <w:t xml:space="preserve">为太阳辐照度，</w:t>
+      </w:r>
+      <m:oMath>
+        <m:sSub>
+          <m:e>
+            <m:r>
+              <m:t>G</m:t>
+            </m:r>
+          </m:e>
+          <m:sub>
+            <m:r>
+              <m:rPr>
+                <m:sty m:val="p"/>
+              </m:rPr>
+              <m:t>S</m:t>
+            </m:r>
+            <m:r>
+              <m:rPr>
+                <m:sty m:val="p"/>
+              </m:rPr>
+              <m:t>T</m:t>
+            </m:r>
+            <m:r>
+              <m:rPr>
+                <m:sty m:val="p"/>
+              </m:rPr>
+              <m:t>C</m:t>
+            </m:r>
+          </m:sub>
+        </m:sSub>
+      </m:oMath>
+      <w:r>
+        <w:t xml:space="preserve"> </w:t>
+      </w:r>
+      <w:r>
+        <w:t xml:space="preserve">为标准测试辐照度，</w:t>
+      </w:r>
+      <m:oMath>
+        <m:r>
+          <m:t>γ</m:t>
+        </m:r>
+      </m:oMath>
+      <w:r>
+        <w:t xml:space="preserve"> </w:t>
+      </w:r>
+      <w:r>
+        <w:t xml:space="preserve">为温度功率系数，</w:t>
+      </w:r>
+      <m:oMath>
+        <m:sSub>
+          <m:e>
+            <m:r>
+              <m:t>T</m:t>
+            </m:r>
+          </m:e>
+          <m:sub>
+            <m:r>
+              <m:t>c</m:t>
+            </m:r>
+          </m:sub>
+        </m:sSub>
+      </m:oMath>
+      <w:r>
+        <w:t xml:space="preserve"> </w:t>
+      </w:r>
+      <w:r>
+        <w:t xml:space="preserve">为电池温度。电池温度由环境温度和辐照度通过 NOCT 模型估计。</w:t>
       </w:r>
     </w:p>
     <w:bookmarkEnd w:id="25"/>
@@ -406,56 +2277,715 @@
         <w:pStyle w:val="FirstParagraph"/>
       </w:pPr>
       <w:r>
-        <w:t xml:space="preserve">负荷侧将每个负荷节点的基准需求 【P_(D,j)^0】 分为刚性负荷和温敏负荷</w:t>
-      </w:r>
-      <w:r>
-        <w:t xml:space="preserve">[9],[10]</w:t>
-      </w:r>
-      <w:r>
-        <w:t xml:space="preserve">。设刚性比例为 【ρ_(rigid)】，温敏比例为 【ρ_(cool)】，则极热温度 【T】 下节点 【j】 的修正需求为</w:t>
-      </w:r>
-    </w:p>
-    <w:p>
-      <w:pPr>
-        <w:pStyle w:val="SourceCode"/>
-      </w:pPr>
-      <w:r>
-        <w:rPr>
-          <w:rStyle w:val="VerbatimChar"/>
-        </w:rPr>
-        <w:t xml:space="preserve">(6)  D_j(T)=ρ_(rigid)P_(D,j)^(0) +ρ_(cool)P_(D,j)^(0) [1+β(T-T_(L0))]^+ ,</w:t>
-      </w:r>
+        <w:t xml:space="preserve">负荷侧将每个负荷节点的基准需求</w:t>
+      </w:r>
+      <w:r>
+        <w:t xml:space="preserve"> </w:t>
+      </w:r>
+      <m:oMath>
+        <m:sSubSup>
+          <m:e>
+            <m:r>
+              <m:t>P</m:t>
+            </m:r>
+          </m:e>
+          <m:sub>
+            <m:r>
+              <m:t>D</m:t>
+            </m:r>
+            <m:r>
+              <m:rPr>
+                <m:sty m:val="p"/>
+              </m:rPr>
+              <m:t>,</m:t>
+            </m:r>
+            <m:r>
+              <m:t>j</m:t>
+            </m:r>
+          </m:sub>
+          <m:sup>
+            <m:r>
+              <m:t>0</m:t>
+            </m:r>
+          </m:sup>
+        </m:sSubSup>
+      </m:oMath>
+      <w:r>
+        <w:t xml:space="preserve"> </w:t>
+      </w:r>
+      <w:r>
+        <w:t xml:space="preserve">分为刚性负荷和温敏负荷</w:t>
+      </w:r>
+      <w:r>
+        <w:t xml:space="preserve">[26],[27]</w:t>
+      </w:r>
+      <w:r>
+        <w:t xml:space="preserve">。设刚性比例为</w:t>
+      </w:r>
+      <w:r>
+        <w:t xml:space="preserve"> </w:t>
+      </w:r>
+      <m:oMath>
+        <m:sSub>
+          <m:e>
+            <m:r>
+              <m:t>ρ</m:t>
+            </m:r>
+          </m:e>
+          <m:sub>
+            <m:r>
+              <m:rPr>
+                <m:sty m:val="p"/>
+              </m:rPr>
+              <m:t>r</m:t>
+            </m:r>
+            <m:r>
+              <m:rPr>
+                <m:sty m:val="p"/>
+              </m:rPr>
+              <m:t>i</m:t>
+            </m:r>
+            <m:r>
+              <m:rPr>
+                <m:sty m:val="p"/>
+              </m:rPr>
+              <m:t>g</m:t>
+            </m:r>
+            <m:r>
+              <m:rPr>
+                <m:sty m:val="p"/>
+              </m:rPr>
+              <m:t>i</m:t>
+            </m:r>
+            <m:r>
+              <m:rPr>
+                <m:sty m:val="p"/>
+              </m:rPr>
+              <m:t>d</m:t>
+            </m:r>
+          </m:sub>
+        </m:sSub>
+      </m:oMath>
+      <w:r>
+        <w:t xml:space="preserve">，温敏比例为</w:t>
+      </w:r>
+      <w:r>
+        <w:t xml:space="preserve"> </w:t>
+      </w:r>
+      <m:oMath>
+        <m:sSub>
+          <m:e>
+            <m:r>
+              <m:t>ρ</m:t>
+            </m:r>
+          </m:e>
+          <m:sub>
+            <m:r>
+              <m:rPr>
+                <m:sty m:val="p"/>
+              </m:rPr>
+              <m:t>c</m:t>
+            </m:r>
+            <m:r>
+              <m:rPr>
+                <m:sty m:val="p"/>
+              </m:rPr>
+              <m:t>o</m:t>
+            </m:r>
+            <m:r>
+              <m:rPr>
+                <m:sty m:val="p"/>
+              </m:rPr>
+              <m:t>o</m:t>
+            </m:r>
+            <m:r>
+              <m:rPr>
+                <m:sty m:val="p"/>
+              </m:rPr>
+              <m:t>l</m:t>
+            </m:r>
+          </m:sub>
+        </m:sSub>
+      </m:oMath>
+      <w:r>
+        <w:t xml:space="preserve">，则极热温度</w:t>
+      </w:r>
+      <w:r>
+        <w:t xml:space="preserve"> </w:t>
+      </w:r>
+      <m:oMath>
+        <m:r>
+          <m:t>T</m:t>
+        </m:r>
+      </m:oMath>
+      <w:r>
+        <w:t xml:space="preserve"> </w:t>
+      </w:r>
+      <w:r>
+        <w:t xml:space="preserve">下节点</w:t>
+      </w:r>
+      <w:r>
+        <w:t xml:space="preserve"> </w:t>
+      </w:r>
+      <m:oMath>
+        <m:r>
+          <m:t>j</m:t>
+        </m:r>
+      </m:oMath>
+      <w:r>
+        <w:t xml:space="preserve"> </w:t>
+      </w:r>
+      <w:r>
+        <w:t xml:space="preserve">的修正需求为</w:t>
+      </w:r>
+    </w:p>
+    <w:p>
+      <w:pPr>
+        <w:pStyle w:val="BodyText"/>
+      </w:pPr>
+      <m:oMathPara>
+        <m:oMathParaPr>
+          <m:jc m:val="center"/>
+        </m:oMathParaPr>
+        <m:oMath>
+          <m:sSub>
+            <m:e>
+              <m:r>
+                <m:t>D</m:t>
+              </m:r>
+            </m:e>
+            <m:sub>
+              <m:r>
+                <m:t>j</m:t>
+              </m:r>
+            </m:sub>
+          </m:sSub>
+          <m:d>
+            <m:dPr>
+              <m:begChr m:val="("/>
+              <m:endChr m:val=")"/>
+              <m:sepChr m:val=""/>
+              <m:grow/>
+            </m:dPr>
+            <m:e>
+              <m:r>
+                <m:t>T</m:t>
+              </m:r>
+            </m:e>
+          </m:d>
+          <m:r>
+            <m:rPr>
+              <m:sty m:val="p"/>
+            </m:rPr>
+            <m:t>=</m:t>
+          </m:r>
+          <m:sSub>
+            <m:e>
+              <m:r>
+                <m:t>ρ</m:t>
+              </m:r>
+            </m:e>
+            <m:sub>
+              <m:r>
+                <m:rPr>
+                  <m:sty m:val="p"/>
+                </m:rPr>
+                <m:t>r</m:t>
+              </m:r>
+              <m:r>
+                <m:rPr>
+                  <m:sty m:val="p"/>
+                </m:rPr>
+                <m:t>i</m:t>
+              </m:r>
+              <m:r>
+                <m:rPr>
+                  <m:sty m:val="p"/>
+                </m:rPr>
+                <m:t>g</m:t>
+              </m:r>
+              <m:r>
+                <m:rPr>
+                  <m:sty m:val="p"/>
+                </m:rPr>
+                <m:t>i</m:t>
+              </m:r>
+              <m:r>
+                <m:rPr>
+                  <m:sty m:val="p"/>
+                </m:rPr>
+                <m:t>d</m:t>
+              </m:r>
+            </m:sub>
+          </m:sSub>
+          <m:sSubSup>
+            <m:e>
+              <m:r>
+                <m:t>P</m:t>
+              </m:r>
+            </m:e>
+            <m:sub>
+              <m:r>
+                <m:t>D</m:t>
+              </m:r>
+              <m:r>
+                <m:rPr>
+                  <m:sty m:val="p"/>
+                </m:rPr>
+                <m:t>,</m:t>
+              </m:r>
+              <m:r>
+                <m:t>j</m:t>
+              </m:r>
+            </m:sub>
+            <m:sup>
+              <m:r>
+                <m:t>0</m:t>
+              </m:r>
+            </m:sup>
+          </m:sSubSup>
+          <m:r>
+            <m:rPr>
+              <m:sty m:val="p"/>
+            </m:rPr>
+            <m:t>+</m:t>
+          </m:r>
+          <m:sSub>
+            <m:e>
+              <m:r>
+                <m:t>ρ</m:t>
+              </m:r>
+            </m:e>
+            <m:sub>
+              <m:r>
+                <m:rPr>
+                  <m:sty m:val="p"/>
+                </m:rPr>
+                <m:t>c</m:t>
+              </m:r>
+              <m:r>
+                <m:rPr>
+                  <m:sty m:val="p"/>
+                </m:rPr>
+                <m:t>o</m:t>
+              </m:r>
+              <m:r>
+                <m:rPr>
+                  <m:sty m:val="p"/>
+                </m:rPr>
+                <m:t>o</m:t>
+              </m:r>
+              <m:r>
+                <m:rPr>
+                  <m:sty m:val="p"/>
+                </m:rPr>
+                <m:t>l</m:t>
+              </m:r>
+            </m:sub>
+          </m:sSub>
+          <m:sSubSup>
+            <m:e>
+              <m:r>
+                <m:t>P</m:t>
+              </m:r>
+            </m:e>
+            <m:sub>
+              <m:r>
+                <m:t>D</m:t>
+              </m:r>
+              <m:r>
+                <m:rPr>
+                  <m:sty m:val="p"/>
+                </m:rPr>
+                <m:t>,</m:t>
+              </m:r>
+              <m:r>
+                <m:t>j</m:t>
+              </m:r>
+            </m:sub>
+            <m:sup>
+              <m:r>
+                <m:t>0</m:t>
+              </m:r>
+            </m:sup>
+          </m:sSubSup>
+          <m:sSup>
+            <m:e>
+              <m:d>
+                <m:dPr>
+                  <m:begChr m:val="["/>
+                  <m:endChr m:val="]"/>
+                  <m:sepChr m:val=""/>
+                  <m:grow/>
+                </m:dPr>
+                <m:e>
+                  <m:r>
+                    <m:t>1</m:t>
+                  </m:r>
+                  <m:r>
+                    <m:rPr>
+                      <m:sty m:val="p"/>
+                    </m:rPr>
+                    <m:t>+</m:t>
+                  </m:r>
+                  <m:r>
+                    <m:t>β</m:t>
+                  </m:r>
+                  <m:d>
+                    <m:dPr>
+                      <m:begChr m:val="("/>
+                      <m:endChr m:val=")"/>
+                      <m:sepChr m:val=""/>
+                      <m:grow/>
+                    </m:dPr>
+                    <m:e>
+                      <m:r>
+                        <m:t>T</m:t>
+                      </m:r>
+                      <m:r>
+                        <m:rPr>
+                          <m:sty m:val="p"/>
+                        </m:rPr>
+                        <m:t>−</m:t>
+                      </m:r>
+                      <m:sSub>
+                        <m:e>
+                          <m:r>
+                            <m:t>T</m:t>
+                          </m:r>
+                        </m:e>
+                        <m:sub>
+                          <m:r>
+                            <m:t>L</m:t>
+                          </m:r>
+                          <m:r>
+                            <m:t>0</m:t>
+                          </m:r>
+                        </m:sub>
+                      </m:sSub>
+                    </m:e>
+                  </m:d>
+                </m:e>
+              </m:d>
+            </m:e>
+            <m:sup>
+              <m:r>
+                <m:rPr>
+                  <m:sty m:val="p"/>
+                </m:rPr>
+                <m:t>+</m:t>
+              </m:r>
+            </m:sup>
+          </m:sSup>
+          <m:r>
+            <m:rPr>
+              <m:sty m:val="p"/>
+            </m:rPr>
+            <m:t>,</m:t>
+          </m:r>
+        </m:oMath>
+      </m:oMathPara>
     </w:p>
     <w:p>
       <w:pPr>
         <w:pStyle w:val="FirstParagraph"/>
       </w:pPr>
       <w:r>
-        <w:t xml:space="preserve">其中，【β】 为温度灵敏度，【T_(L0)】 为舒适基准温度。为反映不同负荷的重要性，本文将每个负荷节点进一步划分为一级关键负荷、二级重要负荷和三级可中断负荷</w:t>
-      </w:r>
-      <w:r>
-        <w:t xml:space="preserve">[11]</w:t>
-      </w:r>
-      <w:r>
-        <w:t xml:space="preserve">，并设置差异化失负荷价值 【VOLL_k】</w:t>
-      </w:r>
-      <w:r>
-        <w:t xml:space="preserve">[12]</w:t>
-      </w:r>
-      <w:r>
-        <w:t xml:space="preserve">。第 【j】 个负荷节点第 【k】 级切负荷变量为 【s_(j,k)】，满足</w:t>
-      </w:r>
-    </w:p>
-    <w:p>
-      <w:pPr>
-        <w:pStyle w:val="SourceCode"/>
-      </w:pPr>
-      <w:r>
-        <w:rPr>
-          <w:rStyle w:val="VerbatimChar"/>
-        </w:rPr>
-        <w:t xml:space="preserve">(7)  0≤ s_(j,k)≤ D_(j,k)(T), j∈D,\ k=1,2,3 .</w:t>
-      </w:r>
+        <w:t xml:space="preserve">其中，</w:t>
+      </w:r>
+      <m:oMath>
+        <m:r>
+          <m:t>β</m:t>
+        </m:r>
+      </m:oMath>
+      <w:r>
+        <w:t xml:space="preserve"> </w:t>
+      </w:r>
+      <w:r>
+        <w:t xml:space="preserve">为温度灵敏度，</w:t>
+      </w:r>
+      <m:oMath>
+        <m:sSub>
+          <m:e>
+            <m:r>
+              <m:t>T</m:t>
+            </m:r>
+          </m:e>
+          <m:sub>
+            <m:r>
+              <m:t>L</m:t>
+            </m:r>
+            <m:r>
+              <m:t>0</m:t>
+            </m:r>
+          </m:sub>
+        </m:sSub>
+      </m:oMath>
+      <w:r>
+        <w:t xml:space="preserve"> </w:t>
+      </w:r>
+      <w:r>
+        <w:t xml:space="preserve">为舒适基准温度。为反映不同负荷的重要性，本文将每个负荷节点进一步划分为一级关键负荷、二级重要负荷和三级可中断负荷</w:t>
+      </w:r>
+      <w:r>
+        <w:t xml:space="preserve">[28]</w:t>
+      </w:r>
+      <w:r>
+        <w:t xml:space="preserve">，并设置差异化失负荷价值</w:t>
+      </w:r>
+      <w:r>
+        <w:t xml:space="preserve"> </w:t>
+      </w:r>
+      <m:oMath>
+        <m:sSub>
+          <m:e>
+            <m:r>
+              <m:rPr>
+                <m:sty m:val="p"/>
+              </m:rPr>
+              <m:t>V</m:t>
+            </m:r>
+            <m:r>
+              <m:rPr>
+                <m:sty m:val="p"/>
+              </m:rPr>
+              <m:t>O</m:t>
+            </m:r>
+            <m:r>
+              <m:rPr>
+                <m:sty m:val="p"/>
+              </m:rPr>
+              <m:t>L</m:t>
+            </m:r>
+            <m:r>
+              <m:rPr>
+                <m:sty m:val="p"/>
+              </m:rPr>
+              <m:t>L</m:t>
+            </m:r>
+          </m:e>
+          <m:sub>
+            <m:r>
+              <m:t>k</m:t>
+            </m:r>
+          </m:sub>
+        </m:sSub>
+      </m:oMath>
+      <w:r>
+        <w:t xml:space="preserve">[29]</w:t>
+      </w:r>
+      <w:r>
+        <w:t xml:space="preserve">。第</w:t>
+      </w:r>
+      <w:r>
+        <w:t xml:space="preserve"> </w:t>
+      </w:r>
+      <m:oMath>
+        <m:r>
+          <m:t>j</m:t>
+        </m:r>
+      </m:oMath>
+      <w:r>
+        <w:t xml:space="preserve"> </w:t>
+      </w:r>
+      <w:r>
+        <w:t xml:space="preserve">个负荷节点第</w:t>
+      </w:r>
+      <w:r>
+        <w:t xml:space="preserve"> </w:t>
+      </w:r>
+      <m:oMath>
+        <m:r>
+          <m:t>k</m:t>
+        </m:r>
+      </m:oMath>
+      <w:r>
+        <w:t xml:space="preserve"> </w:t>
+      </w:r>
+      <w:r>
+        <w:t xml:space="preserve">级切负荷变量为</w:t>
+      </w:r>
+      <w:r>
+        <w:t xml:space="preserve"> </w:t>
+      </w:r>
+      <m:oMath>
+        <m:sSub>
+          <m:e>
+            <m:r>
+              <m:t>s</m:t>
+            </m:r>
+          </m:e>
+          <m:sub>
+            <m:r>
+              <m:t>j</m:t>
+            </m:r>
+            <m:r>
+              <m:rPr>
+                <m:sty m:val="p"/>
+              </m:rPr>
+              <m:t>,</m:t>
+            </m:r>
+            <m:r>
+              <m:t>k</m:t>
+            </m:r>
+          </m:sub>
+        </m:sSub>
+      </m:oMath>
+      <w:r>
+        <w:t xml:space="preserve">，满足</w:t>
+      </w:r>
+    </w:p>
+    <w:p>
+      <w:pPr>
+        <w:pStyle w:val="BodyText"/>
+      </w:pPr>
+      <m:oMathPara>
+        <m:oMathParaPr>
+          <m:jc m:val="center"/>
+        </m:oMathParaPr>
+        <m:oMath>
+          <m:r>
+            <m:t>0</m:t>
+          </m:r>
+          <m:r>
+            <m:rPr>
+              <m:sty m:val="p"/>
+            </m:rPr>
+            <m:t>≤</m:t>
+          </m:r>
+          <m:sSub>
+            <m:e>
+              <m:r>
+                <m:t>s</m:t>
+              </m:r>
+            </m:e>
+            <m:sub>
+              <m:r>
+                <m:t>j</m:t>
+              </m:r>
+              <m:r>
+                <m:rPr>
+                  <m:sty m:val="p"/>
+                </m:rPr>
+                <m:t>,</m:t>
+              </m:r>
+              <m:r>
+                <m:t>k</m:t>
+              </m:r>
+            </m:sub>
+          </m:sSub>
+          <m:r>
+            <m:rPr>
+              <m:sty m:val="p"/>
+            </m:rPr>
+            <m:t>≤</m:t>
+          </m:r>
+          <m:sSub>
+            <m:e>
+              <m:r>
+                <m:t>D</m:t>
+              </m:r>
+            </m:e>
+            <m:sub>
+              <m:r>
+                <m:t>j</m:t>
+              </m:r>
+              <m:r>
+                <m:rPr>
+                  <m:sty m:val="p"/>
+                </m:rPr>
+                <m:t>,</m:t>
+              </m:r>
+              <m:r>
+                <m:t>k</m:t>
+              </m:r>
+            </m:sub>
+          </m:sSub>
+          <m:d>
+            <m:dPr>
+              <m:begChr m:val="("/>
+              <m:endChr m:val=")"/>
+              <m:sepChr m:val=""/>
+              <m:grow/>
+            </m:dPr>
+            <m:e>
+              <m:r>
+                <m:t>T</m:t>
+              </m:r>
+            </m:e>
+          </m:d>
+          <m:r>
+            <m:rPr>
+              <m:sty m:val="p"/>
+            </m:rPr>
+            <m:t>,</m:t>
+          </m:r>
+          <m:r>
+            <m:t> </m:t>
+          </m:r>
+          <m:r>
+            <m:t>j</m:t>
+          </m:r>
+          <m:r>
+            <m:rPr>
+              <m:sty m:val="p"/>
+            </m:rPr>
+            <m:t>∈</m:t>
+          </m:r>
+          <m:r>
+            <m:rPr>
+              <m:sty m:val="p"/>
+              <m:scr m:val="script"/>
+            </m:rPr>
+            <m:t>D</m:t>
+          </m:r>
+          <m:r>
+            <m:rPr>
+              <m:sty m:val="p"/>
+            </m:rPr>
+            <m:t>,</m:t>
+          </m:r>
+          <m:r>
+            <m:t> </m:t>
+          </m:r>
+          <m:r>
+            <m:t>k</m:t>
+          </m:r>
+          <m:r>
+            <m:rPr>
+              <m:sty m:val="p"/>
+            </m:rPr>
+            <m:t>=</m:t>
+          </m:r>
+          <m:r>
+            <m:t>1</m:t>
+          </m:r>
+          <m:r>
+            <m:rPr>
+              <m:sty m:val="p"/>
+            </m:rPr>
+            <m:t>,</m:t>
+          </m:r>
+          <m:r>
+            <m:t>2</m:t>
+          </m:r>
+          <m:r>
+            <m:rPr>
+              <m:sty m:val="p"/>
+            </m:rPr>
+            <m:t>,</m:t>
+          </m:r>
+          <m:r>
+            <m:t>3</m:t>
+          </m:r>
+          <m:r>
+            <m:rPr>
+              <m:sty m:val="p"/>
+            </m:rPr>
+            <m:t>.</m:t>
+          </m:r>
+        </m:oMath>
+      </m:oMathPara>
     </w:p>
     <w:p>
       <w:pPr>
@@ -569,19 +3099,393 @@
         <w:pStyle w:val="FirstParagraph"/>
       </w:pPr>
       <w:r>
-        <w:t xml:space="preserve">基准 OPF 的决策变量包括机组有功出力 【P_(G,i)】、火电启停状态 【u_i】、节点电压相角 【θ_n】 以及分级切负荷量 【s_(j,k)】。优化目标为发电成本与切负荷惩罚成本之和：</w:t>
-      </w:r>
-    </w:p>
-    <w:p>
-      <w:pPr>
-        <w:pStyle w:val="SourceCode"/>
-      </w:pPr>
-      <w:r>
-        <w:rPr>
-          <w:rStyle w:val="VerbatimChar"/>
-        </w:rPr>
-        <w:t xml:space="preserve">(8)  min \sum_(i∈G)(c_(2,i)P_(G,i)^(2)+c_(1,i)P_(G,i)) +\sum_(j∈D)\sum_(k=1)^(3)VOLL_(k)s_(j,k).</w:t>
-      </w:r>
+        <w:t xml:space="preserve">基准 OPF 的决策变量包括机组有功出力</w:t>
+      </w:r>
+      <w:r>
+        <w:t xml:space="preserve"> </w:t>
+      </w:r>
+      <m:oMath>
+        <m:sSub>
+          <m:e>
+            <m:r>
+              <m:t>P</m:t>
+            </m:r>
+          </m:e>
+          <m:sub>
+            <m:r>
+              <m:t>G</m:t>
+            </m:r>
+            <m:r>
+              <m:rPr>
+                <m:sty m:val="p"/>
+              </m:rPr>
+              <m:t>,</m:t>
+            </m:r>
+            <m:r>
+              <m:t>i</m:t>
+            </m:r>
+          </m:sub>
+        </m:sSub>
+      </m:oMath>
+      <w:r>
+        <w:t xml:space="preserve">、火电启停状态</w:t>
+      </w:r>
+      <w:r>
+        <w:t xml:space="preserve"> </w:t>
+      </w:r>
+      <m:oMath>
+        <m:sSub>
+          <m:e>
+            <m:r>
+              <m:t>u</m:t>
+            </m:r>
+          </m:e>
+          <m:sub>
+            <m:r>
+              <m:t>i</m:t>
+            </m:r>
+          </m:sub>
+        </m:sSub>
+      </m:oMath>
+      <w:r>
+        <w:t xml:space="preserve">、节点电压相角</w:t>
+      </w:r>
+      <w:r>
+        <w:t xml:space="preserve"> </w:t>
+      </w:r>
+      <m:oMath>
+        <m:sSub>
+          <m:e>
+            <m:r>
+              <m:t>θ</m:t>
+            </m:r>
+          </m:e>
+          <m:sub>
+            <m:r>
+              <m:t>n</m:t>
+            </m:r>
+          </m:sub>
+        </m:sSub>
+      </m:oMath>
+      <w:r>
+        <w:t xml:space="preserve"> </w:t>
+      </w:r>
+      <w:r>
+        <w:t xml:space="preserve">以及分级切负荷量</w:t>
+      </w:r>
+      <w:r>
+        <w:t xml:space="preserve"> </w:t>
+      </w:r>
+      <m:oMath>
+        <m:sSub>
+          <m:e>
+            <m:r>
+              <m:t>s</m:t>
+            </m:r>
+          </m:e>
+          <m:sub>
+            <m:r>
+              <m:t>j</m:t>
+            </m:r>
+            <m:r>
+              <m:rPr>
+                <m:sty m:val="p"/>
+              </m:rPr>
+              <m:t>,</m:t>
+            </m:r>
+            <m:r>
+              <m:t>k</m:t>
+            </m:r>
+          </m:sub>
+        </m:sSub>
+      </m:oMath>
+      <w:r>
+        <w:t xml:space="preserve">。优化目标为发电成本与切负荷惩罚成本之和：</w:t>
+      </w:r>
+    </w:p>
+    <w:p>
+      <w:pPr>
+        <w:pStyle w:val="BodyText"/>
+      </w:pPr>
+      <m:oMathPara>
+        <m:oMathParaPr>
+          <m:jc m:val="center"/>
+        </m:oMathParaPr>
+        <m:oMath>
+          <m:r>
+            <m:rPr>
+              <m:sty m:val="p"/>
+            </m:rPr>
+            <m:t>min</m:t>
+          </m:r>
+          <m:nary>
+            <m:naryPr>
+              <m:chr m:val="∑"/>
+              <m:limLoc m:val="undOvr"/>
+              <m:subHide m:val="off"/>
+              <m:supHide m:val="on"/>
+            </m:naryPr>
+            <m:sub>
+              <m:r>
+                <m:t>i</m:t>
+              </m:r>
+              <m:r>
+                <m:rPr>
+                  <m:sty m:val="p"/>
+                </m:rPr>
+                <m:t>∈</m:t>
+              </m:r>
+              <m:r>
+                <m:rPr>
+                  <m:sty m:val="p"/>
+                  <m:scr m:val="script"/>
+                </m:rPr>
+                <m:t>G</m:t>
+              </m:r>
+            </m:sub>
+            <m:sup>
+              <m:r>
+                <m:t>​</m:t>
+              </m:r>
+            </m:sup>
+            <m:e>
+              <m:d>
+                <m:dPr>
+                  <m:begChr m:val="("/>
+                  <m:endChr m:val=")"/>
+                  <m:sepChr m:val=""/>
+                  <m:grow/>
+                </m:dPr>
+                <m:e>
+                  <m:sSub>
+                    <m:e>
+                      <m:r>
+                        <m:t>c</m:t>
+                      </m:r>
+                    </m:e>
+                    <m:sub>
+                      <m:r>
+                        <m:t>2</m:t>
+                      </m:r>
+                      <m:r>
+                        <m:rPr>
+                          <m:sty m:val="p"/>
+                        </m:rPr>
+                        <m:t>,</m:t>
+                      </m:r>
+                      <m:r>
+                        <m:t>i</m:t>
+                      </m:r>
+                    </m:sub>
+                  </m:sSub>
+                  <m:sSubSup>
+                    <m:e>
+                      <m:r>
+                        <m:t>P</m:t>
+                      </m:r>
+                    </m:e>
+                    <m:sub>
+                      <m:r>
+                        <m:t>G</m:t>
+                      </m:r>
+                      <m:r>
+                        <m:rPr>
+                          <m:sty m:val="p"/>
+                        </m:rPr>
+                        <m:t>,</m:t>
+                      </m:r>
+                      <m:r>
+                        <m:t>i</m:t>
+                      </m:r>
+                    </m:sub>
+                    <m:sup>
+                      <m:r>
+                        <m:t>2</m:t>
+                      </m:r>
+                    </m:sup>
+                  </m:sSubSup>
+                  <m:r>
+                    <m:rPr>
+                      <m:sty m:val="p"/>
+                    </m:rPr>
+                    <m:t>+</m:t>
+                  </m:r>
+                  <m:sSub>
+                    <m:e>
+                      <m:r>
+                        <m:t>c</m:t>
+                      </m:r>
+                    </m:e>
+                    <m:sub>
+                      <m:r>
+                        <m:t>1</m:t>
+                      </m:r>
+                      <m:r>
+                        <m:rPr>
+                          <m:sty m:val="p"/>
+                        </m:rPr>
+                        <m:t>,</m:t>
+                      </m:r>
+                      <m:r>
+                        <m:t>i</m:t>
+                      </m:r>
+                    </m:sub>
+                  </m:sSub>
+                  <m:sSub>
+                    <m:e>
+                      <m:r>
+                        <m:t>P</m:t>
+                      </m:r>
+                    </m:e>
+                    <m:sub>
+                      <m:r>
+                        <m:t>G</m:t>
+                      </m:r>
+                      <m:r>
+                        <m:rPr>
+                          <m:sty m:val="p"/>
+                        </m:rPr>
+                        <m:t>,</m:t>
+                      </m:r>
+                      <m:r>
+                        <m:t>i</m:t>
+                      </m:r>
+                    </m:sub>
+                  </m:sSub>
+                </m:e>
+              </m:d>
+            </m:e>
+          </m:nary>
+          <m:r>
+            <m:rPr>
+              <m:sty m:val="p"/>
+            </m:rPr>
+            <m:t>+</m:t>
+          </m:r>
+          <m:nary>
+            <m:naryPr>
+              <m:chr m:val="∑"/>
+              <m:limLoc m:val="undOvr"/>
+              <m:subHide m:val="off"/>
+              <m:supHide m:val="on"/>
+            </m:naryPr>
+            <m:sub>
+              <m:r>
+                <m:t>j</m:t>
+              </m:r>
+              <m:r>
+                <m:rPr>
+                  <m:sty m:val="p"/>
+                </m:rPr>
+                <m:t>∈</m:t>
+              </m:r>
+              <m:r>
+                <m:rPr>
+                  <m:sty m:val="p"/>
+                  <m:scr m:val="script"/>
+                </m:rPr>
+                <m:t>D</m:t>
+              </m:r>
+            </m:sub>
+            <m:sup>
+              <m:r>
+                <m:t>​</m:t>
+              </m:r>
+            </m:sup>
+            <m:e>
+              <m:nary>
+                <m:naryPr>
+                  <m:chr m:val="∑"/>
+                  <m:limLoc m:val="undOvr"/>
+                  <m:subHide m:val="off"/>
+                  <m:supHide m:val="off"/>
+                </m:naryPr>
+                <m:sub>
+                  <m:r>
+                    <m:t>k</m:t>
+                  </m:r>
+                  <m:r>
+                    <m:rPr>
+                      <m:sty m:val="p"/>
+                    </m:rPr>
+                    <m:t>=</m:t>
+                  </m:r>
+                  <m:r>
+                    <m:t>1</m:t>
+                  </m:r>
+                </m:sub>
+                <m:sup>
+                  <m:r>
+                    <m:t>3</m:t>
+                  </m:r>
+                </m:sup>
+                <m:e>
+                  <m:sSub>
+                    <m:e>
+                      <m:r>
+                        <m:rPr>
+                          <m:sty m:val="p"/>
+                        </m:rPr>
+                        <m:t>V</m:t>
+                      </m:r>
+                      <m:r>
+                        <m:rPr>
+                          <m:sty m:val="p"/>
+                        </m:rPr>
+                        <m:t>O</m:t>
+                      </m:r>
+                      <m:r>
+                        <m:rPr>
+                          <m:sty m:val="p"/>
+                        </m:rPr>
+                        <m:t>L</m:t>
+                      </m:r>
+                      <m:r>
+                        <m:rPr>
+                          <m:sty m:val="p"/>
+                        </m:rPr>
+                        <m:t>L</m:t>
+                      </m:r>
+                    </m:e>
+                    <m:sub>
+                      <m:r>
+                        <m:t>k</m:t>
+                      </m:r>
+                    </m:sub>
+                  </m:sSub>
+                </m:e>
+              </m:nary>
+            </m:e>
+          </m:nary>
+          <m:sSub>
+            <m:e>
+              <m:r>
+                <m:t>s</m:t>
+              </m:r>
+            </m:e>
+            <m:sub>
+              <m:r>
+                <m:t>j</m:t>
+              </m:r>
+              <m:r>
+                <m:rPr>
+                  <m:sty m:val="p"/>
+                </m:rPr>
+                <m:t>,</m:t>
+              </m:r>
+              <m:r>
+                <m:t>k</m:t>
+              </m:r>
+            </m:sub>
+          </m:sSub>
+          <m:r>
+            <m:rPr>
+              <m:sty m:val="p"/>
+            </m:rPr>
+            <m:t>.</m:t>
+          </m:r>
+        </m:oMath>
+      </m:oMathPara>
     </w:p>
     <w:p>
       <w:pPr>
@@ -606,41 +3510,451 @@
         <w:pStyle w:val="FirstParagraph"/>
       </w:pPr>
       <w:r>
-        <w:t xml:space="preserve">设系统基准容量为 【S_B】，节点电纳矩阵为 【</w:t>
-      </w:r>
-      <w:r>
-        <w:t xml:space="preserve">(B)】，支路串联电纳由电抗和变比构造。节点 【n】 的功率平衡约束为</w:t>
-      </w:r>
-    </w:p>
-    <w:p>
-      <w:pPr>
-        <w:pStyle w:val="SourceCode"/>
-      </w:pPr>
-      <w:r>
-        <w:rPr>
-          <w:rStyle w:val="VerbatimChar"/>
-        </w:rPr>
-        <w:t xml:space="preserve">(9)  S_B(\bold(B)\bold(θ))_n -\sum_(i∈G(n))P_(G,i) -\sum_(k=1)^(3)s_(n,k) =-D_n(T), ∀ n .</w:t>
-      </w:r>
+        <w:t xml:space="preserve">设系统基准容量为</w:t>
+      </w:r>
+      <w:r>
+        <w:t xml:space="preserve"> </w:t>
+      </w:r>
+      <m:oMath>
+        <m:sSub>
+          <m:e>
+            <m:r>
+              <m:t>S</m:t>
+            </m:r>
+          </m:e>
+          <m:sub>
+            <m:r>
+              <m:t>B</m:t>
+            </m:r>
+          </m:sub>
+        </m:sSub>
+      </m:oMath>
+      <w:r>
+        <w:t xml:space="preserve">，节点电纳矩阵为</w:t>
+      </w:r>
+      <w:r>
+        <w:t xml:space="preserve"> </w:t>
+      </w:r>
+      <m:oMath>
+        <m:r>
+          <m:rPr>
+            <m:sty m:val="b"/>
+          </m:rPr>
+          <m:t>B</m:t>
+        </m:r>
+      </m:oMath>
+      <w:r>
+        <w:t xml:space="preserve">，支路串联电纳由电抗和变比构造。节点</w:t>
+      </w:r>
+      <w:r>
+        <w:t xml:space="preserve"> </w:t>
+      </w:r>
+      <m:oMath>
+        <m:r>
+          <m:t>n</m:t>
+        </m:r>
+      </m:oMath>
+      <w:r>
+        <w:t xml:space="preserve"> </w:t>
+      </w:r>
+      <w:r>
+        <w:t xml:space="preserve">的功率平衡约束为</w:t>
+      </w:r>
+    </w:p>
+    <w:p>
+      <w:pPr>
+        <w:pStyle w:val="BodyText"/>
+      </w:pPr>
+      <m:oMathPara>
+        <m:oMathParaPr>
+          <m:jc m:val="center"/>
+        </m:oMathParaPr>
+        <m:oMath>
+          <m:sSub>
+            <m:e>
+              <m:r>
+                <m:t>S</m:t>
+              </m:r>
+            </m:e>
+            <m:sub>
+              <m:r>
+                <m:t>B</m:t>
+              </m:r>
+            </m:sub>
+          </m:sSub>
+          <m:sSub>
+            <m:e>
+              <m:d>
+                <m:dPr>
+                  <m:begChr m:val="("/>
+                  <m:endChr m:val=")"/>
+                  <m:sepChr m:val=""/>
+                  <m:grow/>
+                </m:dPr>
+                <m:e>
+                  <m:r>
+                    <m:rPr>
+                      <m:sty m:val="b"/>
+                    </m:rPr>
+                    <m:t>B</m:t>
+                  </m:r>
+                  <m:r>
+                    <m:rPr>
+                      <m:sty m:val="b"/>
+                    </m:rPr>
+                    <m:t>θ</m:t>
+                  </m:r>
+                </m:e>
+              </m:d>
+            </m:e>
+            <m:sub>
+              <m:r>
+                <m:t>n</m:t>
+              </m:r>
+            </m:sub>
+          </m:sSub>
+          <m:r>
+            <m:rPr>
+              <m:sty m:val="p"/>
+            </m:rPr>
+            <m:t>−</m:t>
+          </m:r>
+          <m:nary>
+            <m:naryPr>
+              <m:chr m:val="∑"/>
+              <m:limLoc m:val="undOvr"/>
+              <m:subHide m:val="off"/>
+              <m:supHide m:val="on"/>
+            </m:naryPr>
+            <m:sub>
+              <m:r>
+                <m:t>i</m:t>
+              </m:r>
+              <m:r>
+                <m:rPr>
+                  <m:sty m:val="p"/>
+                </m:rPr>
+                <m:t>∈</m:t>
+              </m:r>
+              <m:r>
+                <m:rPr>
+                  <m:sty m:val="p"/>
+                  <m:scr m:val="script"/>
+                </m:rPr>
+                <m:t>G</m:t>
+              </m:r>
+              <m:d>
+                <m:dPr>
+                  <m:begChr m:val="("/>
+                  <m:endChr m:val=")"/>
+                  <m:sepChr m:val=""/>
+                  <m:grow/>
+                </m:dPr>
+                <m:e>
+                  <m:r>
+                    <m:t>n</m:t>
+                  </m:r>
+                </m:e>
+              </m:d>
+            </m:sub>
+            <m:sup>
+              <m:r>
+                <m:t>​</m:t>
+              </m:r>
+            </m:sup>
+            <m:e>
+              <m:sSub>
+                <m:e>
+                  <m:r>
+                    <m:t>P</m:t>
+                  </m:r>
+                </m:e>
+                <m:sub>
+                  <m:r>
+                    <m:t>G</m:t>
+                  </m:r>
+                  <m:r>
+                    <m:rPr>
+                      <m:sty m:val="p"/>
+                    </m:rPr>
+                    <m:t>,</m:t>
+                  </m:r>
+                  <m:r>
+                    <m:t>i</m:t>
+                  </m:r>
+                </m:sub>
+              </m:sSub>
+            </m:e>
+          </m:nary>
+          <m:r>
+            <m:rPr>
+              <m:sty m:val="p"/>
+            </m:rPr>
+            <m:t>−</m:t>
+          </m:r>
+          <m:nary>
+            <m:naryPr>
+              <m:chr m:val="∑"/>
+              <m:limLoc m:val="undOvr"/>
+              <m:subHide m:val="off"/>
+              <m:supHide m:val="off"/>
+            </m:naryPr>
+            <m:sub>
+              <m:r>
+                <m:t>k</m:t>
+              </m:r>
+              <m:r>
+                <m:rPr>
+                  <m:sty m:val="p"/>
+                </m:rPr>
+                <m:t>=</m:t>
+              </m:r>
+              <m:r>
+                <m:t>1</m:t>
+              </m:r>
+            </m:sub>
+            <m:sup>
+              <m:r>
+                <m:t>3</m:t>
+              </m:r>
+            </m:sup>
+            <m:e>
+              <m:sSub>
+                <m:e>
+                  <m:r>
+                    <m:t>s</m:t>
+                  </m:r>
+                </m:e>
+                <m:sub>
+                  <m:r>
+                    <m:t>n</m:t>
+                  </m:r>
+                  <m:r>
+                    <m:rPr>
+                      <m:sty m:val="p"/>
+                    </m:rPr>
+                    <m:t>,</m:t>
+                  </m:r>
+                  <m:r>
+                    <m:t>k</m:t>
+                  </m:r>
+                </m:sub>
+              </m:sSub>
+            </m:e>
+          </m:nary>
+          <m:r>
+            <m:rPr>
+              <m:sty m:val="p"/>
+            </m:rPr>
+            <m:t>=</m:t>
+          </m:r>
+          <m:r>
+            <m:rPr>
+              <m:sty m:val="p"/>
+            </m:rPr>
+            <m:t>−</m:t>
+          </m:r>
+          <m:sSub>
+            <m:e>
+              <m:r>
+                <m:t>D</m:t>
+              </m:r>
+            </m:e>
+            <m:sub>
+              <m:r>
+                <m:t>n</m:t>
+              </m:r>
+            </m:sub>
+          </m:sSub>
+          <m:d>
+            <m:dPr>
+              <m:begChr m:val="("/>
+              <m:endChr m:val=")"/>
+              <m:sepChr m:val=""/>
+              <m:grow/>
+            </m:dPr>
+            <m:e>
+              <m:r>
+                <m:t>T</m:t>
+              </m:r>
+            </m:e>
+          </m:d>
+          <m:r>
+            <m:rPr>
+              <m:sty m:val="p"/>
+            </m:rPr>
+            <m:t>,</m:t>
+          </m:r>
+          <m:r>
+            <m:t> </m:t>
+          </m:r>
+          <m:r>
+            <m:rPr>
+              <m:sty m:val="p"/>
+            </m:rPr>
+            <m:t>∀</m:t>
+          </m:r>
+          <m:r>
+            <m:t>n</m:t>
+          </m:r>
+          <m:r>
+            <m:rPr>
+              <m:sty m:val="p"/>
+            </m:rPr>
+            <m:t>.</m:t>
+          </m:r>
+        </m:oMath>
+      </m:oMathPara>
     </w:p>
     <w:p>
       <w:pPr>
         <w:pStyle w:val="FirstParagraph"/>
       </w:pPr>
       <w:r>
-        <w:t xml:space="preserve">支路 【l=(m,n)】 的直流潮流为</w:t>
-      </w:r>
-    </w:p>
-    <w:p>
-      <w:pPr>
-        <w:pStyle w:val="SourceCode"/>
-      </w:pPr>
-      <w:r>
-        <w:rPr>
-          <w:rStyle w:val="VerbatimChar"/>
-        </w:rPr>
-        <w:t xml:space="preserve">(10)  f_l=S_B b_l(θ_m-θ_n),</w:t>
-      </w:r>
+        <w:t xml:space="preserve">支路</w:t>
+      </w:r>
+      <w:r>
+        <w:t xml:space="preserve"> </w:t>
+      </w:r>
+      <m:oMath>
+        <m:r>
+          <m:t>l</m:t>
+        </m:r>
+        <m:r>
+          <m:rPr>
+            <m:sty m:val="p"/>
+          </m:rPr>
+          <m:t>=</m:t>
+        </m:r>
+        <m:d>
+          <m:dPr>
+            <m:begChr m:val="("/>
+            <m:endChr m:val=")"/>
+            <m:sepChr m:val=""/>
+            <m:grow/>
+          </m:dPr>
+          <m:e>
+            <m:r>
+              <m:t>m</m:t>
+            </m:r>
+            <m:r>
+              <m:rPr>
+                <m:sty m:val="p"/>
+              </m:rPr>
+              <m:t>,</m:t>
+            </m:r>
+            <m:r>
+              <m:t>n</m:t>
+            </m:r>
+          </m:e>
+        </m:d>
+      </m:oMath>
+      <w:r>
+        <w:t xml:space="preserve"> </w:t>
+      </w:r>
+      <w:r>
+        <w:t xml:space="preserve">的直流潮流为</w:t>
+      </w:r>
+    </w:p>
+    <w:p>
+      <w:pPr>
+        <w:pStyle w:val="BodyText"/>
+      </w:pPr>
+      <m:oMathPara>
+        <m:oMathParaPr>
+          <m:jc m:val="center"/>
+        </m:oMathParaPr>
+        <m:oMath>
+          <m:sSub>
+            <m:e>
+              <m:r>
+                <m:t>f</m:t>
+              </m:r>
+            </m:e>
+            <m:sub>
+              <m:r>
+                <m:t>l</m:t>
+              </m:r>
+            </m:sub>
+          </m:sSub>
+          <m:r>
+            <m:rPr>
+              <m:sty m:val="p"/>
+            </m:rPr>
+            <m:t>=</m:t>
+          </m:r>
+          <m:sSub>
+            <m:e>
+              <m:r>
+                <m:t>S</m:t>
+              </m:r>
+            </m:e>
+            <m:sub>
+              <m:r>
+                <m:t>B</m:t>
+              </m:r>
+            </m:sub>
+          </m:sSub>
+          <m:sSub>
+            <m:e>
+              <m:r>
+                <m:t>b</m:t>
+              </m:r>
+            </m:e>
+            <m:sub>
+              <m:r>
+                <m:t>l</m:t>
+              </m:r>
+            </m:sub>
+          </m:sSub>
+          <m:d>
+            <m:dPr>
+              <m:begChr m:val="("/>
+              <m:endChr m:val=")"/>
+              <m:sepChr m:val=""/>
+              <m:grow/>
+            </m:dPr>
+            <m:e>
+              <m:sSub>
+                <m:e>
+                  <m:r>
+                    <m:t>θ</m:t>
+                  </m:r>
+                </m:e>
+                <m:sub>
+                  <m:r>
+                    <m:t>m</m:t>
+                  </m:r>
+                </m:sub>
+              </m:sSub>
+              <m:r>
+                <m:rPr>
+                  <m:sty m:val="p"/>
+                </m:rPr>
+                <m:t>−</m:t>
+              </m:r>
+              <m:sSub>
+                <m:e>
+                  <m:r>
+                    <m:t>θ</m:t>
+                  </m:r>
+                </m:e>
+                <m:sub>
+                  <m:r>
+                    <m:t>n</m:t>
+                  </m:r>
+                </m:sub>
+              </m:sSub>
+            </m:e>
+          </m:d>
+          <m:r>
+            <m:rPr>
+              <m:sty m:val="p"/>
+            </m:rPr>
+            <m:t>,</m:t>
+          </m:r>
+        </m:oMath>
+      </m:oMathPara>
     </w:p>
     <w:p>
       <w:pPr>
@@ -652,14 +3966,107 @@
     </w:p>
     <w:p>
       <w:pPr>
-        <w:pStyle w:val="SourceCode"/>
-      </w:pPr>
-      <w:r>
-        <w:rPr>
-          <w:rStyle w:val="VerbatimChar"/>
-        </w:rPr>
-        <w:t xml:space="preserve">(11)  -\overbar(f)_l≤ f_l≤ \overbar(f)_l, ∀ l .</w:t>
-      </w:r>
+        <w:pStyle w:val="BodyText"/>
+      </w:pPr>
+      <m:oMathPara>
+        <m:oMathParaPr>
+          <m:jc m:val="center"/>
+        </m:oMathParaPr>
+        <m:oMath>
+          <m:r>
+            <m:rPr>
+              <m:sty m:val="p"/>
+            </m:rPr>
+            <m:t>−</m:t>
+          </m:r>
+          <m:sSub>
+            <m:e>
+              <m:bar>
+                <m:barPr>
+                  <m:pos m:val="top"/>
+                </m:barPr>
+                <m:e>
+                  <m:r>
+                    <m:t>f</m:t>
+                  </m:r>
+                </m:e>
+              </m:bar>
+            </m:e>
+            <m:sub>
+              <m:r>
+                <m:t>l</m:t>
+              </m:r>
+            </m:sub>
+          </m:sSub>
+          <m:r>
+            <m:rPr>
+              <m:sty m:val="p"/>
+            </m:rPr>
+            <m:t>≤</m:t>
+          </m:r>
+          <m:sSub>
+            <m:e>
+              <m:r>
+                <m:t>f</m:t>
+              </m:r>
+            </m:e>
+            <m:sub>
+              <m:r>
+                <m:t>l</m:t>
+              </m:r>
+            </m:sub>
+          </m:sSub>
+          <m:r>
+            <m:rPr>
+              <m:sty m:val="p"/>
+            </m:rPr>
+            <m:t>≤</m:t>
+          </m:r>
+          <m:sSub>
+            <m:e>
+              <m:bar>
+                <m:barPr>
+                  <m:pos m:val="top"/>
+                </m:barPr>
+                <m:e>
+                  <m:r>
+                    <m:t>f</m:t>
+                  </m:r>
+                </m:e>
+              </m:bar>
+            </m:e>
+            <m:sub>
+              <m:r>
+                <m:t>l</m:t>
+              </m:r>
+            </m:sub>
+          </m:sSub>
+          <m:r>
+            <m:rPr>
+              <m:sty m:val="p"/>
+            </m:rPr>
+            <m:t>,</m:t>
+          </m:r>
+          <m:r>
+            <m:t> </m:t>
+          </m:r>
+          <m:r>
+            <m:rPr>
+              <m:sty m:val="p"/>
+            </m:rPr>
+            <m:t>∀</m:t>
+          </m:r>
+          <m:r>
+            <m:t>l</m:t>
+          </m:r>
+          <m:r>
+            <m:rPr>
+              <m:sty m:val="p"/>
+            </m:rPr>
+            <m:t>.</m:t>
+          </m:r>
+        </m:oMath>
+      </m:oMathPara>
     </w:p>
     <w:p>
       <w:pPr>
@@ -671,14 +4078,69 @@
     </w:p>
     <w:p>
       <w:pPr>
-        <w:pStyle w:val="SourceCode"/>
-      </w:pPr>
-      <w:r>
-        <w:rPr>
-          <w:rStyle w:val="VerbatimChar"/>
-        </w:rPr>
-        <w:t xml:space="preserve">(12)  θ_(slack)=0 .</w:t>
-      </w:r>
+        <w:pStyle w:val="BodyText"/>
+      </w:pPr>
+      <m:oMathPara>
+        <m:oMathParaPr>
+          <m:jc m:val="center"/>
+        </m:oMathParaPr>
+        <m:oMath>
+          <m:sSub>
+            <m:e>
+              <m:r>
+                <m:t>θ</m:t>
+              </m:r>
+            </m:e>
+            <m:sub>
+              <m:r>
+                <m:rPr>
+                  <m:sty m:val="p"/>
+                </m:rPr>
+                <m:t>s</m:t>
+              </m:r>
+              <m:r>
+                <m:rPr>
+                  <m:sty m:val="p"/>
+                </m:rPr>
+                <m:t>l</m:t>
+              </m:r>
+              <m:r>
+                <m:rPr>
+                  <m:sty m:val="p"/>
+                </m:rPr>
+                <m:t>a</m:t>
+              </m:r>
+              <m:r>
+                <m:rPr>
+                  <m:sty m:val="p"/>
+                </m:rPr>
+                <m:t>c</m:t>
+              </m:r>
+              <m:r>
+                <m:rPr>
+                  <m:sty m:val="p"/>
+                </m:rPr>
+                <m:t>k</m:t>
+              </m:r>
+            </m:sub>
+          </m:sSub>
+          <m:r>
+            <m:rPr>
+              <m:sty m:val="p"/>
+            </m:rPr>
+            <m:t>=</m:t>
+          </m:r>
+          <m:r>
+            <m:t>0</m:t>
+          </m:r>
+          <m:r>
+            <m:rPr>
+              <m:sty m:val="p"/>
+            </m:rPr>
+            <m:t>.</m:t>
+          </m:r>
+        </m:oMath>
+      </m:oMathPara>
     </w:p>
     <w:bookmarkEnd w:id="32"/>
     <w:bookmarkStart w:id="33" w:name="c.-源侧运行约束"/>
@@ -700,14 +4162,220 @@
     </w:p>
     <w:p>
       <w:pPr>
-        <w:pStyle w:val="SourceCode"/>
-      </w:pPr>
-      <w:r>
-        <w:rPr>
-          <w:rStyle w:val="VerbatimChar"/>
-        </w:rPr>
-        <w:t xml:space="preserve">(13)  \underbar(P)_(G,i)^(disp)=\underbar(P)_(G,i), \overbar(P)_(G,i)^(disp)=P_(G,i)^(max)(T).</w:t>
-      </w:r>
+        <w:pStyle w:val="BodyText"/>
+      </w:pPr>
+      <m:oMathPara>
+        <m:oMathParaPr>
+          <m:jc m:val="center"/>
+        </m:oMathParaPr>
+        <m:oMath>
+          <m:sSubSup>
+            <m:e>
+              <m:bar>
+                <m:barPr>
+                  <m:pos m:val="bot"/>
+                </m:barPr>
+                <m:e>
+                  <m:r>
+                    <m:t>P</m:t>
+                  </m:r>
+                </m:e>
+              </m:bar>
+            </m:e>
+            <m:sub>
+              <m:r>
+                <m:t>G</m:t>
+              </m:r>
+              <m:r>
+                <m:rPr>
+                  <m:sty m:val="p"/>
+                </m:rPr>
+                <m:t>,</m:t>
+              </m:r>
+              <m:r>
+                <m:t>i</m:t>
+              </m:r>
+            </m:sub>
+            <m:sup>
+              <m:r>
+                <m:rPr>
+                  <m:sty m:val="p"/>
+                </m:rPr>
+                <m:t>d</m:t>
+              </m:r>
+              <m:r>
+                <m:rPr>
+                  <m:sty m:val="p"/>
+                </m:rPr>
+                <m:t>i</m:t>
+              </m:r>
+              <m:r>
+                <m:rPr>
+                  <m:sty m:val="p"/>
+                </m:rPr>
+                <m:t>s</m:t>
+              </m:r>
+              <m:r>
+                <m:rPr>
+                  <m:sty m:val="p"/>
+                </m:rPr>
+                <m:t>p</m:t>
+              </m:r>
+            </m:sup>
+          </m:sSubSup>
+          <m:r>
+            <m:rPr>
+              <m:sty m:val="p"/>
+            </m:rPr>
+            <m:t>=</m:t>
+          </m:r>
+          <m:sSub>
+            <m:e>
+              <m:bar>
+                <m:barPr>
+                  <m:pos m:val="bot"/>
+                </m:barPr>
+                <m:e>
+                  <m:r>
+                    <m:t>P</m:t>
+                  </m:r>
+                </m:e>
+              </m:bar>
+            </m:e>
+            <m:sub>
+              <m:r>
+                <m:t>G</m:t>
+              </m:r>
+              <m:r>
+                <m:rPr>
+                  <m:sty m:val="p"/>
+                </m:rPr>
+                <m:t>,</m:t>
+              </m:r>
+              <m:r>
+                <m:t>i</m:t>
+              </m:r>
+            </m:sub>
+          </m:sSub>
+          <m:r>
+            <m:rPr>
+              <m:sty m:val="p"/>
+            </m:rPr>
+            <m:t>,</m:t>
+          </m:r>
+          <m:r>
+            <m:t> </m:t>
+          </m:r>
+          <m:sSubSup>
+            <m:e>
+              <m:bar>
+                <m:barPr>
+                  <m:pos m:val="top"/>
+                </m:barPr>
+                <m:e>
+                  <m:r>
+                    <m:t>P</m:t>
+                  </m:r>
+                </m:e>
+              </m:bar>
+            </m:e>
+            <m:sub>
+              <m:r>
+                <m:t>G</m:t>
+              </m:r>
+              <m:r>
+                <m:rPr>
+                  <m:sty m:val="p"/>
+                </m:rPr>
+                <m:t>,</m:t>
+              </m:r>
+              <m:r>
+                <m:t>i</m:t>
+              </m:r>
+            </m:sub>
+            <m:sup>
+              <m:r>
+                <m:rPr>
+                  <m:sty m:val="p"/>
+                </m:rPr>
+                <m:t>d</m:t>
+              </m:r>
+              <m:r>
+                <m:rPr>
+                  <m:sty m:val="p"/>
+                </m:rPr>
+                <m:t>i</m:t>
+              </m:r>
+              <m:r>
+                <m:rPr>
+                  <m:sty m:val="p"/>
+                </m:rPr>
+                <m:t>s</m:t>
+              </m:r>
+              <m:r>
+                <m:rPr>
+                  <m:sty m:val="p"/>
+                </m:rPr>
+                <m:t>p</m:t>
+              </m:r>
+            </m:sup>
+          </m:sSubSup>
+          <m:r>
+            <m:rPr>
+              <m:sty m:val="p"/>
+            </m:rPr>
+            <m:t>=</m:t>
+          </m:r>
+          <m:sSubSup>
+            <m:e>
+              <m:r>
+                <m:t>P</m:t>
+              </m:r>
+            </m:e>
+            <m:sub>
+              <m:r>
+                <m:t>G</m:t>
+              </m:r>
+              <m:r>
+                <m:rPr>
+                  <m:sty m:val="p"/>
+                </m:rPr>
+                <m:t>,</m:t>
+              </m:r>
+              <m:r>
+                <m:t>i</m:t>
+              </m:r>
+            </m:sub>
+            <m:sup>
+              <m:r>
+                <m:rPr>
+                  <m:sty m:val="p"/>
+                </m:rPr>
+                <m:t>max</m:t>
+              </m:r>
+            </m:sup>
+          </m:sSubSup>
+          <m:d>
+            <m:dPr>
+              <m:begChr m:val="("/>
+              <m:endChr m:val=")"/>
+              <m:sepChr m:val=""/>
+              <m:grow/>
+            </m:dPr>
+            <m:e>
+              <m:r>
+                <m:t>T</m:t>
+              </m:r>
+            </m:e>
+          </m:d>
+          <m:r>
+            <m:rPr>
+              <m:sty m:val="p"/>
+            </m:rPr>
+            <m:t>.</m:t>
+          </m:r>
+        </m:oMath>
+      </m:oMathPara>
     </w:p>
     <w:p>
       <w:pPr>
@@ -719,14 +4387,280 @@
     </w:p>
     <w:p>
       <w:pPr>
-        <w:pStyle w:val="SourceCode"/>
-      </w:pPr>
-      <w:r>
-        <w:rPr>
-          <w:rStyle w:val="VerbatimChar"/>
-        </w:rPr>
-        <w:t xml:space="preserve">(14)  u_i\underbar(P)_(G,i)^(disp) ≤ P_(G,i)≤ u_i\overbar(P)_(G,i)^(disp), u_i∈\{0,1\}, i∈G_(th) .</w:t>
-      </w:r>
+        <w:pStyle w:val="BodyText"/>
+      </w:pPr>
+      <m:oMathPara>
+        <m:oMathParaPr>
+          <m:jc m:val="center"/>
+        </m:oMathParaPr>
+        <m:oMath>
+          <m:sSub>
+            <m:e>
+              <m:r>
+                <m:t>u</m:t>
+              </m:r>
+            </m:e>
+            <m:sub>
+              <m:r>
+                <m:t>i</m:t>
+              </m:r>
+            </m:sub>
+          </m:sSub>
+          <m:sSubSup>
+            <m:e>
+              <m:bar>
+                <m:barPr>
+                  <m:pos m:val="bot"/>
+                </m:barPr>
+                <m:e>
+                  <m:r>
+                    <m:t>P</m:t>
+                  </m:r>
+                </m:e>
+              </m:bar>
+            </m:e>
+            <m:sub>
+              <m:r>
+                <m:t>G</m:t>
+              </m:r>
+              <m:r>
+                <m:rPr>
+                  <m:sty m:val="p"/>
+                </m:rPr>
+                <m:t>,</m:t>
+              </m:r>
+              <m:r>
+                <m:t>i</m:t>
+              </m:r>
+            </m:sub>
+            <m:sup>
+              <m:r>
+                <m:rPr>
+                  <m:sty m:val="p"/>
+                </m:rPr>
+                <m:t>d</m:t>
+              </m:r>
+              <m:r>
+                <m:rPr>
+                  <m:sty m:val="p"/>
+                </m:rPr>
+                <m:t>i</m:t>
+              </m:r>
+              <m:r>
+                <m:rPr>
+                  <m:sty m:val="p"/>
+                </m:rPr>
+                <m:t>s</m:t>
+              </m:r>
+              <m:r>
+                <m:rPr>
+                  <m:sty m:val="p"/>
+                </m:rPr>
+                <m:t>p</m:t>
+              </m:r>
+            </m:sup>
+          </m:sSubSup>
+          <m:r>
+            <m:rPr>
+              <m:sty m:val="p"/>
+            </m:rPr>
+            <m:t>≤</m:t>
+          </m:r>
+          <m:sSub>
+            <m:e>
+              <m:r>
+                <m:t>P</m:t>
+              </m:r>
+            </m:e>
+            <m:sub>
+              <m:r>
+                <m:t>G</m:t>
+              </m:r>
+              <m:r>
+                <m:rPr>
+                  <m:sty m:val="p"/>
+                </m:rPr>
+                <m:t>,</m:t>
+              </m:r>
+              <m:r>
+                <m:t>i</m:t>
+              </m:r>
+            </m:sub>
+          </m:sSub>
+          <m:r>
+            <m:rPr>
+              <m:sty m:val="p"/>
+            </m:rPr>
+            <m:t>≤</m:t>
+          </m:r>
+          <m:sSub>
+            <m:e>
+              <m:r>
+                <m:t>u</m:t>
+              </m:r>
+            </m:e>
+            <m:sub>
+              <m:r>
+                <m:t>i</m:t>
+              </m:r>
+            </m:sub>
+          </m:sSub>
+          <m:sSubSup>
+            <m:e>
+              <m:bar>
+                <m:barPr>
+                  <m:pos m:val="top"/>
+                </m:barPr>
+                <m:e>
+                  <m:r>
+                    <m:t>P</m:t>
+                  </m:r>
+                </m:e>
+              </m:bar>
+            </m:e>
+            <m:sub>
+              <m:r>
+                <m:t>G</m:t>
+              </m:r>
+              <m:r>
+                <m:rPr>
+                  <m:sty m:val="p"/>
+                </m:rPr>
+                <m:t>,</m:t>
+              </m:r>
+              <m:r>
+                <m:t>i</m:t>
+              </m:r>
+            </m:sub>
+            <m:sup>
+              <m:r>
+                <m:rPr>
+                  <m:sty m:val="p"/>
+                </m:rPr>
+                <m:t>d</m:t>
+              </m:r>
+              <m:r>
+                <m:rPr>
+                  <m:sty m:val="p"/>
+                </m:rPr>
+                <m:t>i</m:t>
+              </m:r>
+              <m:r>
+                <m:rPr>
+                  <m:sty m:val="p"/>
+                </m:rPr>
+                <m:t>s</m:t>
+              </m:r>
+              <m:r>
+                <m:rPr>
+                  <m:sty m:val="p"/>
+                </m:rPr>
+                <m:t>p</m:t>
+              </m:r>
+            </m:sup>
+          </m:sSubSup>
+          <m:r>
+            <m:rPr>
+              <m:sty m:val="p"/>
+            </m:rPr>
+            <m:t>,</m:t>
+          </m:r>
+          <m:r>
+            <m:t> </m:t>
+          </m:r>
+          <m:sSub>
+            <m:e>
+              <m:r>
+                <m:t>u</m:t>
+              </m:r>
+            </m:e>
+            <m:sub>
+              <m:r>
+                <m:t>i</m:t>
+              </m:r>
+            </m:sub>
+          </m:sSub>
+          <m:r>
+            <m:rPr>
+              <m:sty m:val="p"/>
+            </m:rPr>
+            <m:t>∈</m:t>
+          </m:r>
+          <m:r>
+            <m:rPr>
+              <m:sty m:val="p"/>
+            </m:rPr>
+            <m:t>{</m:t>
+          </m:r>
+          <m:r>
+            <m:t>0</m:t>
+          </m:r>
+          <m:r>
+            <m:rPr>
+              <m:sty m:val="p"/>
+            </m:rPr>
+            <m:t>,</m:t>
+          </m:r>
+          <m:r>
+            <m:t>1</m:t>
+          </m:r>
+          <m:r>
+            <m:rPr>
+              <m:sty m:val="p"/>
+            </m:rPr>
+            <m:t>}</m:t>
+          </m:r>
+          <m:r>
+            <m:rPr>
+              <m:sty m:val="p"/>
+            </m:rPr>
+            <m:t>,</m:t>
+          </m:r>
+          <m:r>
+            <m:t> </m:t>
+          </m:r>
+          <m:r>
+            <m:t>i</m:t>
+          </m:r>
+          <m:r>
+            <m:rPr>
+              <m:sty m:val="p"/>
+            </m:rPr>
+            <m:t>∈</m:t>
+          </m:r>
+          <m:sSub>
+            <m:e>
+              <m:r>
+                <m:rPr>
+                  <m:sty m:val="p"/>
+                  <m:scr m:val="script"/>
+                </m:rPr>
+                <m:t>G</m:t>
+              </m:r>
+            </m:e>
+            <m:sub>
+              <m:r>
+                <m:rPr>
+                  <m:sty m:val="p"/>
+                </m:rPr>
+                <m:t>t</m:t>
+              </m:r>
+              <m:r>
+                <m:rPr>
+                  <m:sty m:val="p"/>
+                </m:rPr>
+                <m:t>h</m:t>
+              </m:r>
+            </m:sub>
+          </m:sSub>
+          <m:r>
+            <m:rPr>
+              <m:sty m:val="p"/>
+            </m:rPr>
+            <m:t>.</m:t>
+          </m:r>
+        </m:oMath>
+      </m:oMathPara>
     </w:p>
     <w:p>
       <w:pPr>
@@ -752,19 +4686,109 @@
         <w:pStyle w:val="FirstParagraph"/>
       </w:pPr>
       <w:r>
-        <w:t xml:space="preserve">极热无风不仅造成确定性源荷缺口，还会抬升电力元件故障概率。本文在基准 OPF 得到的发电机出力、线路潮流和节点状态基础上，分别建立节点变压器、发电机和线路的故障概率模型。三类元件统一采用“应力相关故障率—评估窗口故障概率”框架。设元件在极热条件下的故障率为 【λ】，评估窗口为 【Δ t】，则其故障概率为</w:t>
-      </w:r>
-    </w:p>
-    <w:p>
-      <w:pPr>
-        <w:pStyle w:val="SourceCode"/>
-      </w:pPr>
-      <w:r>
-        <w:rPr>
-          <w:rStyle w:val="VerbatimChar"/>
-        </w:rPr>
-        <w:t xml:space="preserve">(15)  P_f=1-exp(-λΔ t).</w:t>
-      </w:r>
+        <w:t xml:space="preserve">极热无风不仅造成确定性源荷缺口，还会抬升电力元件故障概率。本文在基准 OPF 得到的发电机出力、线路潮流和节点状态基础上，分别建立节点变压器、发电机和线路的故障概率模型。三类元件统一采用“应力相关故障率—评估窗口故障概率”框架。设元件在极热条件下的故障率为</w:t>
+      </w:r>
+      <w:r>
+        <w:t xml:space="preserve"> </w:t>
+      </w:r>
+      <m:oMath>
+        <m:r>
+          <m:t>λ</m:t>
+        </m:r>
+      </m:oMath>
+      <w:r>
+        <w:t xml:space="preserve">，评估窗口为</w:t>
+      </w:r>
+      <w:r>
+        <w:t xml:space="preserve"> </w:t>
+      </w:r>
+      <m:oMath>
+        <m:r>
+          <m:t>Δ</m:t>
+        </m:r>
+        <m:r>
+          <m:t>t</m:t>
+        </m:r>
+      </m:oMath>
+      <w:r>
+        <w:t xml:space="preserve">，则其故障概率为</w:t>
+      </w:r>
+    </w:p>
+    <w:p>
+      <w:pPr>
+        <w:pStyle w:val="BodyText"/>
+      </w:pPr>
+      <m:oMathPara>
+        <m:oMathParaPr>
+          <m:jc m:val="center"/>
+        </m:oMathParaPr>
+        <m:oMath>
+          <m:sSub>
+            <m:e>
+              <m:r>
+                <m:t>P</m:t>
+              </m:r>
+            </m:e>
+            <m:sub>
+              <m:r>
+                <m:t>f</m:t>
+              </m:r>
+            </m:sub>
+          </m:sSub>
+          <m:r>
+            <m:rPr>
+              <m:sty m:val="p"/>
+            </m:rPr>
+            <m:t>=</m:t>
+          </m:r>
+          <m:r>
+            <m:t>1</m:t>
+          </m:r>
+          <m:r>
+            <m:rPr>
+              <m:sty m:val="p"/>
+            </m:rPr>
+            <m:t>−</m:t>
+          </m:r>
+          <m:r>
+            <m:rPr>
+              <m:sty m:val="p"/>
+            </m:rPr>
+            <m:t>exp</m:t>
+          </m:r>
+          <m:d>
+            <m:dPr>
+              <m:begChr m:val="("/>
+              <m:endChr m:val=")"/>
+              <m:sepChr m:val=""/>
+              <m:grow/>
+            </m:dPr>
+            <m:e>
+              <m:r>
+                <m:rPr>
+                  <m:sty m:val="p"/>
+                </m:rPr>
+                <m:t>−</m:t>
+              </m:r>
+              <m:r>
+                <m:t>λ</m:t>
+              </m:r>
+              <m:r>
+                <m:t>Δ</m:t>
+              </m:r>
+              <m:r>
+                <m:t>t</m:t>
+              </m:r>
+            </m:e>
+          </m:d>
+          <m:r>
+            <m:rPr>
+              <m:sty m:val="p"/>
+            </m:rPr>
+            <m:t>.</m:t>
+          </m:r>
+        </m:oMath>
+      </m:oMathPara>
     </w:p>
     <w:bookmarkStart w:id="35" w:name="a.-节点变压器故障概率"/>
     <w:p>
@@ -783,7 +4807,7 @@
         <w:t xml:space="preserve">本文将每个非电源节点配置一台同型号节点变压器。由于 DC-OPF 仅含有功功率，不包含无功功率和电压幅值，无法构造物理上完整的视在负载比，因此节点变压器故障概率不采用有功负载比驱动，而采用环境温度驱动的热点温度模型</w:t>
       </w:r>
       <w:r>
-        <w:t xml:space="preserve">[13]–[17]</w:t>
+        <w:t xml:space="preserve">[30]–[34]</w:t>
       </w:r>
       <w:r>
         <w:t xml:space="preserve">。</w:t>
@@ -797,7 +4821,7 @@
         <w:t xml:space="preserve">按 IEEE C57.91 负载导则</w:t>
       </w:r>
       <w:r>
-        <w:t xml:space="preserve">[13]</w:t>
+        <w:t xml:space="preserve">[30]</w:t>
       </w:r>
       <w:r>
         <w:t xml:space="preserve">，变压器在额定负载设计条件下的热点温度可写为</w:t>
@@ -805,36 +4829,454 @@
     </w:p>
     <w:p>
       <w:pPr>
-        <w:pStyle w:val="SourceCode"/>
-      </w:pPr>
-      <w:r>
-        <w:rPr>
-          <w:rStyle w:val="VerbatimChar"/>
-        </w:rPr>
-        <w:t xml:space="preserve">(16)  θ_H=θ_a+Δθ_(HS,R), Δθ_(HS,R)=Δθ_(TO,R)+Δθ_(H,R),</w:t>
-      </w:r>
+        <w:pStyle w:val="BodyText"/>
+      </w:pPr>
+      <m:oMathPara>
+        <m:oMathParaPr>
+          <m:jc m:val="center"/>
+        </m:oMathParaPr>
+        <m:oMath>
+          <m:sSub>
+            <m:e>
+              <m:r>
+                <m:t>θ</m:t>
+              </m:r>
+            </m:e>
+            <m:sub>
+              <m:r>
+                <m:t>H</m:t>
+              </m:r>
+            </m:sub>
+          </m:sSub>
+          <m:r>
+            <m:rPr>
+              <m:sty m:val="p"/>
+            </m:rPr>
+            <m:t>=</m:t>
+          </m:r>
+          <m:sSub>
+            <m:e>
+              <m:r>
+                <m:t>θ</m:t>
+              </m:r>
+            </m:e>
+            <m:sub>
+              <m:r>
+                <m:t>a</m:t>
+              </m:r>
+            </m:sub>
+          </m:sSub>
+          <m:r>
+            <m:rPr>
+              <m:sty m:val="p"/>
+            </m:rPr>
+            <m:t>+</m:t>
+          </m:r>
+          <m:r>
+            <m:t>Δ</m:t>
+          </m:r>
+          <m:sSub>
+            <m:e>
+              <m:r>
+                <m:t>θ</m:t>
+              </m:r>
+            </m:e>
+            <m:sub>
+              <m:r>
+                <m:t>H</m:t>
+              </m:r>
+              <m:r>
+                <m:t>S</m:t>
+              </m:r>
+              <m:r>
+                <m:rPr>
+                  <m:sty m:val="p"/>
+                </m:rPr>
+                <m:t>,</m:t>
+              </m:r>
+              <m:r>
+                <m:t>R</m:t>
+              </m:r>
+            </m:sub>
+          </m:sSub>
+          <m:r>
+            <m:rPr>
+              <m:sty m:val="p"/>
+            </m:rPr>
+            <m:t>,</m:t>
+          </m:r>
+          <m:r>
+            <m:t> </m:t>
+          </m:r>
+          <m:r>
+            <m:t>Δ</m:t>
+          </m:r>
+          <m:sSub>
+            <m:e>
+              <m:r>
+                <m:t>θ</m:t>
+              </m:r>
+            </m:e>
+            <m:sub>
+              <m:r>
+                <m:t>H</m:t>
+              </m:r>
+              <m:r>
+                <m:t>S</m:t>
+              </m:r>
+              <m:r>
+                <m:rPr>
+                  <m:sty m:val="p"/>
+                </m:rPr>
+                <m:t>,</m:t>
+              </m:r>
+              <m:r>
+                <m:t>R</m:t>
+              </m:r>
+            </m:sub>
+          </m:sSub>
+          <m:r>
+            <m:rPr>
+              <m:sty m:val="p"/>
+            </m:rPr>
+            <m:t>=</m:t>
+          </m:r>
+          <m:r>
+            <m:t>Δ</m:t>
+          </m:r>
+          <m:sSub>
+            <m:e>
+              <m:r>
+                <m:t>θ</m:t>
+              </m:r>
+            </m:e>
+            <m:sub>
+              <m:r>
+                <m:t>T</m:t>
+              </m:r>
+              <m:r>
+                <m:t>O</m:t>
+              </m:r>
+              <m:r>
+                <m:rPr>
+                  <m:sty m:val="p"/>
+                </m:rPr>
+                <m:t>,</m:t>
+              </m:r>
+              <m:r>
+                <m:t>R</m:t>
+              </m:r>
+            </m:sub>
+          </m:sSub>
+          <m:r>
+            <m:rPr>
+              <m:sty m:val="p"/>
+            </m:rPr>
+            <m:t>+</m:t>
+          </m:r>
+          <m:r>
+            <m:t>Δ</m:t>
+          </m:r>
+          <m:sSub>
+            <m:e>
+              <m:r>
+                <m:t>θ</m:t>
+              </m:r>
+            </m:e>
+            <m:sub>
+              <m:r>
+                <m:t>H</m:t>
+              </m:r>
+              <m:r>
+                <m:rPr>
+                  <m:sty m:val="p"/>
+                </m:rPr>
+                <m:t>,</m:t>
+              </m:r>
+              <m:r>
+                <m:t>R</m:t>
+              </m:r>
+            </m:sub>
+          </m:sSub>
+          <m:r>
+            <m:rPr>
+              <m:sty m:val="p"/>
+            </m:rPr>
+            <m:t>,</m:t>
+          </m:r>
+        </m:oMath>
+      </m:oMathPara>
     </w:p>
     <w:p>
       <w:pPr>
         <w:pStyle w:val="FirstParagraph"/>
       </w:pPr>
       <w:r>
-        <w:t xml:space="preserve">其中，【θ_a】 为环境温度，【Δθ_(TO,R)】 为额定顶层油温升，【Δθ_(H,R)】 为额定热点对顶油温差。绝缘热老化采用 Arrhenius 加速因子</w:t>
-      </w:r>
-      <w:r>
-        <w:t xml:space="preserve">[14]–[17]</w:t>
-      </w:r>
-    </w:p>
-    <w:p>
-      <w:pPr>
-        <w:pStyle w:val="SourceCode"/>
-      </w:pPr>
-      <w:r>
-        <w:rPr>
-          <w:rStyle w:val="VerbatimChar"/>
-        </w:rPr>
-        <w:t xml:space="preserve">(17)  F_(AA)(θ_H)= exp( (B)/(θ_(H,ref)+273) -(B)/(θ_H+273) ),</w:t>
-      </w:r>
+        <w:t xml:space="preserve">其中，</w:t>
+      </w:r>
+      <m:oMath>
+        <m:sSub>
+          <m:e>
+            <m:r>
+              <m:t>θ</m:t>
+            </m:r>
+          </m:e>
+          <m:sub>
+            <m:r>
+              <m:t>a</m:t>
+            </m:r>
+          </m:sub>
+        </m:sSub>
+      </m:oMath>
+      <w:r>
+        <w:t xml:space="preserve"> </w:t>
+      </w:r>
+      <w:r>
+        <w:t xml:space="preserve">为环境温度，</w:t>
+      </w:r>
+      <m:oMath>
+        <m:r>
+          <m:t>Δ</m:t>
+        </m:r>
+        <m:sSub>
+          <m:e>
+            <m:r>
+              <m:t>θ</m:t>
+            </m:r>
+          </m:e>
+          <m:sub>
+            <m:r>
+              <m:t>T</m:t>
+            </m:r>
+            <m:r>
+              <m:t>O</m:t>
+            </m:r>
+            <m:r>
+              <m:rPr>
+                <m:sty m:val="p"/>
+              </m:rPr>
+              <m:t>,</m:t>
+            </m:r>
+            <m:r>
+              <m:t>R</m:t>
+            </m:r>
+          </m:sub>
+        </m:sSub>
+      </m:oMath>
+      <w:r>
+        <w:t xml:space="preserve"> </w:t>
+      </w:r>
+      <w:r>
+        <w:t xml:space="preserve">为额定顶层油温升，</w:t>
+      </w:r>
+      <m:oMath>
+        <m:r>
+          <m:t>Δ</m:t>
+        </m:r>
+        <m:sSub>
+          <m:e>
+            <m:r>
+              <m:t>θ</m:t>
+            </m:r>
+          </m:e>
+          <m:sub>
+            <m:r>
+              <m:t>H</m:t>
+            </m:r>
+            <m:r>
+              <m:rPr>
+                <m:sty m:val="p"/>
+              </m:rPr>
+              <m:t>,</m:t>
+            </m:r>
+            <m:r>
+              <m:t>R</m:t>
+            </m:r>
+          </m:sub>
+        </m:sSub>
+      </m:oMath>
+      <w:r>
+        <w:t xml:space="preserve"> </w:t>
+      </w:r>
+      <w:r>
+        <w:t xml:space="preserve">为额定热点对顶油温差。绝缘热老化采用 Arrhenius 加速因子</w:t>
+      </w:r>
+      <w:r>
+        <w:t xml:space="preserve">[31]–[34]</w:t>
+      </w:r>
+    </w:p>
+    <w:p>
+      <w:pPr>
+        <w:pStyle w:val="BodyText"/>
+      </w:pPr>
+      <m:oMathPara>
+        <m:oMathParaPr>
+          <m:jc m:val="center"/>
+        </m:oMathParaPr>
+        <m:oMath>
+          <m:sSub>
+            <m:e>
+              <m:r>
+                <m:t>F</m:t>
+              </m:r>
+            </m:e>
+            <m:sub>
+              <m:r>
+                <m:t>A</m:t>
+              </m:r>
+              <m:r>
+                <m:t>A</m:t>
+              </m:r>
+            </m:sub>
+          </m:sSub>
+          <m:d>
+            <m:dPr>
+              <m:begChr m:val="("/>
+              <m:endChr m:val=")"/>
+              <m:sepChr m:val=""/>
+              <m:grow/>
+            </m:dPr>
+            <m:e>
+              <m:sSub>
+                <m:e>
+                  <m:r>
+                    <m:t>θ</m:t>
+                  </m:r>
+                </m:e>
+                <m:sub>
+                  <m:r>
+                    <m:t>H</m:t>
+                  </m:r>
+                </m:sub>
+              </m:sSub>
+            </m:e>
+          </m:d>
+          <m:r>
+            <m:rPr>
+              <m:sty m:val="p"/>
+            </m:rPr>
+            <m:t>=</m:t>
+          </m:r>
+          <m:r>
+            <m:rPr>
+              <m:sty m:val="p"/>
+            </m:rPr>
+            <m:t>exp</m:t>
+          </m:r>
+          <m:d>
+            <m:dPr>
+              <m:begChr m:val="("/>
+              <m:endChr m:val=")"/>
+              <m:sepChr m:val=""/>
+              <m:grow/>
+            </m:dPr>
+            <m:e>
+              <m:f>
+                <m:fPr>
+                  <m:type m:val="bar"/>
+                </m:fPr>
+                <m:num>
+                  <m:r>
+                    <m:t>B</m:t>
+                  </m:r>
+                </m:num>
+                <m:den>
+                  <m:sSub>
+                    <m:e>
+                      <m:r>
+                        <m:t>θ</m:t>
+                      </m:r>
+                    </m:e>
+                    <m:sub>
+                      <m:r>
+                        <m:t>H</m:t>
+                      </m:r>
+                      <m:r>
+                        <m:rPr>
+                          <m:sty m:val="p"/>
+                        </m:rPr>
+                        <m:t>,</m:t>
+                      </m:r>
+                      <m:r>
+                        <m:rPr>
+                          <m:sty m:val="p"/>
+                        </m:rPr>
+                        <m:t>r</m:t>
+                      </m:r>
+                      <m:r>
+                        <m:rPr>
+                          <m:sty m:val="p"/>
+                        </m:rPr>
+                        <m:t>e</m:t>
+                      </m:r>
+                      <m:r>
+                        <m:rPr>
+                          <m:sty m:val="p"/>
+                        </m:rPr>
+                        <m:t>f</m:t>
+                      </m:r>
+                    </m:sub>
+                  </m:sSub>
+                  <m:r>
+                    <m:rPr>
+                      <m:sty m:val="p"/>
+                    </m:rPr>
+                    <m:t>+</m:t>
+                  </m:r>
+                  <m:r>
+                    <m:t>273</m:t>
+                  </m:r>
+                </m:den>
+              </m:f>
+              <m:r>
+                <m:rPr>
+                  <m:sty m:val="p"/>
+                </m:rPr>
+                <m:t>−</m:t>
+              </m:r>
+              <m:f>
+                <m:fPr>
+                  <m:type m:val="bar"/>
+                </m:fPr>
+                <m:num>
+                  <m:r>
+                    <m:t>B</m:t>
+                  </m:r>
+                </m:num>
+                <m:den>
+                  <m:sSub>
+                    <m:e>
+                      <m:r>
+                        <m:t>θ</m:t>
+                      </m:r>
+                    </m:e>
+                    <m:sub>
+                      <m:r>
+                        <m:t>H</m:t>
+                      </m:r>
+                    </m:sub>
+                  </m:sSub>
+                  <m:r>
+                    <m:rPr>
+                      <m:sty m:val="p"/>
+                    </m:rPr>
+                    <m:t>+</m:t>
+                  </m:r>
+                  <m:r>
+                    <m:t>273</m:t>
+                  </m:r>
+                </m:den>
+              </m:f>
+            </m:e>
+          </m:d>
+          <m:r>
+            <m:rPr>
+              <m:sty m:val="p"/>
+            </m:rPr>
+            <m:t>,</m:t>
+          </m:r>
+        </m:oMath>
+      </m:oMathPara>
     </w:p>
     <w:p>
       <w:pPr>
@@ -846,14 +5288,178 @@
     </w:p>
     <w:p>
       <w:pPr>
-        <w:pStyle w:val="SourceCode"/>
-      </w:pPr>
-      <w:r>
-        <w:rPr>
-          <w:rStyle w:val="VerbatimChar"/>
-        </w:rPr>
-        <w:t xml:space="preserve">(18)  λ_T=λ_(T,0)F_(AA)(θ_H), P_f^T=1-exp(-λ_TΔ t).</w:t>
-      </w:r>
+        <w:pStyle w:val="BodyText"/>
+      </w:pPr>
+      <m:oMathPara>
+        <m:oMathParaPr>
+          <m:jc m:val="center"/>
+        </m:oMathParaPr>
+        <m:oMath>
+          <m:sSub>
+            <m:e>
+              <m:r>
+                <m:t>λ</m:t>
+              </m:r>
+            </m:e>
+            <m:sub>
+              <m:r>
+                <m:t>T</m:t>
+              </m:r>
+            </m:sub>
+          </m:sSub>
+          <m:r>
+            <m:rPr>
+              <m:sty m:val="p"/>
+            </m:rPr>
+            <m:t>=</m:t>
+          </m:r>
+          <m:sSub>
+            <m:e>
+              <m:r>
+                <m:t>λ</m:t>
+              </m:r>
+            </m:e>
+            <m:sub>
+              <m:r>
+                <m:t>T</m:t>
+              </m:r>
+              <m:r>
+                <m:rPr>
+                  <m:sty m:val="p"/>
+                </m:rPr>
+                <m:t>,</m:t>
+              </m:r>
+              <m:r>
+                <m:t>0</m:t>
+              </m:r>
+            </m:sub>
+          </m:sSub>
+          <m:sSub>
+            <m:e>
+              <m:r>
+                <m:t>F</m:t>
+              </m:r>
+            </m:e>
+            <m:sub>
+              <m:r>
+                <m:t>A</m:t>
+              </m:r>
+              <m:r>
+                <m:t>A</m:t>
+              </m:r>
+            </m:sub>
+          </m:sSub>
+          <m:d>
+            <m:dPr>
+              <m:begChr m:val="("/>
+              <m:endChr m:val=")"/>
+              <m:sepChr m:val=""/>
+              <m:grow/>
+            </m:dPr>
+            <m:e>
+              <m:sSub>
+                <m:e>
+                  <m:r>
+                    <m:t>θ</m:t>
+                  </m:r>
+                </m:e>
+                <m:sub>
+                  <m:r>
+                    <m:t>H</m:t>
+                  </m:r>
+                </m:sub>
+              </m:sSub>
+            </m:e>
+          </m:d>
+          <m:r>
+            <m:rPr>
+              <m:sty m:val="p"/>
+            </m:rPr>
+            <m:t>,</m:t>
+          </m:r>
+          <m:r>
+            <m:t> </m:t>
+          </m:r>
+          <m:sSubSup>
+            <m:e>
+              <m:r>
+                <m:t>P</m:t>
+              </m:r>
+            </m:e>
+            <m:sub>
+              <m:r>
+                <m:t>f</m:t>
+              </m:r>
+            </m:sub>
+            <m:sup>
+              <m:r>
+                <m:t>T</m:t>
+              </m:r>
+            </m:sup>
+          </m:sSubSup>
+          <m:r>
+            <m:rPr>
+              <m:sty m:val="p"/>
+            </m:rPr>
+            <m:t>=</m:t>
+          </m:r>
+          <m:r>
+            <m:t>1</m:t>
+          </m:r>
+          <m:r>
+            <m:rPr>
+              <m:sty m:val="p"/>
+            </m:rPr>
+            <m:t>−</m:t>
+          </m:r>
+          <m:r>
+            <m:rPr>
+              <m:sty m:val="p"/>
+            </m:rPr>
+            <m:t>exp</m:t>
+          </m:r>
+          <m:d>
+            <m:dPr>
+              <m:begChr m:val="("/>
+              <m:endChr m:val=")"/>
+              <m:sepChr m:val=""/>
+              <m:grow/>
+            </m:dPr>
+            <m:e>
+              <m:r>
+                <m:rPr>
+                  <m:sty m:val="p"/>
+                </m:rPr>
+                <m:t>−</m:t>
+              </m:r>
+              <m:sSub>
+                <m:e>
+                  <m:r>
+                    <m:t>λ</m:t>
+                  </m:r>
+                </m:e>
+                <m:sub>
+                  <m:r>
+                    <m:t>T</m:t>
+                  </m:r>
+                </m:sub>
+              </m:sSub>
+              <m:r>
+                <m:t>Δ</m:t>
+              </m:r>
+              <m:r>
+                <m:t>t</m:t>
+              </m:r>
+            </m:e>
+          </m:d>
+          <m:r>
+            <m:rPr>
+              <m:sty m:val="p"/>
+            </m:rPr>
+            <m:t>.</m:t>
+          </m:r>
+        </m:oMath>
+      </m:oMathPara>
     </w:p>
     <w:bookmarkEnd w:id="35"/>
     <w:bookmarkStart w:id="36" w:name="b.-发电机故障概率"/>
@@ -873,22 +5479,144 @@
         <w:t xml:space="preserve">发电机故障概率受环境温度、有效工作温度和出力率共同影响</w:t>
       </w:r>
       <w:r>
-        <w:t xml:space="preserve">[18]–[20]</w:t>
-      </w:r>
-      <w:r>
-        <w:t xml:space="preserve">。对机组 【i】，定义出力率</w:t>
-      </w:r>
-    </w:p>
-    <w:p>
-      <w:pPr>
-        <w:pStyle w:val="SourceCode"/>
-      </w:pPr>
-      <w:r>
-        <w:rPr>
-          <w:rStyle w:val="VerbatimChar"/>
-        </w:rPr>
-        <w:t xml:space="preserve">(19)  ℓ_i=\frac{P_(G,i)}{P_(G,i)^(rated)}.</w:t>
-      </w:r>
+        <w:t xml:space="preserve">[35]–[37]</w:t>
+      </w:r>
+      <w:r>
+        <w:t xml:space="preserve">。对机组</w:t>
+      </w:r>
+      <w:r>
+        <w:t xml:space="preserve"> </w:t>
+      </w:r>
+      <m:oMath>
+        <m:r>
+          <m:t>i</m:t>
+        </m:r>
+      </m:oMath>
+      <w:r>
+        <w:t xml:space="preserve">，定义出力率</w:t>
+      </w:r>
+    </w:p>
+    <w:p>
+      <w:pPr>
+        <w:pStyle w:val="BodyText"/>
+      </w:pPr>
+      <m:oMathPara>
+        <m:oMathParaPr>
+          <m:jc m:val="center"/>
+        </m:oMathParaPr>
+        <m:oMath>
+          <m:sSub>
+            <m:e>
+              <m:r>
+                <m:rPr>
+                  <m:sty m:val="p"/>
+                </m:rPr>
+                <m:t>ℓ</m:t>
+              </m:r>
+            </m:e>
+            <m:sub>
+              <m:r>
+                <m:t>i</m:t>
+              </m:r>
+            </m:sub>
+          </m:sSub>
+          <m:r>
+            <m:rPr>
+              <m:sty m:val="p"/>
+            </m:rPr>
+            <m:t>=</m:t>
+          </m:r>
+          <m:f>
+            <m:fPr>
+              <m:type m:val="bar"/>
+            </m:fPr>
+            <m:num>
+              <m:sSub>
+                <m:e>
+                  <m:r>
+                    <m:t>P</m:t>
+                  </m:r>
+                </m:e>
+                <m:sub>
+                  <m:r>
+                    <m:t>G</m:t>
+                  </m:r>
+                  <m:r>
+                    <m:rPr>
+                      <m:sty m:val="p"/>
+                    </m:rPr>
+                    <m:t>,</m:t>
+                  </m:r>
+                  <m:r>
+                    <m:t>i</m:t>
+                  </m:r>
+                </m:sub>
+              </m:sSub>
+            </m:num>
+            <m:den>
+              <m:sSubSup>
+                <m:e>
+                  <m:r>
+                    <m:t>P</m:t>
+                  </m:r>
+                </m:e>
+                <m:sub>
+                  <m:r>
+                    <m:t>G</m:t>
+                  </m:r>
+                  <m:r>
+                    <m:rPr>
+                      <m:sty m:val="p"/>
+                    </m:rPr>
+                    <m:t>,</m:t>
+                  </m:r>
+                  <m:r>
+                    <m:t>i</m:t>
+                  </m:r>
+                </m:sub>
+                <m:sup>
+                  <m:r>
+                    <m:rPr>
+                      <m:sty m:val="p"/>
+                    </m:rPr>
+                    <m:t>r</m:t>
+                  </m:r>
+                  <m:r>
+                    <m:rPr>
+                      <m:sty m:val="p"/>
+                    </m:rPr>
+                    <m:t>a</m:t>
+                  </m:r>
+                  <m:r>
+                    <m:rPr>
+                      <m:sty m:val="p"/>
+                    </m:rPr>
+                    <m:t>t</m:t>
+                  </m:r>
+                  <m:r>
+                    <m:rPr>
+                      <m:sty m:val="p"/>
+                    </m:rPr>
+                    <m:t>e</m:t>
+                  </m:r>
+                  <m:r>
+                    <m:rPr>
+                      <m:sty m:val="p"/>
+                    </m:rPr>
+                    <m:t>d</m:t>
+                  </m:r>
+                </m:sup>
+              </m:sSubSup>
+            </m:den>
+          </m:f>
+          <m:r>
+            <m:rPr>
+              <m:sty m:val="p"/>
+            </m:rPr>
+            <m:t>.</m:t>
+          </m:r>
+        </m:oMath>
+      </m:oMathPara>
     </w:p>
     <w:p>
       <w:pPr>
@@ -898,7 +5626,7 @@
         <w:t xml:space="preserve">采用比例风险模型描述温度应力与出力应力对强迫停运率的放大作用</w:t>
       </w:r>
       <w:r>
-        <w:t xml:space="preserve">[19]</w:t>
+        <w:t xml:space="preserve">[36]</w:t>
       </w:r>
       <w:r>
         <w:t xml:space="preserve">：</w:t>
@@ -906,32 +5634,426 @@
     </w:p>
     <w:p>
       <w:pPr>
-        <w:pStyle w:val="SourceCode"/>
-      </w:pPr>
-      <w:r>
-        <w:rPr>
-          <w:rStyle w:val="VerbatimChar"/>
-        </w:rPr>
-        <w:t xml:space="preserve">(20)  λ_(G,i) =λ_(0,τ(i)) exp[ a_T^(τ(i))(T_(eff,i)-T_0) +a_L^(τ(i))ℓ_i ],</w:t>
-      </w:r>
-    </w:p>
-    <w:p>
-      <w:pPr>
-        <w:pStyle w:val="SourceCode"/>
-      </w:pPr>
-      <w:r>
-        <w:rPr>
-          <w:rStyle w:val="VerbatimChar"/>
-        </w:rPr>
-        <w:t xml:space="preserve">(21)  P_f^(G_i)=1-exp(-λ_(G,i)Δ t).</w:t>
-      </w:r>
+        <w:pStyle w:val="BodyText"/>
+      </w:pPr>
+      <m:oMathPara>
+        <m:oMathParaPr>
+          <m:jc m:val="center"/>
+        </m:oMathParaPr>
+        <m:oMath>
+          <m:sSub>
+            <m:e>
+              <m:r>
+                <m:t>λ</m:t>
+              </m:r>
+            </m:e>
+            <m:sub>
+              <m:r>
+                <m:t>G</m:t>
+              </m:r>
+              <m:r>
+                <m:rPr>
+                  <m:sty m:val="p"/>
+                </m:rPr>
+                <m:t>,</m:t>
+              </m:r>
+              <m:r>
+                <m:t>i</m:t>
+              </m:r>
+            </m:sub>
+          </m:sSub>
+          <m:r>
+            <m:rPr>
+              <m:sty m:val="p"/>
+            </m:rPr>
+            <m:t>=</m:t>
+          </m:r>
+          <m:sSub>
+            <m:e>
+              <m:r>
+                <m:t>λ</m:t>
+              </m:r>
+            </m:e>
+            <m:sub>
+              <m:r>
+                <m:t>0</m:t>
+              </m:r>
+              <m:r>
+                <m:rPr>
+                  <m:sty m:val="p"/>
+                </m:rPr>
+                <m:t>,</m:t>
+              </m:r>
+              <m:r>
+                <m:t>τ</m:t>
+              </m:r>
+              <m:d>
+                <m:dPr>
+                  <m:begChr m:val="("/>
+                  <m:endChr m:val=")"/>
+                  <m:sepChr m:val=""/>
+                  <m:grow/>
+                </m:dPr>
+                <m:e>
+                  <m:r>
+                    <m:t>i</m:t>
+                  </m:r>
+                </m:e>
+              </m:d>
+            </m:sub>
+          </m:sSub>
+          <m:r>
+            <m:rPr>
+              <m:sty m:val="p"/>
+            </m:rPr>
+            <m:t>exp</m:t>
+          </m:r>
+          <m:d>
+            <m:dPr>
+              <m:begChr m:val="["/>
+              <m:endChr m:val="]"/>
+              <m:sepChr m:val=""/>
+              <m:grow/>
+            </m:dPr>
+            <m:e>
+              <m:sSubSup>
+                <m:e>
+                  <m:r>
+                    <m:t>a</m:t>
+                  </m:r>
+                </m:e>
+                <m:sub>
+                  <m:r>
+                    <m:t>T</m:t>
+                  </m:r>
+                </m:sub>
+                <m:sup>
+                  <m:r>
+                    <m:t>τ</m:t>
+                  </m:r>
+                  <m:d>
+                    <m:dPr>
+                      <m:begChr m:val="("/>
+                      <m:endChr m:val=")"/>
+                      <m:sepChr m:val=""/>
+                      <m:grow/>
+                    </m:dPr>
+                    <m:e>
+                      <m:r>
+                        <m:t>i</m:t>
+                      </m:r>
+                    </m:e>
+                  </m:d>
+                </m:sup>
+              </m:sSubSup>
+              <m:d>
+                <m:dPr>
+                  <m:begChr m:val="("/>
+                  <m:endChr m:val=")"/>
+                  <m:sepChr m:val=""/>
+                  <m:grow/>
+                </m:dPr>
+                <m:e>
+                  <m:sSub>
+                    <m:e>
+                      <m:r>
+                        <m:t>T</m:t>
+                      </m:r>
+                    </m:e>
+                    <m:sub>
+                      <m:r>
+                        <m:rPr>
+                          <m:sty m:val="p"/>
+                        </m:rPr>
+                        <m:t>e</m:t>
+                      </m:r>
+                      <m:r>
+                        <m:rPr>
+                          <m:sty m:val="p"/>
+                        </m:rPr>
+                        <m:t>f</m:t>
+                      </m:r>
+                      <m:r>
+                        <m:rPr>
+                          <m:sty m:val="p"/>
+                        </m:rPr>
+                        <m:t>f</m:t>
+                      </m:r>
+                      <m:r>
+                        <m:rPr>
+                          <m:sty m:val="p"/>
+                        </m:rPr>
+                        <m:t>,</m:t>
+                      </m:r>
+                      <m:r>
+                        <m:t>i</m:t>
+                      </m:r>
+                    </m:sub>
+                  </m:sSub>
+                  <m:r>
+                    <m:rPr>
+                      <m:sty m:val="p"/>
+                    </m:rPr>
+                    <m:t>−</m:t>
+                  </m:r>
+                  <m:sSub>
+                    <m:e>
+                      <m:r>
+                        <m:t>T</m:t>
+                      </m:r>
+                    </m:e>
+                    <m:sub>
+                      <m:r>
+                        <m:t>0</m:t>
+                      </m:r>
+                    </m:sub>
+                  </m:sSub>
+                </m:e>
+              </m:d>
+              <m:r>
+                <m:rPr>
+                  <m:sty m:val="p"/>
+                </m:rPr>
+                <m:t>+</m:t>
+              </m:r>
+              <m:sSubSup>
+                <m:e>
+                  <m:r>
+                    <m:t>a</m:t>
+                  </m:r>
+                </m:e>
+                <m:sub>
+                  <m:r>
+                    <m:t>L</m:t>
+                  </m:r>
+                </m:sub>
+                <m:sup>
+                  <m:r>
+                    <m:t>τ</m:t>
+                  </m:r>
+                  <m:d>
+                    <m:dPr>
+                      <m:begChr m:val="("/>
+                      <m:endChr m:val=")"/>
+                      <m:sepChr m:val=""/>
+                      <m:grow/>
+                    </m:dPr>
+                    <m:e>
+                      <m:r>
+                        <m:t>i</m:t>
+                      </m:r>
+                    </m:e>
+                  </m:d>
+                </m:sup>
+              </m:sSubSup>
+              <m:sSub>
+                <m:e>
+                  <m:r>
+                    <m:rPr>
+                      <m:sty m:val="p"/>
+                    </m:rPr>
+                    <m:t>ℓ</m:t>
+                  </m:r>
+                </m:e>
+                <m:sub>
+                  <m:r>
+                    <m:t>i</m:t>
+                  </m:r>
+                </m:sub>
+              </m:sSub>
+            </m:e>
+          </m:d>
+          <m:r>
+            <m:rPr>
+              <m:sty m:val="p"/>
+            </m:rPr>
+            <m:t>,</m:t>
+          </m:r>
+        </m:oMath>
+      </m:oMathPara>
     </w:p>
     <w:p>
       <w:pPr>
         <w:pStyle w:val="FirstParagraph"/>
       </w:pPr>
-      <w:r>
-        <w:t xml:space="preserve">其中，【τ(i)】 表示机组类型，【T_(eff,i)】 为有效温度应力。火电、水电和风电取环境温度，光伏取电池温度，以反映光伏组件和逆变设备在高温下可靠性降低的影响。</w:t>
+      <m:oMathPara>
+        <m:oMathParaPr>
+          <m:jc m:val="center"/>
+        </m:oMathParaPr>
+        <m:oMath>
+          <m:sSubSup>
+            <m:e>
+              <m:r>
+                <m:t>P</m:t>
+              </m:r>
+            </m:e>
+            <m:sub>
+              <m:r>
+                <m:t>f</m:t>
+              </m:r>
+            </m:sub>
+            <m:sup>
+              <m:sSub>
+                <m:e>
+                  <m:r>
+                    <m:t>G</m:t>
+                  </m:r>
+                </m:e>
+                <m:sub>
+                  <m:r>
+                    <m:t>i</m:t>
+                  </m:r>
+                </m:sub>
+              </m:sSub>
+            </m:sup>
+          </m:sSubSup>
+          <m:r>
+            <m:rPr>
+              <m:sty m:val="p"/>
+            </m:rPr>
+            <m:t>=</m:t>
+          </m:r>
+          <m:r>
+            <m:t>1</m:t>
+          </m:r>
+          <m:r>
+            <m:rPr>
+              <m:sty m:val="p"/>
+            </m:rPr>
+            <m:t>−</m:t>
+          </m:r>
+          <m:r>
+            <m:rPr>
+              <m:sty m:val="p"/>
+            </m:rPr>
+            <m:t>exp</m:t>
+          </m:r>
+          <m:d>
+            <m:dPr>
+              <m:begChr m:val="("/>
+              <m:endChr m:val=")"/>
+              <m:sepChr m:val=""/>
+              <m:grow/>
+            </m:dPr>
+            <m:e>
+              <m:r>
+                <m:rPr>
+                  <m:sty m:val="p"/>
+                </m:rPr>
+                <m:t>−</m:t>
+              </m:r>
+              <m:sSub>
+                <m:e>
+                  <m:r>
+                    <m:t>λ</m:t>
+                  </m:r>
+                </m:e>
+                <m:sub>
+                  <m:r>
+                    <m:t>G</m:t>
+                  </m:r>
+                  <m:r>
+                    <m:rPr>
+                      <m:sty m:val="p"/>
+                    </m:rPr>
+                    <m:t>,</m:t>
+                  </m:r>
+                  <m:r>
+                    <m:t>i</m:t>
+                  </m:r>
+                </m:sub>
+              </m:sSub>
+              <m:r>
+                <m:t>Δ</m:t>
+              </m:r>
+              <m:r>
+                <m:t>t</m:t>
+              </m:r>
+            </m:e>
+          </m:d>
+          <m:r>
+            <m:rPr>
+              <m:sty m:val="p"/>
+            </m:rPr>
+            <m:t>.</m:t>
+          </m:r>
+        </m:oMath>
+      </m:oMathPara>
+    </w:p>
+    <w:p>
+      <w:pPr>
+        <w:pStyle w:val="FirstParagraph"/>
+      </w:pPr>
+      <w:r>
+        <w:t xml:space="preserve">其中，</w:t>
+      </w:r>
+      <m:oMath>
+        <m:r>
+          <m:t>τ</m:t>
+        </m:r>
+        <m:d>
+          <m:dPr>
+            <m:begChr m:val="("/>
+            <m:endChr m:val=")"/>
+            <m:sepChr m:val=""/>
+            <m:grow/>
+          </m:dPr>
+          <m:e>
+            <m:r>
+              <m:t>i</m:t>
+            </m:r>
+          </m:e>
+        </m:d>
+      </m:oMath>
+      <w:r>
+        <w:t xml:space="preserve"> </w:t>
+      </w:r>
+      <w:r>
+        <w:t xml:space="preserve">表示机组类型，</w:t>
+      </w:r>
+      <m:oMath>
+        <m:sSub>
+          <m:e>
+            <m:r>
+              <m:t>T</m:t>
+            </m:r>
+          </m:e>
+          <m:sub>
+            <m:r>
+              <m:rPr>
+                <m:sty m:val="p"/>
+              </m:rPr>
+              <m:t>e</m:t>
+            </m:r>
+            <m:r>
+              <m:rPr>
+                <m:sty m:val="p"/>
+              </m:rPr>
+              <m:t>f</m:t>
+            </m:r>
+            <m:r>
+              <m:rPr>
+                <m:sty m:val="p"/>
+              </m:rPr>
+              <m:t>f</m:t>
+            </m:r>
+            <m:r>
+              <m:rPr>
+                <m:sty m:val="p"/>
+              </m:rPr>
+              <m:t>,</m:t>
+            </m:r>
+            <m:r>
+              <m:t>i</m:t>
+            </m:r>
+          </m:sub>
+        </m:sSub>
+      </m:oMath>
+      <w:r>
+        <w:t xml:space="preserve"> </w:t>
+      </w:r>
+      <w:r>
+        <w:t xml:space="preserve">为有效温度应力。火电、水电和风电取环境温度，光伏取电池温度，以反映光伏组件和逆变设备在高温下可靠性降低的影响。</w:t>
       </w:r>
     </w:p>
     <w:bookmarkEnd w:id="36"/>
@@ -952,32 +6074,153 @@
         <w:t xml:space="preserve">线路故障概率由线路潮流、导线电流和导线温度共同决定</w:t>
       </w:r>
       <w:r>
-        <w:t xml:space="preserve">[21]–[25]</w:t>
-      </w:r>
-      <w:r>
-        <w:t xml:space="preserve">。基于基准 OPF 得到的支路潮流 【f_l】，定义负载率</w:t>
-      </w:r>
-    </w:p>
-    <w:p>
-      <w:pPr>
-        <w:pStyle w:val="SourceCode"/>
-      </w:pPr>
-      <w:r>
-        <w:rPr>
-          <w:rStyle w:val="VerbatimChar"/>
-        </w:rPr>
-        <w:t xml:space="preserve">(22)  β_l=(|f_l|)/(\overbar(f)_l).</w:t>
-      </w:r>
+        <w:t xml:space="preserve">[38]–[42]</w:t>
+      </w:r>
+      <w:r>
+        <w:t xml:space="preserve">。基于基准 OPF 得到的支路潮流</w:t>
+      </w:r>
+      <w:r>
+        <w:t xml:space="preserve"> </w:t>
+      </w:r>
+      <m:oMath>
+        <m:sSub>
+          <m:e>
+            <m:r>
+              <m:t>f</m:t>
+            </m:r>
+          </m:e>
+          <m:sub>
+            <m:r>
+              <m:t>l</m:t>
+            </m:r>
+          </m:sub>
+        </m:sSub>
+      </m:oMath>
+      <w:r>
+        <w:t xml:space="preserve">，定义负载率</w:t>
+      </w:r>
+    </w:p>
+    <w:p>
+      <w:pPr>
+        <w:pStyle w:val="BodyText"/>
+      </w:pPr>
+      <m:oMathPara>
+        <m:oMathParaPr>
+          <m:jc m:val="center"/>
+        </m:oMathParaPr>
+        <m:oMath>
+          <m:sSub>
+            <m:e>
+              <m:r>
+                <m:t>β</m:t>
+              </m:r>
+            </m:e>
+            <m:sub>
+              <m:r>
+                <m:t>l</m:t>
+              </m:r>
+            </m:sub>
+          </m:sSub>
+          <m:r>
+            <m:rPr>
+              <m:sty m:val="p"/>
+            </m:rPr>
+            <m:t>=</m:t>
+          </m:r>
+          <m:f>
+            <m:fPr>
+              <m:type m:val="bar"/>
+            </m:fPr>
+            <m:num>
+              <m:d>
+                <m:dPr>
+                  <m:begChr m:val="|"/>
+                  <m:endChr m:val="|"/>
+                  <m:sepChr m:val=""/>
+                  <m:grow/>
+                </m:dPr>
+                <m:e>
+                  <m:sSub>
+                    <m:e>
+                      <m:r>
+                        <m:t>f</m:t>
+                      </m:r>
+                    </m:e>
+                    <m:sub>
+                      <m:r>
+                        <m:t>l</m:t>
+                      </m:r>
+                    </m:sub>
+                  </m:sSub>
+                </m:e>
+              </m:d>
+            </m:num>
+            <m:den>
+              <m:sSub>
+                <m:e>
+                  <m:bar>
+                    <m:barPr>
+                      <m:pos m:val="top"/>
+                    </m:barPr>
+                    <m:e>
+                      <m:r>
+                        <m:t>f</m:t>
+                      </m:r>
+                    </m:e>
+                  </m:bar>
+                </m:e>
+                <m:sub>
+                  <m:r>
+                    <m:t>l</m:t>
+                  </m:r>
+                </m:sub>
+              </m:sSub>
+            </m:den>
+          </m:f>
+          <m:r>
+            <m:rPr>
+              <m:sty m:val="p"/>
+            </m:rPr>
+            <m:t>.</m:t>
+          </m:r>
+        </m:oMath>
+      </m:oMathPara>
     </w:p>
     <w:p>
       <w:pPr>
         <w:pStyle w:val="FirstParagraph"/>
       </w:pPr>
       <w:r>
-        <w:t xml:space="preserve">将负载率换算为导线电流后，采用 IEEE 738 稳态热平衡计算导线温度 【T_(c,l)】</w:t>
-      </w:r>
-      <w:r>
-        <w:t xml:space="preserve">[21]</w:t>
+        <w:t xml:space="preserve">将负载率换算为导线电流后，采用 IEEE 738 稳态热平衡计算导线温度</w:t>
+      </w:r>
+      <w:r>
+        <w:t xml:space="preserve"> </w:t>
+      </w:r>
+      <m:oMath>
+        <m:sSub>
+          <m:e>
+            <m:r>
+              <m:t>T</m:t>
+            </m:r>
+          </m:e>
+          <m:sub>
+            <m:r>
+              <m:t>c</m:t>
+            </m:r>
+            <m:r>
+              <m:rPr>
+                <m:sty m:val="p"/>
+              </m:rPr>
+              <m:t>,</m:t>
+            </m:r>
+            <m:r>
+              <m:t>l</m:t>
+            </m:r>
+          </m:sub>
+        </m:sSub>
+      </m:oMath>
+      <w:r>
+        <w:t xml:space="preserve">[38]</w:t>
       </w:r>
       <w:r>
         <w:t xml:space="preserve">。线路故障率采用温度应力和过载应力指数放大模型：</w:t>
@@ -985,32 +6228,401 @@
     </w:p>
     <w:p>
       <w:pPr>
-        <w:pStyle w:val="SourceCode"/>
-      </w:pPr>
-      <w:r>
-        <w:rPr>
-          <w:rStyle w:val="VerbatimChar"/>
-        </w:rPr>
-        <w:t xml:space="preserve">(23)  λ_(L,l)=λ_(L,0) exp[ b_T(T_(c,l)-T_(c,ref))^+ +b_S(β_l-1)^+ ],</w:t>
-      </w:r>
-    </w:p>
-    <w:p>
-      <w:pPr>
-        <w:pStyle w:val="SourceCode"/>
-      </w:pPr>
-      <w:r>
-        <w:rPr>
-          <w:rStyle w:val="VerbatimChar"/>
-        </w:rPr>
-        <w:t xml:space="preserve">(24)  P_f^(L_l)=1-exp(-λ_(L,l)Δ t).</w:t>
-      </w:r>
+        <w:pStyle w:val="BodyText"/>
+      </w:pPr>
+      <m:oMathPara>
+        <m:oMathParaPr>
+          <m:jc m:val="center"/>
+        </m:oMathParaPr>
+        <m:oMath>
+          <m:sSub>
+            <m:e>
+              <m:r>
+                <m:t>λ</m:t>
+              </m:r>
+            </m:e>
+            <m:sub>
+              <m:r>
+                <m:t>L</m:t>
+              </m:r>
+              <m:r>
+                <m:rPr>
+                  <m:sty m:val="p"/>
+                </m:rPr>
+                <m:t>,</m:t>
+              </m:r>
+              <m:r>
+                <m:t>l</m:t>
+              </m:r>
+            </m:sub>
+          </m:sSub>
+          <m:r>
+            <m:rPr>
+              <m:sty m:val="p"/>
+            </m:rPr>
+            <m:t>=</m:t>
+          </m:r>
+          <m:sSub>
+            <m:e>
+              <m:r>
+                <m:t>λ</m:t>
+              </m:r>
+            </m:e>
+            <m:sub>
+              <m:r>
+                <m:t>L</m:t>
+              </m:r>
+              <m:r>
+                <m:rPr>
+                  <m:sty m:val="p"/>
+                </m:rPr>
+                <m:t>,</m:t>
+              </m:r>
+              <m:r>
+                <m:t>0</m:t>
+              </m:r>
+            </m:sub>
+          </m:sSub>
+          <m:r>
+            <m:rPr>
+              <m:sty m:val="p"/>
+            </m:rPr>
+            <m:t>exp</m:t>
+          </m:r>
+          <m:d>
+            <m:dPr>
+              <m:begChr m:val="["/>
+              <m:endChr m:val="]"/>
+              <m:sepChr m:val=""/>
+              <m:grow/>
+            </m:dPr>
+            <m:e>
+              <m:sSub>
+                <m:e>
+                  <m:r>
+                    <m:t>b</m:t>
+                  </m:r>
+                </m:e>
+                <m:sub>
+                  <m:r>
+                    <m:t>T</m:t>
+                  </m:r>
+                </m:sub>
+              </m:sSub>
+              <m:sSup>
+                <m:e>
+                  <m:d>
+                    <m:dPr>
+                      <m:begChr m:val="("/>
+                      <m:endChr m:val=")"/>
+                      <m:sepChr m:val=""/>
+                      <m:grow/>
+                    </m:dPr>
+                    <m:e>
+                      <m:sSub>
+                        <m:e>
+                          <m:r>
+                            <m:t>T</m:t>
+                          </m:r>
+                        </m:e>
+                        <m:sub>
+                          <m:r>
+                            <m:t>c</m:t>
+                          </m:r>
+                          <m:r>
+                            <m:rPr>
+                              <m:sty m:val="p"/>
+                            </m:rPr>
+                            <m:t>,</m:t>
+                          </m:r>
+                          <m:r>
+                            <m:t>l</m:t>
+                          </m:r>
+                        </m:sub>
+                      </m:sSub>
+                      <m:r>
+                        <m:rPr>
+                          <m:sty m:val="p"/>
+                        </m:rPr>
+                        <m:t>−</m:t>
+                      </m:r>
+                      <m:sSub>
+                        <m:e>
+                          <m:r>
+                            <m:t>T</m:t>
+                          </m:r>
+                        </m:e>
+                        <m:sub>
+                          <m:r>
+                            <m:t>c</m:t>
+                          </m:r>
+                          <m:r>
+                            <m:rPr>
+                              <m:sty m:val="p"/>
+                            </m:rPr>
+                            <m:t>,</m:t>
+                          </m:r>
+                          <m:r>
+                            <m:rPr>
+                              <m:sty m:val="p"/>
+                            </m:rPr>
+                            <m:t>r</m:t>
+                          </m:r>
+                          <m:r>
+                            <m:rPr>
+                              <m:sty m:val="p"/>
+                            </m:rPr>
+                            <m:t>e</m:t>
+                          </m:r>
+                          <m:r>
+                            <m:rPr>
+                              <m:sty m:val="p"/>
+                            </m:rPr>
+                            <m:t>f</m:t>
+                          </m:r>
+                        </m:sub>
+                      </m:sSub>
+                    </m:e>
+                  </m:d>
+                </m:e>
+                <m:sup>
+                  <m:r>
+                    <m:rPr>
+                      <m:sty m:val="p"/>
+                    </m:rPr>
+                    <m:t>+</m:t>
+                  </m:r>
+                </m:sup>
+              </m:sSup>
+              <m:r>
+                <m:rPr>
+                  <m:sty m:val="p"/>
+                </m:rPr>
+                <m:t>+</m:t>
+              </m:r>
+              <m:sSub>
+                <m:e>
+                  <m:r>
+                    <m:t>b</m:t>
+                  </m:r>
+                </m:e>
+                <m:sub>
+                  <m:r>
+                    <m:t>S</m:t>
+                  </m:r>
+                </m:sub>
+              </m:sSub>
+              <m:sSup>
+                <m:e>
+                  <m:d>
+                    <m:dPr>
+                      <m:begChr m:val="("/>
+                      <m:endChr m:val=")"/>
+                      <m:sepChr m:val=""/>
+                      <m:grow/>
+                    </m:dPr>
+                    <m:e>
+                      <m:sSub>
+                        <m:e>
+                          <m:r>
+                            <m:t>β</m:t>
+                          </m:r>
+                        </m:e>
+                        <m:sub>
+                          <m:r>
+                            <m:t>l</m:t>
+                          </m:r>
+                        </m:sub>
+                      </m:sSub>
+                      <m:r>
+                        <m:rPr>
+                          <m:sty m:val="p"/>
+                        </m:rPr>
+                        <m:t>−</m:t>
+                      </m:r>
+                      <m:r>
+                        <m:t>1</m:t>
+                      </m:r>
+                    </m:e>
+                  </m:d>
+                </m:e>
+                <m:sup>
+                  <m:r>
+                    <m:rPr>
+                      <m:sty m:val="p"/>
+                    </m:rPr>
+                    <m:t>+</m:t>
+                  </m:r>
+                </m:sup>
+              </m:sSup>
+            </m:e>
+          </m:d>
+          <m:r>
+            <m:rPr>
+              <m:sty m:val="p"/>
+            </m:rPr>
+            <m:t>,</m:t>
+          </m:r>
+        </m:oMath>
+      </m:oMathPara>
     </w:p>
     <w:p>
       <w:pPr>
         <w:pStyle w:val="FirstParagraph"/>
       </w:pPr>
-      <w:r>
-        <w:t xml:space="preserve">式中，【b_T】 和 【b_S】 分别为温度应力和过载应力系数。该模型能够反映极热、无风和强辐照条件下导线散热能力下降、导线温度升高以及过载风险增加对线路停运概率的影响。</w:t>
+      <m:oMathPara>
+        <m:oMathParaPr>
+          <m:jc m:val="center"/>
+        </m:oMathParaPr>
+        <m:oMath>
+          <m:sSubSup>
+            <m:e>
+              <m:r>
+                <m:t>P</m:t>
+              </m:r>
+            </m:e>
+            <m:sub>
+              <m:r>
+                <m:t>f</m:t>
+              </m:r>
+            </m:sub>
+            <m:sup>
+              <m:sSub>
+                <m:e>
+                  <m:r>
+                    <m:t>L</m:t>
+                  </m:r>
+                </m:e>
+                <m:sub>
+                  <m:r>
+                    <m:t>l</m:t>
+                  </m:r>
+                </m:sub>
+              </m:sSub>
+            </m:sup>
+          </m:sSubSup>
+          <m:r>
+            <m:rPr>
+              <m:sty m:val="p"/>
+            </m:rPr>
+            <m:t>=</m:t>
+          </m:r>
+          <m:r>
+            <m:t>1</m:t>
+          </m:r>
+          <m:r>
+            <m:rPr>
+              <m:sty m:val="p"/>
+            </m:rPr>
+            <m:t>−</m:t>
+          </m:r>
+          <m:r>
+            <m:rPr>
+              <m:sty m:val="p"/>
+            </m:rPr>
+            <m:t>exp</m:t>
+          </m:r>
+          <m:d>
+            <m:dPr>
+              <m:begChr m:val="("/>
+              <m:endChr m:val=")"/>
+              <m:sepChr m:val=""/>
+              <m:grow/>
+            </m:dPr>
+            <m:e>
+              <m:r>
+                <m:rPr>
+                  <m:sty m:val="p"/>
+                </m:rPr>
+                <m:t>−</m:t>
+              </m:r>
+              <m:sSub>
+                <m:e>
+                  <m:r>
+                    <m:t>λ</m:t>
+                  </m:r>
+                </m:e>
+                <m:sub>
+                  <m:r>
+                    <m:t>L</m:t>
+                  </m:r>
+                  <m:r>
+                    <m:rPr>
+                      <m:sty m:val="p"/>
+                    </m:rPr>
+                    <m:t>,</m:t>
+                  </m:r>
+                  <m:r>
+                    <m:t>l</m:t>
+                  </m:r>
+                </m:sub>
+              </m:sSub>
+              <m:r>
+                <m:t>Δ</m:t>
+              </m:r>
+              <m:r>
+                <m:t>t</m:t>
+              </m:r>
+            </m:e>
+          </m:d>
+          <m:r>
+            <m:rPr>
+              <m:sty m:val="p"/>
+            </m:rPr>
+            <m:t>.</m:t>
+          </m:r>
+        </m:oMath>
+      </m:oMathPara>
+    </w:p>
+    <w:p>
+      <w:pPr>
+        <w:pStyle w:val="FirstParagraph"/>
+      </w:pPr>
+      <w:r>
+        <w:t xml:space="preserve">式中，</w:t>
+      </w:r>
+      <m:oMath>
+        <m:sSub>
+          <m:e>
+            <m:r>
+              <m:t>b</m:t>
+            </m:r>
+          </m:e>
+          <m:sub>
+            <m:r>
+              <m:t>T</m:t>
+            </m:r>
+          </m:sub>
+        </m:sSub>
+      </m:oMath>
+      <w:r>
+        <w:t xml:space="preserve"> </w:t>
+      </w:r>
+      <w:r>
+        <w:t xml:space="preserve">和</w:t>
+      </w:r>
+      <w:r>
+        <w:t xml:space="preserve"> </w:t>
+      </w:r>
+      <m:oMath>
+        <m:sSub>
+          <m:e>
+            <m:r>
+              <m:t>b</m:t>
+            </m:r>
+          </m:e>
+          <m:sub>
+            <m:r>
+              <m:t>S</m:t>
+            </m:r>
+          </m:sub>
+        </m:sSub>
+      </m:oMath>
+      <w:r>
+        <w:t xml:space="preserve"> </w:t>
+      </w:r>
+      <w:r>
+        <w:t xml:space="preserve">分别为温度应力和过载应力系数。该模型能够反映极热、无风和强辐照条件下导线散热能力下降、导线温度升高以及过载风险增加对线路停运概率的影响。</w:t>
       </w:r>
     </w:p>
     <w:bookmarkEnd w:id="37"/>
@@ -1043,33 +6655,781 @@
     </w:p>
     <w:p>
       <w:pPr>
-        <w:pStyle w:val="SourceCode"/>
-      </w:pPr>
-      <w:r>
-        <w:rPr>
-          <w:rStyle w:val="VerbatimChar"/>
-        </w:rPr>
-        <w:t xml:space="preserve">(25)  \bold(z)^((s)) =[ z_(s,1)^(G),\ldots,z_(s,n_G)^(G), z_(s,1)^(L),\ldots,z_(s,n_L)^(L), z_(s,1)^(T),\ldots,z_(s,n_T)^(T) ]^(\mathsf T)∈\{0,1\}^(n_c),</w:t>
-      </w:r>
+        <w:pStyle w:val="BodyText"/>
+      </w:pPr>
+      <m:oMathPara>
+        <m:oMathParaPr>
+          <m:jc m:val="center"/>
+        </m:oMathParaPr>
+        <m:oMath>
+          <m:sSup>
+            <m:e>
+              <m:r>
+                <m:rPr>
+                  <m:sty m:val="b"/>
+                </m:rPr>
+                <m:t>z</m:t>
+              </m:r>
+            </m:e>
+            <m:sup>
+              <m:d>
+                <m:dPr>
+                  <m:begChr m:val="("/>
+                  <m:endChr m:val=")"/>
+                  <m:sepChr m:val=""/>
+                  <m:grow/>
+                </m:dPr>
+                <m:e>
+                  <m:r>
+                    <m:t>s</m:t>
+                  </m:r>
+                </m:e>
+              </m:d>
+            </m:sup>
+          </m:sSup>
+          <m:r>
+            <m:rPr>
+              <m:sty m:val="p"/>
+            </m:rPr>
+            <m:t>=</m:t>
+          </m:r>
+          <m:sSup>
+            <m:e>
+              <m:d>
+                <m:dPr>
+                  <m:begChr m:val="["/>
+                  <m:endChr m:val="]"/>
+                  <m:sepChr m:val=""/>
+                  <m:grow/>
+                </m:dPr>
+                <m:e>
+                  <m:sSubSup>
+                    <m:e>
+                      <m:r>
+                        <m:t>z</m:t>
+                      </m:r>
+                    </m:e>
+                    <m:sub>
+                      <m:r>
+                        <m:t>s</m:t>
+                      </m:r>
+                      <m:r>
+                        <m:rPr>
+                          <m:sty m:val="p"/>
+                        </m:rPr>
+                        <m:t>,</m:t>
+                      </m:r>
+                      <m:r>
+                        <m:t>1</m:t>
+                      </m:r>
+                    </m:sub>
+                    <m:sup>
+                      <m:r>
+                        <m:t>G</m:t>
+                      </m:r>
+                    </m:sup>
+                  </m:sSubSup>
+                  <m:r>
+                    <m:rPr>
+                      <m:sty m:val="p"/>
+                    </m:rPr>
+                    <m:t>,</m:t>
+                  </m:r>
+                  <m:r>
+                    <m:rPr>
+                      <m:sty m:val="p"/>
+                    </m:rPr>
+                    <m:t>…</m:t>
+                  </m:r>
+                  <m:r>
+                    <m:rPr>
+                      <m:sty m:val="p"/>
+                    </m:rPr>
+                    <m:t>,</m:t>
+                  </m:r>
+                  <m:sSubSup>
+                    <m:e>
+                      <m:r>
+                        <m:t>z</m:t>
+                      </m:r>
+                    </m:e>
+                    <m:sub>
+                      <m:r>
+                        <m:t>s</m:t>
+                      </m:r>
+                      <m:r>
+                        <m:rPr>
+                          <m:sty m:val="p"/>
+                        </m:rPr>
+                        <m:t>,</m:t>
+                      </m:r>
+                      <m:sSub>
+                        <m:e>
+                          <m:r>
+                            <m:t>n</m:t>
+                          </m:r>
+                        </m:e>
+                        <m:sub>
+                          <m:r>
+                            <m:t>G</m:t>
+                          </m:r>
+                        </m:sub>
+                      </m:sSub>
+                    </m:sub>
+                    <m:sup>
+                      <m:r>
+                        <m:t>G</m:t>
+                      </m:r>
+                    </m:sup>
+                  </m:sSubSup>
+                  <m:r>
+                    <m:rPr>
+                      <m:sty m:val="p"/>
+                    </m:rPr>
+                    <m:t>,</m:t>
+                  </m:r>
+                  <m:sSubSup>
+                    <m:e>
+                      <m:r>
+                        <m:t>z</m:t>
+                      </m:r>
+                    </m:e>
+                    <m:sub>
+                      <m:r>
+                        <m:t>s</m:t>
+                      </m:r>
+                      <m:r>
+                        <m:rPr>
+                          <m:sty m:val="p"/>
+                        </m:rPr>
+                        <m:t>,</m:t>
+                      </m:r>
+                      <m:r>
+                        <m:t>1</m:t>
+                      </m:r>
+                    </m:sub>
+                    <m:sup>
+                      <m:r>
+                        <m:t>L</m:t>
+                      </m:r>
+                    </m:sup>
+                  </m:sSubSup>
+                  <m:r>
+                    <m:rPr>
+                      <m:sty m:val="p"/>
+                    </m:rPr>
+                    <m:t>,</m:t>
+                  </m:r>
+                  <m:r>
+                    <m:rPr>
+                      <m:sty m:val="p"/>
+                    </m:rPr>
+                    <m:t>…</m:t>
+                  </m:r>
+                  <m:r>
+                    <m:rPr>
+                      <m:sty m:val="p"/>
+                    </m:rPr>
+                    <m:t>,</m:t>
+                  </m:r>
+                  <m:sSubSup>
+                    <m:e>
+                      <m:r>
+                        <m:t>z</m:t>
+                      </m:r>
+                    </m:e>
+                    <m:sub>
+                      <m:r>
+                        <m:t>s</m:t>
+                      </m:r>
+                      <m:r>
+                        <m:rPr>
+                          <m:sty m:val="p"/>
+                        </m:rPr>
+                        <m:t>,</m:t>
+                      </m:r>
+                      <m:sSub>
+                        <m:e>
+                          <m:r>
+                            <m:t>n</m:t>
+                          </m:r>
+                        </m:e>
+                        <m:sub>
+                          <m:r>
+                            <m:t>L</m:t>
+                          </m:r>
+                        </m:sub>
+                      </m:sSub>
+                    </m:sub>
+                    <m:sup>
+                      <m:r>
+                        <m:t>L</m:t>
+                      </m:r>
+                    </m:sup>
+                  </m:sSubSup>
+                  <m:r>
+                    <m:rPr>
+                      <m:sty m:val="p"/>
+                    </m:rPr>
+                    <m:t>,</m:t>
+                  </m:r>
+                  <m:sSubSup>
+                    <m:e>
+                      <m:r>
+                        <m:t>z</m:t>
+                      </m:r>
+                    </m:e>
+                    <m:sub>
+                      <m:r>
+                        <m:t>s</m:t>
+                      </m:r>
+                      <m:r>
+                        <m:rPr>
+                          <m:sty m:val="p"/>
+                        </m:rPr>
+                        <m:t>,</m:t>
+                      </m:r>
+                      <m:r>
+                        <m:t>1</m:t>
+                      </m:r>
+                    </m:sub>
+                    <m:sup>
+                      <m:r>
+                        <m:t>T</m:t>
+                      </m:r>
+                    </m:sup>
+                  </m:sSubSup>
+                  <m:r>
+                    <m:rPr>
+                      <m:sty m:val="p"/>
+                    </m:rPr>
+                    <m:t>,</m:t>
+                  </m:r>
+                  <m:r>
+                    <m:rPr>
+                      <m:sty m:val="p"/>
+                    </m:rPr>
+                    <m:t>…</m:t>
+                  </m:r>
+                  <m:r>
+                    <m:rPr>
+                      <m:sty m:val="p"/>
+                    </m:rPr>
+                    <m:t>,</m:t>
+                  </m:r>
+                  <m:sSubSup>
+                    <m:e>
+                      <m:r>
+                        <m:t>z</m:t>
+                      </m:r>
+                    </m:e>
+                    <m:sub>
+                      <m:r>
+                        <m:t>s</m:t>
+                      </m:r>
+                      <m:r>
+                        <m:rPr>
+                          <m:sty m:val="p"/>
+                        </m:rPr>
+                        <m:t>,</m:t>
+                      </m:r>
+                      <m:sSub>
+                        <m:e>
+                          <m:r>
+                            <m:t>n</m:t>
+                          </m:r>
+                        </m:e>
+                        <m:sub>
+                          <m:r>
+                            <m:t>T</m:t>
+                          </m:r>
+                        </m:sub>
+                      </m:sSub>
+                    </m:sub>
+                    <m:sup>
+                      <m:r>
+                        <m:t>T</m:t>
+                      </m:r>
+                    </m:sup>
+                  </m:sSubSup>
+                </m:e>
+              </m:d>
+            </m:e>
+            <m:sup>
+              <m:r>
+                <m:rPr>
+                  <m:sty m:val="p"/>
+                  <m:scr m:val="sans-serif"/>
+                </m:rPr>
+                <m:t>T</m:t>
+              </m:r>
+            </m:sup>
+          </m:sSup>
+          <m:r>
+            <m:rPr>
+              <m:sty m:val="p"/>
+            </m:rPr>
+            <m:t>∈</m:t>
+          </m:r>
+          <m:r>
+            <m:rPr>
+              <m:sty m:val="p"/>
+            </m:rPr>
+            <m:t>{</m:t>
+          </m:r>
+          <m:r>
+            <m:t>0</m:t>
+          </m:r>
+          <m:r>
+            <m:rPr>
+              <m:sty m:val="p"/>
+            </m:rPr>
+            <m:t>,</m:t>
+          </m:r>
+          <m:r>
+            <m:t>1</m:t>
+          </m:r>
+          <m:sSup>
+            <m:e>
+              <m:r>
+                <m:rPr>
+                  <m:sty m:val="p"/>
+                </m:rPr>
+                <m:t>}</m:t>
+              </m:r>
+            </m:e>
+            <m:sup>
+              <m:sSub>
+                <m:e>
+                  <m:r>
+                    <m:t>n</m:t>
+                  </m:r>
+                </m:e>
+                <m:sub>
+                  <m:r>
+                    <m:t>c</m:t>
+                  </m:r>
+                </m:sub>
+              </m:sSub>
+            </m:sup>
+          </m:sSup>
+          <m:r>
+            <m:rPr>
+              <m:sty m:val="p"/>
+            </m:rPr>
+            <m:t>,</m:t>
+          </m:r>
+        </m:oMath>
+      </m:oMathPara>
     </w:p>
     <w:p>
       <w:pPr>
         <w:pStyle w:val="FirstParagraph"/>
       </w:pPr>
       <w:r>
-        <w:t xml:space="preserve">其中，【0】 表示元件故障，【1】 表示元件良好，【n_c=n_G+n_L+n_T】。对第 【i】 个元件，若其故障概率为 【p_i】，则令</w:t>
-      </w:r>
-    </w:p>
-    <w:p>
-      <w:pPr>
-        <w:pStyle w:val="SourceCode"/>
-      </w:pPr>
-      <w:r>
-        <w:rPr>
-          <w:rStyle w:val="VerbatimChar"/>
-        </w:rPr>
-        <w:t xml:space="preserve">(26)  z_i^((s))= \cases(0,,&amp;u_i^((s))&lt;p_i,@1,,&amp;u_i^((s))≥ p_i,) u_i^((s))~ U(0,1).</w:t>
-      </w:r>
+        <w:t xml:space="preserve">其中，</w:t>
+      </w:r>
+      <m:oMath>
+        <m:r>
+          <m:t>0</m:t>
+        </m:r>
+      </m:oMath>
+      <w:r>
+        <w:t xml:space="preserve"> </w:t>
+      </w:r>
+      <w:r>
+        <w:t xml:space="preserve">表示元件故障，</w:t>
+      </w:r>
+      <m:oMath>
+        <m:r>
+          <m:t>1</m:t>
+        </m:r>
+      </m:oMath>
+      <w:r>
+        <w:t xml:space="preserve"> </w:t>
+      </w:r>
+      <w:r>
+        <w:t xml:space="preserve">表示元件良好，</w:t>
+      </w:r>
+      <m:oMath>
+        <m:sSub>
+          <m:e>
+            <m:r>
+              <m:t>n</m:t>
+            </m:r>
+          </m:e>
+          <m:sub>
+            <m:r>
+              <m:t>c</m:t>
+            </m:r>
+          </m:sub>
+        </m:sSub>
+        <m:r>
+          <m:rPr>
+            <m:sty m:val="p"/>
+          </m:rPr>
+          <m:t>=</m:t>
+        </m:r>
+        <m:sSub>
+          <m:e>
+            <m:r>
+              <m:t>n</m:t>
+            </m:r>
+          </m:e>
+          <m:sub>
+            <m:r>
+              <m:t>G</m:t>
+            </m:r>
+          </m:sub>
+        </m:sSub>
+        <m:r>
+          <m:rPr>
+            <m:sty m:val="p"/>
+          </m:rPr>
+          <m:t>+</m:t>
+        </m:r>
+        <m:sSub>
+          <m:e>
+            <m:r>
+              <m:t>n</m:t>
+            </m:r>
+          </m:e>
+          <m:sub>
+            <m:r>
+              <m:t>L</m:t>
+            </m:r>
+          </m:sub>
+        </m:sSub>
+        <m:r>
+          <m:rPr>
+            <m:sty m:val="p"/>
+          </m:rPr>
+          <m:t>+</m:t>
+        </m:r>
+        <m:sSub>
+          <m:e>
+            <m:r>
+              <m:t>n</m:t>
+            </m:r>
+          </m:e>
+          <m:sub>
+            <m:r>
+              <m:t>T</m:t>
+            </m:r>
+          </m:sub>
+        </m:sSub>
+      </m:oMath>
+      <w:r>
+        <w:t xml:space="preserve">。对第</w:t>
+      </w:r>
+      <w:r>
+        <w:t xml:space="preserve"> </w:t>
+      </w:r>
+      <m:oMath>
+        <m:r>
+          <m:t>i</m:t>
+        </m:r>
+      </m:oMath>
+      <w:r>
+        <w:t xml:space="preserve"> </w:t>
+      </w:r>
+      <w:r>
+        <w:t xml:space="preserve">个元件，若其故障概率为</w:t>
+      </w:r>
+      <w:r>
+        <w:t xml:space="preserve"> </w:t>
+      </w:r>
+      <m:oMath>
+        <m:sSub>
+          <m:e>
+            <m:r>
+              <m:t>p</m:t>
+            </m:r>
+          </m:e>
+          <m:sub>
+            <m:r>
+              <m:t>i</m:t>
+            </m:r>
+          </m:sub>
+        </m:sSub>
+      </m:oMath>
+      <w:r>
+        <w:t xml:space="preserve">，则令</w:t>
+      </w:r>
+    </w:p>
+    <w:p>
+      <w:pPr>
+        <w:pStyle w:val="BodyText"/>
+      </w:pPr>
+      <m:oMathPara>
+        <m:oMathParaPr>
+          <m:jc m:val="center"/>
+        </m:oMathParaPr>
+        <m:oMath>
+          <m:sSubSup>
+            <m:e>
+              <m:r>
+                <m:t>z</m:t>
+              </m:r>
+            </m:e>
+            <m:sub>
+              <m:r>
+                <m:t>i</m:t>
+              </m:r>
+            </m:sub>
+            <m:sup>
+              <m:d>
+                <m:dPr>
+                  <m:begChr m:val="("/>
+                  <m:endChr m:val=")"/>
+                  <m:sepChr m:val=""/>
+                  <m:grow/>
+                </m:dPr>
+                <m:e>
+                  <m:r>
+                    <m:t>s</m:t>
+                  </m:r>
+                </m:e>
+              </m:d>
+            </m:sup>
+          </m:sSubSup>
+          <m:r>
+            <m:rPr>
+              <m:sty m:val="p"/>
+            </m:rPr>
+            <m:t>=</m:t>
+          </m:r>
+          <m:d>
+            <m:dPr>
+              <m:begChr m:val="{"/>
+              <m:endChr m:val=""/>
+              <m:sepChr m:val=""/>
+              <m:grow/>
+            </m:dPr>
+            <m:e>
+              <m:m>
+                <m:mPr>
+                  <m:baseJc m:val="center"/>
+                  <m:plcHide m:val="on"/>
+                  <m:mcs>
+                    <m:mc>
+                      <m:mcPr>
+                        <m:mcJc m:val="left"/>
+                        <m:count m:val="1"/>
+                      </m:mcPr>
+                    </m:mc>
+                    <m:mc>
+                      <m:mcPr>
+                        <m:mcJc m:val="left"/>
+                        <m:count m:val="1"/>
+                      </m:mcPr>
+                    </m:mc>
+                  </m:mcs>
+                </m:mPr>
+                <m:mr>
+                  <m:e>
+                    <m:r>
+                      <m:t>0</m:t>
+                    </m:r>
+                    <m:r>
+                      <m:rPr>
+                        <m:sty m:val="p"/>
+                      </m:rPr>
+                      <m:t>,</m:t>
+                    </m:r>
+                  </m:e>
+                  <m:e>
+                    <m:sSubSup>
+                      <m:e>
+                        <m:r>
+                          <m:t>u</m:t>
+                        </m:r>
+                      </m:e>
+                      <m:sub>
+                        <m:r>
+                          <m:t>i</m:t>
+                        </m:r>
+                      </m:sub>
+                      <m:sup>
+                        <m:d>
+                          <m:dPr>
+                            <m:begChr m:val="("/>
+                            <m:endChr m:val=")"/>
+                            <m:sepChr m:val=""/>
+                            <m:grow/>
+                          </m:dPr>
+                          <m:e>
+                            <m:r>
+                              <m:t>s</m:t>
+                            </m:r>
+                          </m:e>
+                        </m:d>
+                      </m:sup>
+                    </m:sSubSup>
+                    <m:r>
+                      <m:rPr>
+                        <m:sty m:val="p"/>
+                      </m:rPr>
+                      <m:t>&lt;</m:t>
+                    </m:r>
+                    <m:sSub>
+                      <m:e>
+                        <m:r>
+                          <m:t>p</m:t>
+                        </m:r>
+                      </m:e>
+                      <m:sub>
+                        <m:r>
+                          <m:t>i</m:t>
+                        </m:r>
+                      </m:sub>
+                    </m:sSub>
+                    <m:r>
+                      <m:rPr>
+                        <m:sty m:val="p"/>
+                      </m:rPr>
+                      <m:t>,</m:t>
+                    </m:r>
+                  </m:e>
+                </m:mr>
+                <m:mr>
+                  <m:e>
+                    <m:r>
+                      <m:t>1</m:t>
+                    </m:r>
+                    <m:r>
+                      <m:rPr>
+                        <m:sty m:val="p"/>
+                      </m:rPr>
+                      <m:t>,</m:t>
+                    </m:r>
+                  </m:e>
+                  <m:e>
+                    <m:sSubSup>
+                      <m:e>
+                        <m:r>
+                          <m:t>u</m:t>
+                        </m:r>
+                      </m:e>
+                      <m:sub>
+                        <m:r>
+                          <m:t>i</m:t>
+                        </m:r>
+                      </m:sub>
+                      <m:sup>
+                        <m:d>
+                          <m:dPr>
+                            <m:begChr m:val="("/>
+                            <m:endChr m:val=")"/>
+                            <m:sepChr m:val=""/>
+                            <m:grow/>
+                          </m:dPr>
+                          <m:e>
+                            <m:r>
+                              <m:t>s</m:t>
+                            </m:r>
+                          </m:e>
+                        </m:d>
+                      </m:sup>
+                    </m:sSubSup>
+                    <m:r>
+                      <m:rPr>
+                        <m:sty m:val="p"/>
+                      </m:rPr>
+                      <m:t>≥</m:t>
+                    </m:r>
+                    <m:sSub>
+                      <m:e>
+                        <m:r>
+                          <m:t>p</m:t>
+                        </m:r>
+                      </m:e>
+                      <m:sub>
+                        <m:r>
+                          <m:t>i</m:t>
+                        </m:r>
+                      </m:sub>
+                    </m:sSub>
+                    <m:r>
+                      <m:rPr>
+                        <m:sty m:val="p"/>
+                      </m:rPr>
+                      <m:t>,</m:t>
+                    </m:r>
+                  </m:e>
+                </m:mr>
+              </m:m>
+            </m:e>
+          </m:d>
+          <m:r>
+            <m:t> </m:t>
+          </m:r>
+          <m:sSubSup>
+            <m:e>
+              <m:r>
+                <m:t>u</m:t>
+              </m:r>
+            </m:e>
+            <m:sub>
+              <m:r>
+                <m:t>i</m:t>
+              </m:r>
+            </m:sub>
+            <m:sup>
+              <m:d>
+                <m:dPr>
+                  <m:begChr m:val="("/>
+                  <m:endChr m:val=")"/>
+                  <m:sepChr m:val=""/>
+                  <m:grow/>
+                </m:dPr>
+                <m:e>
+                  <m:r>
+                    <m:t>s</m:t>
+                  </m:r>
+                </m:e>
+              </m:d>
+            </m:sup>
+          </m:sSubSup>
+          <m:r>
+            <m:rPr>
+              <m:sty m:val="p"/>
+            </m:rPr>
+            <m:t>∼</m:t>
+          </m:r>
+          <m:r>
+            <m:t>U</m:t>
+          </m:r>
+          <m:d>
+            <m:dPr>
+              <m:begChr m:val="("/>
+              <m:endChr m:val=")"/>
+              <m:sepChr m:val=""/>
+              <m:grow/>
+            </m:dPr>
+            <m:e>
+              <m:r>
+                <m:t>0</m:t>
+              </m:r>
+              <m:r>
+                <m:rPr>
+                  <m:sty m:val="p"/>
+                </m:rPr>
+                <m:t>,</m:t>
+              </m:r>
+              <m:r>
+                <m:t>1</m:t>
+              </m:r>
+            </m:e>
+          </m:d>
+          <m:r>
+            <m:rPr>
+              <m:sty m:val="p"/>
+            </m:rPr>
+            <m:t>.</m:t>
+          </m:r>
+        </m:oMath>
+      </m:oMathPara>
     </w:p>
     <w:p>
       <w:pPr>
@@ -1106,7 +7466,106 @@
         <w:pStyle w:val="Compact"/>
       </w:pPr>
       <w:r>
-        <w:t xml:space="preserve">若发电机 【g】 故障，则令 【P_(G,g,s)=0】。若该发电机为火电机组，则同时强制 【u_(g,s)=0】。</w:t>
+        <w:t xml:space="preserve">若发电机</w:t>
+      </w:r>
+      <w:r>
+        <w:t xml:space="preserve"> </w:t>
+      </w:r>
+      <m:oMath>
+        <m:r>
+          <m:t>g</m:t>
+        </m:r>
+      </m:oMath>
+      <w:r>
+        <w:t xml:space="preserve"> </w:t>
+      </w:r>
+      <w:r>
+        <w:t xml:space="preserve">故障，则令</w:t>
+      </w:r>
+      <w:r>
+        <w:t xml:space="preserve"> </w:t>
+      </w:r>
+      <m:oMath>
+        <m:sSub>
+          <m:e>
+            <m:r>
+              <m:t>P</m:t>
+            </m:r>
+          </m:e>
+          <m:sub>
+            <m:r>
+              <m:t>G</m:t>
+            </m:r>
+            <m:r>
+              <m:rPr>
+                <m:sty m:val="p"/>
+              </m:rPr>
+              <m:t>,</m:t>
+            </m:r>
+            <m:r>
+              <m:t>g</m:t>
+            </m:r>
+            <m:r>
+              <m:rPr>
+                <m:sty m:val="p"/>
+              </m:rPr>
+              <m:t>,</m:t>
+            </m:r>
+            <m:r>
+              <m:t>s</m:t>
+            </m:r>
+          </m:sub>
+        </m:sSub>
+        <m:r>
+          <m:rPr>
+            <m:sty m:val="p"/>
+          </m:rPr>
+          <m:t>=</m:t>
+        </m:r>
+        <m:r>
+          <m:t>0</m:t>
+        </m:r>
+      </m:oMath>
+      <w:r>
+        <w:t xml:space="preserve">。若该发电机为火电机组，则同时强制</w:t>
+      </w:r>
+      <w:r>
+        <w:t xml:space="preserve"> </w:t>
+      </w:r>
+      <m:oMath>
+        <m:sSub>
+          <m:e>
+            <m:r>
+              <m:t>u</m:t>
+            </m:r>
+          </m:e>
+          <m:sub>
+            <m:r>
+              <m:t>g</m:t>
+            </m:r>
+            <m:r>
+              <m:rPr>
+                <m:sty m:val="p"/>
+              </m:rPr>
+              <m:t>,</m:t>
+            </m:r>
+            <m:r>
+              <m:t>s</m:t>
+            </m:r>
+          </m:sub>
+        </m:sSub>
+        <m:r>
+          <m:rPr>
+            <m:sty m:val="p"/>
+          </m:rPr>
+          <m:t>=</m:t>
+        </m:r>
+        <m:r>
+          <m:t>0</m:t>
+        </m:r>
+      </m:oMath>
+      <w:r>
+        <w:t xml:space="preserve">。</w:t>
       </w:r>
       <w:r>
         <w:br/>
@@ -1121,10 +7580,62 @@
         <w:pStyle w:val="Compact"/>
       </w:pPr>
       <w:r>
-        <w:t xml:space="preserve">若线路 【l】 故障，则该支路退出网络，其电纳不再参与 【</w:t>
-      </w:r>
-      <w:r>
-        <w:t xml:space="preserve">(B)_(bus)】 装配。</w:t>
+        <w:t xml:space="preserve">若线路</w:t>
+      </w:r>
+      <w:r>
+        <w:t xml:space="preserve"> </w:t>
+      </w:r>
+      <m:oMath>
+        <m:r>
+          <m:t>l</m:t>
+        </m:r>
+      </m:oMath>
+      <w:r>
+        <w:t xml:space="preserve"> </w:t>
+      </w:r>
+      <w:r>
+        <w:t xml:space="preserve">故障，则该支路退出网络，其电纳不再参与</w:t>
+      </w:r>
+      <w:r>
+        <w:t xml:space="preserve"> </w:t>
+      </w:r>
+      <m:oMath>
+        <m:sSub>
+          <m:e>
+            <m:r>
+              <m:rPr>
+                <m:sty m:val="b"/>
+              </m:rPr>
+              <m:t>B</m:t>
+            </m:r>
+          </m:e>
+          <m:sub>
+            <m:r>
+              <m:rPr>
+                <m:sty m:val="p"/>
+              </m:rPr>
+              <m:t>b</m:t>
+            </m:r>
+            <m:r>
+              <m:rPr>
+                <m:sty m:val="p"/>
+              </m:rPr>
+              <m:t>u</m:t>
+            </m:r>
+            <m:r>
+              <m:rPr>
+                <m:sty m:val="p"/>
+              </m:rPr>
+              <m:t>s</m:t>
+            </m:r>
+          </m:sub>
+        </m:sSub>
+      </m:oMath>
+      <w:r>
+        <w:t xml:space="preserve"> </w:t>
+      </w:r>
+      <w:r>
+        <w:t xml:space="preserve">装配。</w:t>
       </w:r>
       <w:r>
         <w:br/>
@@ -1139,19 +7650,268 @@
         <w:pStyle w:val="Compact"/>
       </w:pPr>
       <w:r>
-        <w:t xml:space="preserve">若节点变压器 【t】 故障，则其所在非电源节点的所有关联支路退出。令 【a_(s,l)】 为场景 【s】 中支路 【l】 的最终可用性，则</w:t>
-      </w:r>
-    </w:p>
-    <w:p>
-      <w:pPr>
-        <w:pStyle w:val="SourceCode"/>
-      </w:pPr>
-      <w:r>
-        <w:rPr>
-          <w:rStyle w:val="VerbatimChar"/>
-        </w:rPr>
-        <w:t xml:space="preserve">(27)  a_(s,l)=z_(s,l)^(L) \prod_(t:\,b_t∈\{f_l,t_l\)}z_(s,t)^(T).</w:t>
-      </w:r>
+        <w:t xml:space="preserve">若节点变压器</w:t>
+      </w:r>
+      <w:r>
+        <w:t xml:space="preserve"> </w:t>
+      </w:r>
+      <m:oMath>
+        <m:r>
+          <m:t>t</m:t>
+        </m:r>
+      </m:oMath>
+      <w:r>
+        <w:t xml:space="preserve"> </w:t>
+      </w:r>
+      <w:r>
+        <w:t xml:space="preserve">故障，则其所在非电源节点的所有关联支路退出。令</w:t>
+      </w:r>
+      <w:r>
+        <w:t xml:space="preserve"> </w:t>
+      </w:r>
+      <m:oMath>
+        <m:sSub>
+          <m:e>
+            <m:r>
+              <m:t>a</m:t>
+            </m:r>
+          </m:e>
+          <m:sub>
+            <m:r>
+              <m:t>s</m:t>
+            </m:r>
+            <m:r>
+              <m:rPr>
+                <m:sty m:val="p"/>
+              </m:rPr>
+              <m:t>,</m:t>
+            </m:r>
+            <m:r>
+              <m:t>l</m:t>
+            </m:r>
+          </m:sub>
+        </m:sSub>
+      </m:oMath>
+      <w:r>
+        <w:t xml:space="preserve"> </w:t>
+      </w:r>
+      <w:r>
+        <w:t xml:space="preserve">为场景</w:t>
+      </w:r>
+      <w:r>
+        <w:t xml:space="preserve"> </w:t>
+      </w:r>
+      <m:oMath>
+        <m:r>
+          <m:t>s</m:t>
+        </m:r>
+      </m:oMath>
+      <w:r>
+        <w:t xml:space="preserve"> </w:t>
+      </w:r>
+      <w:r>
+        <w:t xml:space="preserve">中支路</w:t>
+      </w:r>
+      <w:r>
+        <w:t xml:space="preserve"> </w:t>
+      </w:r>
+      <m:oMath>
+        <m:r>
+          <m:t>l</m:t>
+        </m:r>
+      </m:oMath>
+      <w:r>
+        <w:t xml:space="preserve"> </w:t>
+      </w:r>
+      <w:r>
+        <w:t xml:space="preserve">的最终可用性，则</w:t>
+      </w:r>
+    </w:p>
+    <w:p>
+      <w:pPr>
+        <w:pStyle w:val="FirstParagraph"/>
+      </w:pPr>
+      <m:oMathPara>
+        <m:oMathParaPr>
+          <m:jc m:val="center"/>
+        </m:oMathParaPr>
+        <m:oMath>
+          <m:sSub>
+            <m:e>
+              <m:r>
+                <m:t>a</m:t>
+              </m:r>
+            </m:e>
+            <m:sub>
+              <m:r>
+                <m:t>s</m:t>
+              </m:r>
+              <m:r>
+                <m:rPr>
+                  <m:sty m:val="p"/>
+                </m:rPr>
+                <m:t>,</m:t>
+              </m:r>
+              <m:r>
+                <m:t>l</m:t>
+              </m:r>
+            </m:sub>
+          </m:sSub>
+          <m:r>
+            <m:rPr>
+              <m:sty m:val="p"/>
+            </m:rPr>
+            <m:t>=</m:t>
+          </m:r>
+          <m:sSubSup>
+            <m:e>
+              <m:r>
+                <m:t>z</m:t>
+              </m:r>
+            </m:e>
+            <m:sub>
+              <m:r>
+                <m:t>s</m:t>
+              </m:r>
+              <m:r>
+                <m:rPr>
+                  <m:sty m:val="p"/>
+                </m:rPr>
+                <m:t>,</m:t>
+              </m:r>
+              <m:r>
+                <m:t>l</m:t>
+              </m:r>
+            </m:sub>
+            <m:sup>
+              <m:r>
+                <m:t>L</m:t>
+              </m:r>
+            </m:sup>
+          </m:sSubSup>
+          <m:nary>
+            <m:naryPr>
+              <m:chr m:val="∏"/>
+              <m:limLoc m:val="undOvr"/>
+              <m:subHide m:val="off"/>
+              <m:supHide m:val="on"/>
+            </m:naryPr>
+            <m:sub>
+              <m:r>
+                <m:t>t</m:t>
+              </m:r>
+              <m:r>
+                <m:rPr>
+                  <m:sty m:val="p"/>
+                </m:rPr>
+                <m:t>:</m:t>
+              </m:r>
+              <m:r>
+                <m:t> </m:t>
+              </m:r>
+              <m:sSub>
+                <m:e>
+                  <m:r>
+                    <m:t>b</m:t>
+                  </m:r>
+                </m:e>
+                <m:sub>
+                  <m:r>
+                    <m:t>t</m:t>
+                  </m:r>
+                </m:sub>
+              </m:sSub>
+              <m:r>
+                <m:rPr>
+                  <m:sty m:val="p"/>
+                </m:rPr>
+                <m:t>∈</m:t>
+              </m:r>
+              <m:r>
+                <m:rPr>
+                  <m:sty m:val="p"/>
+                </m:rPr>
+                <m:t>{</m:t>
+              </m:r>
+              <m:sSub>
+                <m:e>
+                  <m:r>
+                    <m:t>f</m:t>
+                  </m:r>
+                </m:e>
+                <m:sub>
+                  <m:r>
+                    <m:t>l</m:t>
+                  </m:r>
+                </m:sub>
+              </m:sSub>
+              <m:r>
+                <m:rPr>
+                  <m:sty m:val="p"/>
+                </m:rPr>
+                <m:t>,</m:t>
+              </m:r>
+              <m:sSub>
+                <m:e>
+                  <m:r>
+                    <m:t>t</m:t>
+                  </m:r>
+                </m:e>
+                <m:sub>
+                  <m:r>
+                    <m:t>l</m:t>
+                  </m:r>
+                </m:sub>
+              </m:sSub>
+              <m:r>
+                <m:rPr>
+                  <m:sty m:val="p"/>
+                </m:rPr>
+                <m:t>}</m:t>
+              </m:r>
+            </m:sub>
+            <m:sup>
+              <m:r>
+                <m:t>​</m:t>
+              </m:r>
+            </m:sup>
+            <m:e>
+              <m:sSubSup>
+                <m:e>
+                  <m:r>
+                    <m:t>z</m:t>
+                  </m:r>
+                </m:e>
+                <m:sub>
+                  <m:r>
+                    <m:t>s</m:t>
+                  </m:r>
+                  <m:r>
+                    <m:rPr>
+                      <m:sty m:val="p"/>
+                    </m:rPr>
+                    <m:t>,</m:t>
+                  </m:r>
+                  <m:r>
+                    <m:t>t</m:t>
+                  </m:r>
+                </m:sub>
+                <m:sup>
+                  <m:r>
+                    <m:t>T</m:t>
+                  </m:r>
+                </m:sup>
+              </m:sSubSup>
+            </m:e>
+          </m:nary>
+          <m:r>
+            <m:rPr>
+              <m:sty m:val="p"/>
+            </m:rPr>
+            <m:t>.</m:t>
+          </m:r>
+        </m:oMath>
+      </m:oMathPara>
     </w:p>
     <w:p>
       <w:pPr>
@@ -1176,49 +7936,754 @@
         <w:pStyle w:val="FirstParagraph"/>
       </w:pPr>
       <w:r>
-        <w:t xml:space="preserve">故障后 OPF 沿用式 (8)–(12) 的目标函数和网络约束，但拓扑矩阵、机组可用性和调度区间均随场景变化。与基准 OPF 不同，故障后 OPF 以基准 OPF 最优出力 【P_(G,i)^(★)】 为爬坡中心。火电机组开机状态下的可调度区间为</w:t>
-      </w:r>
-    </w:p>
-    <w:p>
-      <w:pPr>
-        <w:pStyle w:val="SourceCode"/>
-      </w:pPr>
-      <w:r>
-        <w:rPr>
-          <w:rStyle w:val="VerbatimChar"/>
-        </w:rPr>
-        <w:t xml:space="preserve">(28)  \underbar(P)_(G,i,s)^(disp) =max( \underbar(P)_(G,i), P_(G,i)^(★)-R_i^(↓)Δ t ),</w:t>
-      </w:r>
-    </w:p>
-    <w:p>
-      <w:pPr>
-        <w:pStyle w:val="SourceCode"/>
-      </w:pPr>
-      <w:r>
-        <w:rPr>
-          <w:rStyle w:val="VerbatimChar"/>
-        </w:rPr>
-        <w:t xml:space="preserve">(29)  \overbar(P)_(G,i,s)^(disp) =min( P_(G,i)^(max)(T), P_(G,i)^(★)+R_i^(↑)Δ t ).</w:t>
-      </w:r>
+        <w:t xml:space="preserve">故障后 OPF 沿用式 (8)–(12) 的目标函数和网络约束，但拓扑矩阵、机组可用性和调度区间均随场景变化。与基准 OPF 不同，故障后 OPF 以基准 OPF 最优出力</w:t>
+      </w:r>
+      <w:r>
+        <w:t xml:space="preserve"> </w:t>
+      </w:r>
+      <m:oMath>
+        <m:sSubSup>
+          <m:e>
+            <m:r>
+              <m:t>P</m:t>
+            </m:r>
+          </m:e>
+          <m:sub>
+            <m:r>
+              <m:t>G</m:t>
+            </m:r>
+            <m:r>
+              <m:rPr>
+                <m:sty m:val="p"/>
+              </m:rPr>
+              <m:t>,</m:t>
+            </m:r>
+            <m:r>
+              <m:t>i</m:t>
+            </m:r>
+          </m:sub>
+          <m:sup>
+            <m:r>
+              <m:rPr>
+                <m:sty m:val="p"/>
+              </m:rPr>
+              <m:t>⋆</m:t>
+            </m:r>
+          </m:sup>
+        </m:sSubSup>
+      </m:oMath>
+      <w:r>
+        <w:t xml:space="preserve"> </w:t>
+      </w:r>
+      <w:r>
+        <w:t xml:space="preserve">为爬坡中心。火电机组开机状态下的可调度区间为</w:t>
+      </w:r>
+    </w:p>
+    <w:p>
+      <w:pPr>
+        <w:pStyle w:val="BodyText"/>
+      </w:pPr>
+      <m:oMathPara>
+        <m:oMathParaPr>
+          <m:jc m:val="center"/>
+        </m:oMathParaPr>
+        <m:oMath>
+          <m:sSubSup>
+            <m:e>
+              <m:bar>
+                <m:barPr>
+                  <m:pos m:val="bot"/>
+                </m:barPr>
+                <m:e>
+                  <m:r>
+                    <m:t>P</m:t>
+                  </m:r>
+                </m:e>
+              </m:bar>
+            </m:e>
+            <m:sub>
+              <m:r>
+                <m:t>G</m:t>
+              </m:r>
+              <m:r>
+                <m:rPr>
+                  <m:sty m:val="p"/>
+                </m:rPr>
+                <m:t>,</m:t>
+              </m:r>
+              <m:r>
+                <m:t>i</m:t>
+              </m:r>
+              <m:r>
+                <m:rPr>
+                  <m:sty m:val="p"/>
+                </m:rPr>
+                <m:t>,</m:t>
+              </m:r>
+              <m:r>
+                <m:t>s</m:t>
+              </m:r>
+            </m:sub>
+            <m:sup>
+              <m:r>
+                <m:rPr>
+                  <m:sty m:val="p"/>
+                </m:rPr>
+                <m:t>d</m:t>
+              </m:r>
+              <m:r>
+                <m:rPr>
+                  <m:sty m:val="p"/>
+                </m:rPr>
+                <m:t>i</m:t>
+              </m:r>
+              <m:r>
+                <m:rPr>
+                  <m:sty m:val="p"/>
+                </m:rPr>
+                <m:t>s</m:t>
+              </m:r>
+              <m:r>
+                <m:rPr>
+                  <m:sty m:val="p"/>
+                </m:rPr>
+                <m:t>p</m:t>
+              </m:r>
+            </m:sup>
+          </m:sSubSup>
+          <m:r>
+            <m:rPr>
+              <m:sty m:val="p"/>
+            </m:rPr>
+            <m:t>=</m:t>
+          </m:r>
+          <m:r>
+            <m:rPr>
+              <m:sty m:val="p"/>
+            </m:rPr>
+            <m:t>max</m:t>
+          </m:r>
+          <m:d>
+            <m:dPr>
+              <m:begChr m:val="("/>
+              <m:endChr m:val=")"/>
+              <m:sepChr m:val=""/>
+              <m:grow/>
+            </m:dPr>
+            <m:e>
+              <m:sSub>
+                <m:e>
+                  <m:bar>
+                    <m:barPr>
+                      <m:pos m:val="bot"/>
+                    </m:barPr>
+                    <m:e>
+                      <m:r>
+                        <m:t>P</m:t>
+                      </m:r>
+                    </m:e>
+                  </m:bar>
+                </m:e>
+                <m:sub>
+                  <m:r>
+                    <m:t>G</m:t>
+                  </m:r>
+                  <m:r>
+                    <m:rPr>
+                      <m:sty m:val="p"/>
+                    </m:rPr>
+                    <m:t>,</m:t>
+                  </m:r>
+                  <m:r>
+                    <m:t>i</m:t>
+                  </m:r>
+                </m:sub>
+              </m:sSub>
+              <m:r>
+                <m:rPr>
+                  <m:sty m:val="p"/>
+                </m:rPr>
+                <m:t>,</m:t>
+              </m:r>
+              <m:sSubSup>
+                <m:e>
+                  <m:r>
+                    <m:t>P</m:t>
+                  </m:r>
+                </m:e>
+                <m:sub>
+                  <m:r>
+                    <m:t>G</m:t>
+                  </m:r>
+                  <m:r>
+                    <m:rPr>
+                      <m:sty m:val="p"/>
+                    </m:rPr>
+                    <m:t>,</m:t>
+                  </m:r>
+                  <m:r>
+                    <m:t>i</m:t>
+                  </m:r>
+                </m:sub>
+                <m:sup>
+                  <m:r>
+                    <m:rPr>
+                      <m:sty m:val="p"/>
+                    </m:rPr>
+                    <m:t>⋆</m:t>
+                  </m:r>
+                </m:sup>
+              </m:sSubSup>
+              <m:r>
+                <m:rPr>
+                  <m:sty m:val="p"/>
+                </m:rPr>
+                <m:t>−</m:t>
+              </m:r>
+              <m:sSubSup>
+                <m:e>
+                  <m:r>
+                    <m:t>R</m:t>
+                  </m:r>
+                </m:e>
+                <m:sub>
+                  <m:r>
+                    <m:t>i</m:t>
+                  </m:r>
+                </m:sub>
+                <m:sup>
+                  <m:r>
+                    <m:rPr>
+                      <m:sty m:val="p"/>
+                    </m:rPr>
+                    <m:t>↓</m:t>
+                  </m:r>
+                </m:sup>
+              </m:sSubSup>
+              <m:r>
+                <m:t>Δ</m:t>
+              </m:r>
+              <m:r>
+                <m:t>t</m:t>
+              </m:r>
+            </m:e>
+          </m:d>
+          <m:r>
+            <m:rPr>
+              <m:sty m:val="p"/>
+            </m:rPr>
+            <m:t>,</m:t>
+          </m:r>
+        </m:oMath>
+      </m:oMathPara>
     </w:p>
     <w:p>
       <w:pPr>
         <w:pStyle w:val="FirstParagraph"/>
       </w:pPr>
+      <m:oMathPara>
+        <m:oMathParaPr>
+          <m:jc m:val="center"/>
+        </m:oMathParaPr>
+        <m:oMath>
+          <m:sSubSup>
+            <m:e>
+              <m:bar>
+                <m:barPr>
+                  <m:pos m:val="top"/>
+                </m:barPr>
+                <m:e>
+                  <m:r>
+                    <m:t>P</m:t>
+                  </m:r>
+                </m:e>
+              </m:bar>
+            </m:e>
+            <m:sub>
+              <m:r>
+                <m:t>G</m:t>
+              </m:r>
+              <m:r>
+                <m:rPr>
+                  <m:sty m:val="p"/>
+                </m:rPr>
+                <m:t>,</m:t>
+              </m:r>
+              <m:r>
+                <m:t>i</m:t>
+              </m:r>
+              <m:r>
+                <m:rPr>
+                  <m:sty m:val="p"/>
+                </m:rPr>
+                <m:t>,</m:t>
+              </m:r>
+              <m:r>
+                <m:t>s</m:t>
+              </m:r>
+            </m:sub>
+            <m:sup>
+              <m:r>
+                <m:rPr>
+                  <m:sty m:val="p"/>
+                </m:rPr>
+                <m:t>d</m:t>
+              </m:r>
+              <m:r>
+                <m:rPr>
+                  <m:sty m:val="p"/>
+                </m:rPr>
+                <m:t>i</m:t>
+              </m:r>
+              <m:r>
+                <m:rPr>
+                  <m:sty m:val="p"/>
+                </m:rPr>
+                <m:t>s</m:t>
+              </m:r>
+              <m:r>
+                <m:rPr>
+                  <m:sty m:val="p"/>
+                </m:rPr>
+                <m:t>p</m:t>
+              </m:r>
+            </m:sup>
+          </m:sSubSup>
+          <m:r>
+            <m:rPr>
+              <m:sty m:val="p"/>
+            </m:rPr>
+            <m:t>=</m:t>
+          </m:r>
+          <m:r>
+            <m:rPr>
+              <m:sty m:val="p"/>
+            </m:rPr>
+            <m:t>min</m:t>
+          </m:r>
+          <m:d>
+            <m:dPr>
+              <m:begChr m:val="("/>
+              <m:endChr m:val=")"/>
+              <m:sepChr m:val=""/>
+              <m:grow/>
+            </m:dPr>
+            <m:e>
+              <m:sSubSup>
+                <m:e>
+                  <m:r>
+                    <m:t>P</m:t>
+                  </m:r>
+                </m:e>
+                <m:sub>
+                  <m:r>
+                    <m:t>G</m:t>
+                  </m:r>
+                  <m:r>
+                    <m:rPr>
+                      <m:sty m:val="p"/>
+                    </m:rPr>
+                    <m:t>,</m:t>
+                  </m:r>
+                  <m:r>
+                    <m:t>i</m:t>
+                  </m:r>
+                </m:sub>
+                <m:sup>
+                  <m:r>
+                    <m:rPr>
+                      <m:sty m:val="p"/>
+                    </m:rPr>
+                    <m:t>max</m:t>
+                  </m:r>
+                </m:sup>
+              </m:sSubSup>
+              <m:d>
+                <m:dPr>
+                  <m:begChr m:val="("/>
+                  <m:endChr m:val=")"/>
+                  <m:sepChr m:val=""/>
+                  <m:grow/>
+                </m:dPr>
+                <m:e>
+                  <m:r>
+                    <m:t>T</m:t>
+                  </m:r>
+                </m:e>
+              </m:d>
+              <m:r>
+                <m:rPr>
+                  <m:sty m:val="p"/>
+                </m:rPr>
+                <m:t>,</m:t>
+              </m:r>
+              <m:sSubSup>
+                <m:e>
+                  <m:r>
+                    <m:t>P</m:t>
+                  </m:r>
+                </m:e>
+                <m:sub>
+                  <m:r>
+                    <m:t>G</m:t>
+                  </m:r>
+                  <m:r>
+                    <m:rPr>
+                      <m:sty m:val="p"/>
+                    </m:rPr>
+                    <m:t>,</m:t>
+                  </m:r>
+                  <m:r>
+                    <m:t>i</m:t>
+                  </m:r>
+                </m:sub>
+                <m:sup>
+                  <m:r>
+                    <m:rPr>
+                      <m:sty m:val="p"/>
+                    </m:rPr>
+                    <m:t>⋆</m:t>
+                  </m:r>
+                </m:sup>
+              </m:sSubSup>
+              <m:r>
+                <m:rPr>
+                  <m:sty m:val="p"/>
+                </m:rPr>
+                <m:t>+</m:t>
+              </m:r>
+              <m:sSubSup>
+                <m:e>
+                  <m:r>
+                    <m:t>R</m:t>
+                  </m:r>
+                </m:e>
+                <m:sub>
+                  <m:r>
+                    <m:t>i</m:t>
+                  </m:r>
+                </m:sub>
+                <m:sup>
+                  <m:r>
+                    <m:rPr>
+                      <m:sty m:val="p"/>
+                    </m:rPr>
+                    <m:t>↑</m:t>
+                  </m:r>
+                </m:sup>
+              </m:sSubSup>
+              <m:r>
+                <m:t>Δ</m:t>
+              </m:r>
+              <m:r>
+                <m:t>t</m:t>
+              </m:r>
+            </m:e>
+          </m:d>
+          <m:r>
+            <m:rPr>
+              <m:sty m:val="p"/>
+            </m:rPr>
+            <m:t>.</m:t>
+          </m:r>
+        </m:oMath>
+      </m:oMathPara>
+    </w:p>
+    <w:p>
+      <w:pPr>
+        <w:pStyle w:val="FirstParagraph"/>
+      </w:pPr>
       <w:r>
         <w:t xml:space="preserve">并施加</w:t>
       </w:r>
     </w:p>
     <w:p>
       <w:pPr>
-        <w:pStyle w:val="SourceCode"/>
-      </w:pPr>
-      <w:r>
-        <w:rPr>
-          <w:rStyle w:val="VerbatimChar"/>
-        </w:rPr>
-        <w:t xml:space="preserve">(30)  u_(i,s)\underbar(P)_(G,i,s)^(disp) ≤ P_(G,i,s)≤ u_(i,s)\overbar(P)_(G,i,s)^(disp), u_(i,s)∈\{0,1\}.</w:t>
-      </w:r>
+        <w:pStyle w:val="BodyText"/>
+      </w:pPr>
+      <m:oMathPara>
+        <m:oMathParaPr>
+          <m:jc m:val="center"/>
+        </m:oMathParaPr>
+        <m:oMath>
+          <m:sSub>
+            <m:e>
+              <m:r>
+                <m:t>u</m:t>
+              </m:r>
+            </m:e>
+            <m:sub>
+              <m:r>
+                <m:t>i</m:t>
+              </m:r>
+              <m:r>
+                <m:rPr>
+                  <m:sty m:val="p"/>
+                </m:rPr>
+                <m:t>,</m:t>
+              </m:r>
+              <m:r>
+                <m:t>s</m:t>
+              </m:r>
+            </m:sub>
+          </m:sSub>
+          <m:sSubSup>
+            <m:e>
+              <m:bar>
+                <m:barPr>
+                  <m:pos m:val="bot"/>
+                </m:barPr>
+                <m:e>
+                  <m:r>
+                    <m:t>P</m:t>
+                  </m:r>
+                </m:e>
+              </m:bar>
+            </m:e>
+            <m:sub>
+              <m:r>
+                <m:t>G</m:t>
+              </m:r>
+              <m:r>
+                <m:rPr>
+                  <m:sty m:val="p"/>
+                </m:rPr>
+                <m:t>,</m:t>
+              </m:r>
+              <m:r>
+                <m:t>i</m:t>
+              </m:r>
+              <m:r>
+                <m:rPr>
+                  <m:sty m:val="p"/>
+                </m:rPr>
+                <m:t>,</m:t>
+              </m:r>
+              <m:r>
+                <m:t>s</m:t>
+              </m:r>
+            </m:sub>
+            <m:sup>
+              <m:r>
+                <m:rPr>
+                  <m:sty m:val="p"/>
+                </m:rPr>
+                <m:t>d</m:t>
+              </m:r>
+              <m:r>
+                <m:rPr>
+                  <m:sty m:val="p"/>
+                </m:rPr>
+                <m:t>i</m:t>
+              </m:r>
+              <m:r>
+                <m:rPr>
+                  <m:sty m:val="p"/>
+                </m:rPr>
+                <m:t>s</m:t>
+              </m:r>
+              <m:r>
+                <m:rPr>
+                  <m:sty m:val="p"/>
+                </m:rPr>
+                <m:t>p</m:t>
+              </m:r>
+            </m:sup>
+          </m:sSubSup>
+          <m:r>
+            <m:rPr>
+              <m:sty m:val="p"/>
+            </m:rPr>
+            <m:t>≤</m:t>
+          </m:r>
+          <m:sSub>
+            <m:e>
+              <m:r>
+                <m:t>P</m:t>
+              </m:r>
+            </m:e>
+            <m:sub>
+              <m:r>
+                <m:t>G</m:t>
+              </m:r>
+              <m:r>
+                <m:rPr>
+                  <m:sty m:val="p"/>
+                </m:rPr>
+                <m:t>,</m:t>
+              </m:r>
+              <m:r>
+                <m:t>i</m:t>
+              </m:r>
+              <m:r>
+                <m:rPr>
+                  <m:sty m:val="p"/>
+                </m:rPr>
+                <m:t>,</m:t>
+              </m:r>
+              <m:r>
+                <m:t>s</m:t>
+              </m:r>
+            </m:sub>
+          </m:sSub>
+          <m:r>
+            <m:rPr>
+              <m:sty m:val="p"/>
+            </m:rPr>
+            <m:t>≤</m:t>
+          </m:r>
+          <m:sSub>
+            <m:e>
+              <m:r>
+                <m:t>u</m:t>
+              </m:r>
+            </m:e>
+            <m:sub>
+              <m:r>
+                <m:t>i</m:t>
+              </m:r>
+              <m:r>
+                <m:rPr>
+                  <m:sty m:val="p"/>
+                </m:rPr>
+                <m:t>,</m:t>
+              </m:r>
+              <m:r>
+                <m:t>s</m:t>
+              </m:r>
+            </m:sub>
+          </m:sSub>
+          <m:sSubSup>
+            <m:e>
+              <m:bar>
+                <m:barPr>
+                  <m:pos m:val="top"/>
+                </m:barPr>
+                <m:e>
+                  <m:r>
+                    <m:t>P</m:t>
+                  </m:r>
+                </m:e>
+              </m:bar>
+            </m:e>
+            <m:sub>
+              <m:r>
+                <m:t>G</m:t>
+              </m:r>
+              <m:r>
+                <m:rPr>
+                  <m:sty m:val="p"/>
+                </m:rPr>
+                <m:t>,</m:t>
+              </m:r>
+              <m:r>
+                <m:t>i</m:t>
+              </m:r>
+              <m:r>
+                <m:rPr>
+                  <m:sty m:val="p"/>
+                </m:rPr>
+                <m:t>,</m:t>
+              </m:r>
+              <m:r>
+                <m:t>s</m:t>
+              </m:r>
+            </m:sub>
+            <m:sup>
+              <m:r>
+                <m:rPr>
+                  <m:sty m:val="p"/>
+                </m:rPr>
+                <m:t>d</m:t>
+              </m:r>
+              <m:r>
+                <m:rPr>
+                  <m:sty m:val="p"/>
+                </m:rPr>
+                <m:t>i</m:t>
+              </m:r>
+              <m:r>
+                <m:rPr>
+                  <m:sty m:val="p"/>
+                </m:rPr>
+                <m:t>s</m:t>
+              </m:r>
+              <m:r>
+                <m:rPr>
+                  <m:sty m:val="p"/>
+                </m:rPr>
+                <m:t>p</m:t>
+              </m:r>
+            </m:sup>
+          </m:sSubSup>
+          <m:r>
+            <m:rPr>
+              <m:sty m:val="p"/>
+            </m:rPr>
+            <m:t>,</m:t>
+          </m:r>
+          <m:r>
+            <m:t> </m:t>
+          </m:r>
+          <m:sSub>
+            <m:e>
+              <m:r>
+                <m:t>u</m:t>
+              </m:r>
+            </m:e>
+            <m:sub>
+              <m:r>
+                <m:t>i</m:t>
+              </m:r>
+              <m:r>
+                <m:rPr>
+                  <m:sty m:val="p"/>
+                </m:rPr>
+                <m:t>,</m:t>
+              </m:r>
+              <m:r>
+                <m:t>s</m:t>
+              </m:r>
+            </m:sub>
+          </m:sSub>
+          <m:r>
+            <m:rPr>
+              <m:sty m:val="p"/>
+            </m:rPr>
+            <m:t>∈</m:t>
+          </m:r>
+          <m:r>
+            <m:rPr>
+              <m:sty m:val="p"/>
+            </m:rPr>
+            <m:t>{</m:t>
+          </m:r>
+          <m:r>
+            <m:t>0</m:t>
+          </m:r>
+          <m:r>
+            <m:rPr>
+              <m:sty m:val="p"/>
+            </m:rPr>
+            <m:t>,</m:t>
+          </m:r>
+          <m:r>
+            <m:t>1</m:t>
+          </m:r>
+          <m:r>
+            <m:rPr>
+              <m:sty m:val="p"/>
+            </m:rPr>
+            <m:t>}</m:t>
+          </m:r>
+          <m:r>
+            <m:rPr>
+              <m:sty m:val="p"/>
+            </m:rPr>
+            <m:t>.</m:t>
+          </m:r>
+        </m:oMath>
+      </m:oMathPara>
     </w:p>
     <w:p>
       <w:pPr>
@@ -1879,14 +9344,246 @@
     </w:p>
     <w:p>
       <w:pPr>
-        <w:pStyle w:val="SourceCode"/>
-      </w:pPr>
-      <w:r>
-        <w:rPr>
-          <w:rStyle w:val="VerbatimChar"/>
-        </w:rPr>
-        <w:t xml:space="preserve">(31)  P_(shed)^(★) =(D(T)-P^(avail)(T)) +(P^(avail)(T)-P_G^(★)),</w:t>
-      </w:r>
+        <w:pStyle w:val="BodyText"/>
+      </w:pPr>
+      <m:oMathPara>
+        <m:oMathParaPr>
+          <m:jc m:val="center"/>
+        </m:oMathParaPr>
+        <m:oMath>
+          <m:sSubSup>
+            <m:e>
+              <m:r>
+                <m:t>P</m:t>
+              </m:r>
+            </m:e>
+            <m:sub>
+              <m:r>
+                <m:rPr>
+                  <m:sty m:val="p"/>
+                </m:rPr>
+                <m:t>s</m:t>
+              </m:r>
+              <m:r>
+                <m:rPr>
+                  <m:sty m:val="p"/>
+                </m:rPr>
+                <m:t>h</m:t>
+              </m:r>
+              <m:r>
+                <m:rPr>
+                  <m:sty m:val="p"/>
+                </m:rPr>
+                <m:t>e</m:t>
+              </m:r>
+              <m:r>
+                <m:rPr>
+                  <m:sty m:val="p"/>
+                </m:rPr>
+                <m:t>d</m:t>
+              </m:r>
+            </m:sub>
+            <m:sup>
+              <m:r>
+                <m:rPr>
+                  <m:sty m:val="p"/>
+                </m:rPr>
+                <m:t>⋆</m:t>
+              </m:r>
+            </m:sup>
+          </m:sSubSup>
+          <m:r>
+            <m:rPr>
+              <m:sty m:val="p"/>
+            </m:rPr>
+            <m:t>=</m:t>
+          </m:r>
+          <m:d>
+            <m:dPr>
+              <m:begChr m:val="("/>
+              <m:endChr m:val=")"/>
+              <m:sepChr m:val=""/>
+              <m:grow/>
+            </m:dPr>
+            <m:e>
+              <m:r>
+                <m:t>D</m:t>
+              </m:r>
+              <m:d>
+                <m:dPr>
+                  <m:begChr m:val="("/>
+                  <m:endChr m:val=")"/>
+                  <m:sepChr m:val=""/>
+                  <m:grow/>
+                </m:dPr>
+                <m:e>
+                  <m:r>
+                    <m:t>T</m:t>
+                  </m:r>
+                </m:e>
+              </m:d>
+              <m:r>
+                <m:rPr>
+                  <m:sty m:val="p"/>
+                </m:rPr>
+                <m:t>−</m:t>
+              </m:r>
+              <m:sSup>
+                <m:e>
+                  <m:r>
+                    <m:t>P</m:t>
+                  </m:r>
+                </m:e>
+                <m:sup>
+                  <m:r>
+                    <m:rPr>
+                      <m:sty m:val="p"/>
+                    </m:rPr>
+                    <m:t>a</m:t>
+                  </m:r>
+                  <m:r>
+                    <m:rPr>
+                      <m:sty m:val="p"/>
+                    </m:rPr>
+                    <m:t>v</m:t>
+                  </m:r>
+                  <m:r>
+                    <m:rPr>
+                      <m:sty m:val="p"/>
+                    </m:rPr>
+                    <m:t>a</m:t>
+                  </m:r>
+                  <m:r>
+                    <m:rPr>
+                      <m:sty m:val="p"/>
+                    </m:rPr>
+                    <m:t>i</m:t>
+                  </m:r>
+                  <m:r>
+                    <m:rPr>
+                      <m:sty m:val="p"/>
+                    </m:rPr>
+                    <m:t>l</m:t>
+                  </m:r>
+                </m:sup>
+              </m:sSup>
+              <m:d>
+                <m:dPr>
+                  <m:begChr m:val="("/>
+                  <m:endChr m:val=")"/>
+                  <m:sepChr m:val=""/>
+                  <m:grow/>
+                </m:dPr>
+                <m:e>
+                  <m:r>
+                    <m:t>T</m:t>
+                  </m:r>
+                </m:e>
+              </m:d>
+            </m:e>
+          </m:d>
+          <m:r>
+            <m:rPr>
+              <m:sty m:val="p"/>
+            </m:rPr>
+            <m:t>+</m:t>
+          </m:r>
+          <m:d>
+            <m:dPr>
+              <m:begChr m:val="("/>
+              <m:endChr m:val=")"/>
+              <m:sepChr m:val=""/>
+              <m:grow/>
+            </m:dPr>
+            <m:e>
+              <m:sSup>
+                <m:e>
+                  <m:r>
+                    <m:t>P</m:t>
+                  </m:r>
+                </m:e>
+                <m:sup>
+                  <m:r>
+                    <m:rPr>
+                      <m:sty m:val="p"/>
+                    </m:rPr>
+                    <m:t>a</m:t>
+                  </m:r>
+                  <m:r>
+                    <m:rPr>
+                      <m:sty m:val="p"/>
+                    </m:rPr>
+                    <m:t>v</m:t>
+                  </m:r>
+                  <m:r>
+                    <m:rPr>
+                      <m:sty m:val="p"/>
+                    </m:rPr>
+                    <m:t>a</m:t>
+                  </m:r>
+                  <m:r>
+                    <m:rPr>
+                      <m:sty m:val="p"/>
+                    </m:rPr>
+                    <m:t>i</m:t>
+                  </m:r>
+                  <m:r>
+                    <m:rPr>
+                      <m:sty m:val="p"/>
+                    </m:rPr>
+                    <m:t>l</m:t>
+                  </m:r>
+                </m:sup>
+              </m:sSup>
+              <m:d>
+                <m:dPr>
+                  <m:begChr m:val="("/>
+                  <m:endChr m:val=")"/>
+                  <m:sepChr m:val=""/>
+                  <m:grow/>
+                </m:dPr>
+                <m:e>
+                  <m:r>
+                    <m:t>T</m:t>
+                  </m:r>
+                </m:e>
+              </m:d>
+              <m:r>
+                <m:rPr>
+                  <m:sty m:val="p"/>
+                </m:rPr>
+                <m:t>−</m:t>
+              </m:r>
+              <m:sSubSup>
+                <m:e>
+                  <m:r>
+                    <m:t>P</m:t>
+                  </m:r>
+                </m:e>
+                <m:sub>
+                  <m:r>
+                    <m:t>G</m:t>
+                  </m:r>
+                </m:sub>
+                <m:sup>
+                  <m:r>
+                    <m:rPr>
+                      <m:sty m:val="p"/>
+                    </m:rPr>
+                    <m:t>⋆</m:t>
+                  </m:r>
+                </m:sup>
+              </m:sSubSup>
+            </m:e>
+          </m:d>
+          <m:r>
+            <m:rPr>
+              <m:sty m:val="p"/>
+            </m:rPr>
+            <m:t>,</m:t>
+          </m:r>
+        </m:oMath>
+      </m:oMathPara>
     </w:p>
     <w:p>
       <w:pPr>
@@ -3195,7 +10892,15 @@
         <w:pStyle w:val="FirstParagraph"/>
       </w:pPr>
       <w:r>
-        <w:t xml:space="preserve">[1] M. T. H. van Vliet, J. R. Yearsley, F. Ludwig, S. Vögele, D. P. Lettenmaier, and P. Kabat,</w:t>
+        <w:t xml:space="preserve">[1] 周业荣, 毛玉鑫, 胡杨, 等. 2022年夏季极端天气对四川电力影响与启示[J]. 水力发电学报, 2023, 42(06): 23-29.</w:t>
+      </w:r>
+    </w:p>
+    <w:p>
+      <w:pPr>
+        <w:pStyle w:val="BodyText"/>
+      </w:pPr>
+      <w:r>
+        <w:t xml:space="preserve">[2] B. Xie, C. Li, Z. Wu, and W. Chen,</w:t>
       </w:r>
       <w:r>
         <w:t xml:space="preserve"> </w:t>
@@ -3204,7 +10909,264 @@
         <w:t xml:space="preserve">“</w:t>
       </w:r>
       <w:r>
-        <w:t xml:space="preserve">Vulnerability of US and European electricity supply to climate change,</w:t>
+        <w:t xml:space="preserve">Topological modeling research on the functional vulnerability of power grid under extreme weather,</w:t>
+      </w:r>
+      <w:r>
+        <w:t xml:space="preserve">”</w:t>
+      </w:r>
+      <w:r>
+        <w:t xml:space="preserve"> </w:t>
+      </w:r>
+      <w:r>
+        <w:rPr>
+          <w:iCs/>
+          <w:i/>
+        </w:rPr>
+        <w:t xml:space="preserve">Energies</w:t>
+      </w:r>
+      <w:r>
+        <w:t xml:space="preserve">, vol. 14, no. 16, Art. no. 5183, 2021.</w:t>
+      </w:r>
+    </w:p>
+    <w:p>
+      <w:pPr>
+        <w:pStyle w:val="BodyText"/>
+      </w:pPr>
+      <w:r>
+        <w:t xml:space="preserve">[3] J. N. Chivunga, Z. Lin, and R. Blanchard,</w:t>
+      </w:r>
+      <w:r>
+        <w:t xml:space="preserve"> </w:t>
+      </w:r>
+      <w:r>
+        <w:t xml:space="preserve">“</w:t>
+      </w:r>
+      <w:r>
+        <w:t xml:space="preserve">Power systems’ resilience: A comprehensive literature review,</w:t>
+      </w:r>
+      <w:r>
+        <w:t xml:space="preserve">”</w:t>
+      </w:r>
+      <w:r>
+        <w:t xml:space="preserve"> </w:t>
+      </w:r>
+      <w:r>
+        <w:rPr>
+          <w:iCs/>
+          <w:i/>
+        </w:rPr>
+        <w:t xml:space="preserve">Energies</w:t>
+      </w:r>
+      <w:r>
+        <w:t xml:space="preserve">, vol. 16, no. 21, Art. no. 7256, 2023.</w:t>
+      </w:r>
+    </w:p>
+    <w:p>
+      <w:pPr>
+        <w:pStyle w:val="BodyText"/>
+      </w:pPr>
+      <w:r>
+        <w:t xml:space="preserve">[4] J. M. Cainey,</w:t>
+      </w:r>
+      <w:r>
+        <w:t xml:space="preserve"> </w:t>
+      </w:r>
+      <w:r>
+        <w:t xml:space="preserve">“</w:t>
+      </w:r>
+      <w:r>
+        <w:t xml:space="preserve">Resilience and reliability for electricity networks,</w:t>
+      </w:r>
+      <w:r>
+        <w:t xml:space="preserve">”</w:t>
+      </w:r>
+      <w:r>
+        <w:t xml:space="preserve"> </w:t>
+      </w:r>
+      <w:r>
+        <w:rPr>
+          <w:iCs/>
+          <w:i/>
+        </w:rPr>
+        <w:t xml:space="preserve">Proceedings of the Royal Society of Victoria</w:t>
+      </w:r>
+      <w:r>
+        <w:t xml:space="preserve">, vol. 131, pp. 44-52, 2019.</w:t>
+      </w:r>
+    </w:p>
+    <w:p>
+      <w:pPr>
+        <w:pStyle w:val="BodyText"/>
+      </w:pPr>
+      <w:r>
+        <w:t xml:space="preserve">[5] C. Li</w:t>
+      </w:r>
+      <w:r>
+        <w:t xml:space="preserve"> </w:t>
+      </w:r>
+      <w:r>
+        <w:rPr>
+          <w:iCs/>
+          <w:i/>
+        </w:rPr>
+        <w:t xml:space="preserve">et al.</w:t>
+      </w:r>
+      <w:r>
+        <w:t xml:space="preserve">,</w:t>
+      </w:r>
+      <w:r>
+        <w:t xml:space="preserve"> </w:t>
+      </w:r>
+      <w:r>
+        <w:t xml:space="preserve">“</w:t>
+      </w:r>
+      <w:r>
+        <w:t xml:space="preserve">A multi-level operation method for improving the resilience of power systems under extreme weather through preventive control and a virtual oscillator,</w:t>
+      </w:r>
+      <w:r>
+        <w:t xml:space="preserve">”</w:t>
+      </w:r>
+      <w:r>
+        <w:t xml:space="preserve"> </w:t>
+      </w:r>
+      <w:r>
+        <w:rPr>
+          <w:iCs/>
+          <w:i/>
+        </w:rPr>
+        <w:t xml:space="preserve">Sensors</w:t>
+      </w:r>
+      <w:r>
+        <w:t xml:space="preserve">, vol. 24, no. 6, Art. no. 1812, 2024.</w:t>
+      </w:r>
+    </w:p>
+    <w:p>
+      <w:pPr>
+        <w:pStyle w:val="BodyText"/>
+      </w:pPr>
+      <w:r>
+        <w:t xml:space="preserve">[6] M. Panteli, C. Pickering, S. Wilkinson, R. Dawson, and P. Mancarella,</w:t>
+      </w:r>
+      <w:r>
+        <w:t xml:space="preserve"> </w:t>
+      </w:r>
+      <w:r>
+        <w:t xml:space="preserve">“</w:t>
+      </w:r>
+      <w:r>
+        <w:t xml:space="preserve">Power system resilience to extreme weather: Fragility modeling, probabilistic impact assessment, and adaptation measures,</w:t>
+      </w:r>
+      <w:r>
+        <w:t xml:space="preserve">”</w:t>
+      </w:r>
+      <w:r>
+        <w:t xml:space="preserve"> </w:t>
+      </w:r>
+      <w:r>
+        <w:rPr>
+          <w:iCs/>
+          <w:i/>
+        </w:rPr>
+        <w:t xml:space="preserve">IEEE Transactions on Power Systems</w:t>
+      </w:r>
+      <w:r>
+        <w:t xml:space="preserve">, vol. 32, no. 5, pp. 3747-3757, Sep. 2017.</w:t>
+      </w:r>
+    </w:p>
+    <w:p>
+      <w:pPr>
+        <w:pStyle w:val="BodyText"/>
+      </w:pPr>
+      <w:r>
+        <w:t xml:space="preserve">[7] M. Panteli, D. N. Trakas, P. Mancarella, and N. D. Hatziargyriou,</w:t>
+      </w:r>
+      <w:r>
+        <w:t xml:space="preserve"> </w:t>
+      </w:r>
+      <w:r>
+        <w:t xml:space="preserve">“</w:t>
+      </w:r>
+      <w:r>
+        <w:t xml:space="preserve">Boosting the power grid resilience to extreme weather events using defensive islanding,</w:t>
+      </w:r>
+      <w:r>
+        <w:t xml:space="preserve">”</w:t>
+      </w:r>
+      <w:r>
+        <w:t xml:space="preserve"> </w:t>
+      </w:r>
+      <w:r>
+        <w:rPr>
+          <w:iCs/>
+          <w:i/>
+        </w:rPr>
+        <w:t xml:space="preserve">IEEE Transactions on Smart Grid</w:t>
+      </w:r>
+      <w:r>
+        <w:t xml:space="preserve">, vol. 7, no. 6, pp. 2913-2922, Nov. 2016.</w:t>
+      </w:r>
+    </w:p>
+    <w:p>
+      <w:pPr>
+        <w:pStyle w:val="BodyText"/>
+      </w:pPr>
+      <w:r>
+        <w:t xml:space="preserve">[8] M. Panteli, P. Mancarella, D. N. Trakas, E. Kyriakides, and N. D. Hatziargyriou,</w:t>
+      </w:r>
+      <w:r>
+        <w:t xml:space="preserve"> </w:t>
+      </w:r>
+      <w:r>
+        <w:t xml:space="preserve">“</w:t>
+      </w:r>
+      <w:r>
+        <w:t xml:space="preserve">Metrics and quantification of operational and infrastructure resilience in power systems,</w:t>
+      </w:r>
+      <w:r>
+        <w:t xml:space="preserve">”</w:t>
+      </w:r>
+      <w:r>
+        <w:t xml:space="preserve"> </w:t>
+      </w:r>
+      <w:r>
+        <w:rPr>
+          <w:iCs/>
+          <w:i/>
+        </w:rPr>
+        <w:t xml:space="preserve">IEEE Transactions on Power Systems</w:t>
+      </w:r>
+      <w:r>
+        <w:t xml:space="preserve">, vol. 32, no. 6, pp. 4732-4742, Nov. 2017.</w:t>
+      </w:r>
+    </w:p>
+    <w:p>
+      <w:pPr>
+        <w:pStyle w:val="BodyText"/>
+      </w:pPr>
+      <w:r>
+        <w:t xml:space="preserve">[9] Y. Sun, X. Zhang, F. Zwiers,</w:t>
+      </w:r>
+      <w:r>
+        <w:t xml:space="preserve"> </w:t>
+      </w:r>
+      <w:r>
+        <w:rPr>
+          <w:iCs/>
+          <w:i/>
+        </w:rPr>
+        <w:t xml:space="preserve">et al.</w:t>
+      </w:r>
+      <w:r>
+        <w:t xml:space="preserve">,</w:t>
+      </w:r>
+      <w:r>
+        <w:t xml:space="preserve"> </w:t>
+      </w:r>
+      <w:r>
+        <w:t xml:space="preserve">“</w:t>
+      </w:r>
+      <w:r>
+        <w:t xml:space="preserve">Rapid increase in the risk of extreme summer heat in Eastern China,</w:t>
       </w:r>
       <w:r>
         <w:t xml:space="preserve">”</w:t>
@@ -3220,15 +11182,223 @@
         <w:t xml:space="preserve">Nature Climate Change</w:t>
       </w:r>
       <w:r>
+        <w:t xml:space="preserve">, vol. 4, pp. 1082-1085, 2014.</w:t>
+      </w:r>
+    </w:p>
+    <w:p>
+      <w:pPr>
+        <w:pStyle w:val="BodyText"/>
+      </w:pPr>
+      <w:r>
+        <w:t xml:space="preserve">[10] D. Barriopedro, E. M. Fischer, J. Luterbacher, R. M. Trigo, and R. García-Herrera,</w:t>
+      </w:r>
+      <w:r>
+        <w:t xml:space="preserve"> </w:t>
+      </w:r>
+      <w:r>
+        <w:t xml:space="preserve">“</w:t>
+      </w:r>
+      <w:r>
+        <w:t xml:space="preserve">The hot summer of 2010: Redrawing the temperature record map of Europe,</w:t>
+      </w:r>
+      <w:r>
+        <w:t xml:space="preserve">”</w:t>
+      </w:r>
+      <w:r>
+        <w:t xml:space="preserve"> </w:t>
+      </w:r>
+      <w:r>
+        <w:rPr>
+          <w:iCs/>
+          <w:i/>
+        </w:rPr>
+        <w:t xml:space="preserve">Science</w:t>
+      </w:r>
+      <w:r>
+        <w:t xml:space="preserve">, vol. 332, no. 6026, pp. 220-224, 2011.</w:t>
+      </w:r>
+    </w:p>
+    <w:p>
+      <w:pPr>
+        <w:pStyle w:val="BodyText"/>
+      </w:pPr>
+      <w:r>
+        <w:t xml:space="preserve">[11] G. Xiang, C. S. Adam, and E. M. Rodeheffer,</w:t>
+      </w:r>
+      <w:r>
+        <w:t xml:space="preserve"> </w:t>
+      </w:r>
+      <w:r>
+        <w:t xml:space="preserve">“</w:t>
+      </w:r>
+      <w:r>
+        <w:t xml:space="preserve">Potential impacts of climate warming and increased summer heat stress on the electric grid: A case study for a large power transformer (LPT) in the Northeast United States,</w:t>
+      </w:r>
+      <w:r>
+        <w:t xml:space="preserve">”</w:t>
+      </w:r>
+      <w:r>
+        <w:t xml:space="preserve"> </w:t>
+      </w:r>
+      <w:r>
+        <w:rPr>
+          <w:iCs/>
+          <w:i/>
+        </w:rPr>
+        <w:t xml:space="preserve">Climatic Change</w:t>
+      </w:r>
+      <w:r>
+        <w:t xml:space="preserve">, vol. 147, no. 1-2, pp. 107-118, 2018.</w:t>
+      </w:r>
+    </w:p>
+    <w:p>
+      <w:pPr>
+        <w:pStyle w:val="BodyText"/>
+      </w:pPr>
+      <w:r>
+        <w:t xml:space="preserve">[12] A. T. D. Perera, V. M. Nik, D. Chen,</w:t>
+      </w:r>
+      <w:r>
+        <w:t xml:space="preserve"> </w:t>
+      </w:r>
+      <w:r>
+        <w:rPr>
+          <w:iCs/>
+          <w:i/>
+        </w:rPr>
+        <w:t xml:space="preserve">et al.</w:t>
+      </w:r>
+      <w:r>
+        <w:t xml:space="preserve">,</w:t>
+      </w:r>
+      <w:r>
+        <w:t xml:space="preserve"> </w:t>
+      </w:r>
+      <w:r>
+        <w:t xml:space="preserve">“</w:t>
+      </w:r>
+      <w:r>
+        <w:t xml:space="preserve">Quantifying the impacts of climate change and extreme climate events on energy systems,</w:t>
+      </w:r>
+      <w:r>
+        <w:t xml:space="preserve">”</w:t>
+      </w:r>
+      <w:r>
+        <w:t xml:space="preserve"> </w:t>
+      </w:r>
+      <w:r>
+        <w:rPr>
+          <w:iCs/>
+          <w:i/>
+        </w:rPr>
+        <w:t xml:space="preserve">Nature Energy</w:t>
+      </w:r>
+      <w:r>
+        <w:t xml:space="preserve">, vol. 5, no. 5, pp. 150-159, 2020.</w:t>
+      </w:r>
+    </w:p>
+    <w:p>
+      <w:pPr>
+        <w:pStyle w:val="BodyText"/>
+      </w:pPr>
+      <w:r>
+        <w:t xml:space="preserve">[13] A. F. Abdin, Y.-P. Fang, and E. Zio,</w:t>
+      </w:r>
+      <w:r>
+        <w:t xml:space="preserve"> </w:t>
+      </w:r>
+      <w:r>
+        <w:t xml:space="preserve">“</w:t>
+      </w:r>
+      <w:r>
+        <w:t xml:space="preserve">A modeling and optimization framework for power systems design with operational flexibility and resilience against extreme heat waves and drought events,</w:t>
+      </w:r>
+      <w:r>
+        <w:t xml:space="preserve">”</w:t>
+      </w:r>
+      <w:r>
+        <w:t xml:space="preserve"> </w:t>
+      </w:r>
+      <w:r>
+        <w:rPr>
+          <w:iCs/>
+          <w:i/>
+        </w:rPr>
+        <w:t xml:space="preserve">Renewable and Sustainable Energy Reviews</w:t>
+      </w:r>
+      <w:r>
+        <w:t xml:space="preserve">, vol. 112, pp. 706-719, 2019.</w:t>
+      </w:r>
+    </w:p>
+    <w:p>
+      <w:pPr>
+        <w:pStyle w:val="BodyText"/>
+      </w:pPr>
+      <w:r>
+        <w:t xml:space="preserve">[14] 罗佳怡, 邢海军, 全文斌, 等. 极端高温下新型电力系统韧性评估及差异化规划[J]. 电力系统自动化, 2025, 49(03): 135-144.</w:t>
+      </w:r>
+    </w:p>
+    <w:p>
+      <w:pPr>
+        <w:pStyle w:val="BodyText"/>
+      </w:pPr>
+      <w:r>
+        <w:t xml:space="preserve">[15] 田书欣, 肖文渊, 符杨, 等. 极端高温灾害下电缆型配电网韧性提升策略研究[J]. 中国电机工程学报, 2025, 45(09): 3408-3420.</w:t>
+      </w:r>
+    </w:p>
+    <w:p>
+      <w:pPr>
+        <w:pStyle w:val="BodyText"/>
+      </w:pPr>
+      <w:r>
+        <w:t xml:space="preserve">[16] 乔海洋, 冯亮, 边敦新, 等. 基于分布鲁棒优化的极端高温日电源旋转备用配置[J/OL]. 电网技术, 1-20[2025-08-14].</w:t>
+      </w:r>
+    </w:p>
+    <w:p>
+      <w:pPr>
+        <w:pStyle w:val="BodyText"/>
+      </w:pPr>
+      <w:r>
+        <w:t xml:space="preserve">[17] 黄婧杰, 聂焕, 张荐, 等. 主动配电网灾后韧性提升的孤岛划分与故障抢修协同方法[J/OL]. 电力自动化设备, 1-11[2025-08-16].</w:t>
+      </w:r>
+    </w:p>
+    <w:p>
+      <w:pPr>
+        <w:pStyle w:val="BodyText"/>
+      </w:pPr>
+      <w:r>
+        <w:t xml:space="preserve">[18] M. T. H. van Vliet, J. R. Yearsley, F. Ludwig, S. Vögele, D. P. Lettenmaier, and P. Kabat,</w:t>
+      </w:r>
+      <w:r>
+        <w:t xml:space="preserve"> </w:t>
+      </w:r>
+      <w:r>
+        <w:t xml:space="preserve">“</w:t>
+      </w:r>
+      <w:r>
+        <w:t xml:space="preserve">Vulnerability of US and European electricity supply to climate change,</w:t>
+      </w:r>
+      <w:r>
+        <w:t xml:space="preserve">”</w:t>
+      </w:r>
+      <w:r>
+        <w:t xml:space="preserve"> </w:t>
+      </w:r>
+      <w:r>
+        <w:rPr>
+          <w:iCs/>
+          <w:i/>
+        </w:rPr>
+        <w:t xml:space="preserve">Nature Climate Change</w:t>
+      </w:r>
+      <w:r>
         <w:t xml:space="preserve">, vol. 2, no. 9, pp. 676-681, 2012.</w:t>
       </w:r>
-    </w:p>
-    <w:p>
-      <w:pPr>
-        <w:pStyle w:val="BodyText"/>
-      </w:pPr>
-      <w:r>
-        <w:t xml:space="preserve">[2] K. Linnerud, T. K. Mideksa, and G. S. Eskeland,</w:t>
+      <w:r>
+        <w:t xml:space="preserve"> </w:t>
+      </w:r>
+      <w:r>
+        <w:t xml:space="preserve">[19] K. Linnerud, T. K. Mideksa, and G. S. Eskeland,</w:t>
       </w:r>
       <w:r>
         <w:t xml:space="preserve"> </w:t>
@@ -3255,13 +11425,11 @@
       <w:r>
         <w:t xml:space="preserve">, vol. 32, no. 1, pp. 149-168, 2011.</w:t>
       </w:r>
-    </w:p>
-    <w:p>
-      <w:pPr>
-        <w:pStyle w:val="BodyText"/>
-      </w:pPr>
-      <w:r>
-        <w:t xml:space="preserve">[3] A. de Sá and S. Al Zubaidy,</w:t>
+      <w:r>
+        <w:t xml:space="preserve"> </w:t>
+      </w:r>
+      <w:r>
+        <w:t xml:space="preserve">[20] A. de Sá and S. Al Zubaidy,</w:t>
       </w:r>
       <w:r>
         <w:t xml:space="preserve"> </w:t>
@@ -3288,13 +11456,11 @@
       <w:r>
         <w:t xml:space="preserve">, vol. 31, no. 14-15, pp. 2735-2739, 2011.</w:t>
       </w:r>
-    </w:p>
-    <w:p>
-      <w:pPr>
-        <w:pStyle w:val="BodyText"/>
-      </w:pPr>
-      <w:r>
-        <w:t xml:space="preserve">[4] O. Paish,</w:t>
+      <w:r>
+        <w:t xml:space="preserve"> </w:t>
+      </w:r>
+      <w:r>
+        <w:t xml:space="preserve">[21] O. Paish,</w:t>
       </w:r>
       <w:r>
         <w:t xml:space="preserve"> </w:t>
@@ -3321,13 +11487,11 @@
       <w:r>
         <w:t xml:space="preserve">, vol. 6, no. 6, pp. 537-556, 2002.</w:t>
       </w:r>
-    </w:p>
-    <w:p>
-      <w:pPr>
-        <w:pStyle w:val="BodyText"/>
-      </w:pPr>
-      <w:r>
-        <w:t xml:space="preserve">[5] J. F. Manwell, J. G. McGowan, and A. L. Rogers,</w:t>
+      <w:r>
+        <w:t xml:space="preserve"> </w:t>
+      </w:r>
+      <w:r>
+        <w:t xml:space="preserve">[22] J. F. Manwell, J. G. McGowan, and A. L. Rogers,</w:t>
       </w:r>
       <w:r>
         <w:t xml:space="preserve"> </w:t>
@@ -3342,13 +11506,11 @@
       <w:r>
         <w:t xml:space="preserve">, 2nd ed. Hoboken, NJ, USA: Wiley, 2009.</w:t>
       </w:r>
-    </w:p>
-    <w:p>
-      <w:pPr>
-        <w:pStyle w:val="BodyText"/>
-      </w:pPr>
-      <w:r>
-        <w:t xml:space="preserve">[6] C. Carrillo, A. F. Obando Montaño, J. Cidrás, and E. Díaz-Dorado,</w:t>
+      <w:r>
+        <w:t xml:space="preserve"> </w:t>
+      </w:r>
+      <w:r>
+        <w:t xml:space="preserve">[23] C. Carrillo, A. F. Obando Montaño, J. Cidrás, and E. Díaz-Dorado,</w:t>
       </w:r>
       <w:r>
         <w:t xml:space="preserve"> </w:t>
@@ -3375,13 +11537,11 @@
       <w:r>
         <w:t xml:space="preserve">, vol. 21, pp. 572-581, 2013.</w:t>
       </w:r>
-    </w:p>
-    <w:p>
-      <w:pPr>
-        <w:pStyle w:val="BodyText"/>
-      </w:pPr>
-      <w:r>
-        <w:t xml:space="preserve">[7] E. Skoplaki and J. A. Palyvos,</w:t>
+      <w:r>
+        <w:t xml:space="preserve"> </w:t>
+      </w:r>
+      <w:r>
+        <w:t xml:space="preserve">[24] E. Skoplaki and J. A. Palyvos,</w:t>
       </w:r>
       <w:r>
         <w:t xml:space="preserve"> </w:t>
@@ -3408,13 +11568,11 @@
       <w:r>
         <w:t xml:space="preserve">, vol. 83, no. 5, pp. 614-624, 2009.</w:t>
       </w:r>
-    </w:p>
-    <w:p>
-      <w:pPr>
-        <w:pStyle w:val="BodyText"/>
-      </w:pPr>
-      <w:r>
-        <w:t xml:space="preserve">[8] J. A. Duffie and W. A. Beckman,</w:t>
+      <w:r>
+        <w:t xml:space="preserve"> </w:t>
+      </w:r>
+      <w:r>
+        <w:t xml:space="preserve">[25] J. A. Duffie and W. A. Beckman,</w:t>
       </w:r>
       <w:r>
         <w:t xml:space="preserve"> </w:t>
@@ -3429,13 +11587,11 @@
       <w:r>
         <w:t xml:space="preserve">, 4th ed. Hoboken, NJ, USA: Wiley, 2013.</w:t>
       </w:r>
-    </w:p>
-    <w:p>
-      <w:pPr>
-        <w:pStyle w:val="BodyText"/>
-      </w:pPr>
-      <w:r>
-        <w:t xml:space="preserve">[9] D. J. Sailor and J. R. Muñoz,</w:t>
+      <w:r>
+        <w:t xml:space="preserve"> </w:t>
+      </w:r>
+      <w:r>
+        <w:t xml:space="preserve">[26] D. J. Sailor and J. R. Muñoz,</w:t>
       </w:r>
       <w:r>
         <w:t xml:space="preserve"> </w:t>
@@ -3462,13 +11618,11 @@
       <w:r>
         <w:t xml:space="preserve">, vol. 22, no. 10, pp. 987-998, 1997.</w:t>
       </w:r>
-    </w:p>
-    <w:p>
-      <w:pPr>
-        <w:pStyle w:val="BodyText"/>
-      </w:pPr>
-      <w:r>
-        <w:t xml:space="preserve">[10] D. J. Sailor,</w:t>
+      <w:r>
+        <w:t xml:space="preserve"> </w:t>
+      </w:r>
+      <w:r>
+        <w:t xml:space="preserve">[27] D. J. Sailor,</w:t>
       </w:r>
       <w:r>
         <w:t xml:space="preserve"> </w:t>
@@ -3495,13 +11649,11 @@
       <w:r>
         <w:t xml:space="preserve">, vol. 26, no. 7, pp. 645-657, 2001.</w:t>
       </w:r>
-    </w:p>
-    <w:p>
-      <w:pPr>
-        <w:pStyle w:val="BodyText"/>
-      </w:pPr>
-      <w:r>
-        <w:t xml:space="preserve">[11] 中华人民共和国住房和城乡建设部,</w:t>
+      <w:r>
+        <w:t xml:space="preserve"> </w:t>
+      </w:r>
+      <w:r>
+        <w:t xml:space="preserve">[28] 中华人民共和国住房和城乡建设部,</w:t>
       </w:r>
       <w:r>
         <w:t xml:space="preserve"> </w:t>
@@ -3516,13 +11668,11 @@
       <w:r>
         <w:t xml:space="preserve">. 北京: 中国计划出版社, 2009.</w:t>
       </w:r>
-    </w:p>
-    <w:p>
-      <w:pPr>
-        <w:pStyle w:val="BodyText"/>
-      </w:pPr>
-      <w:r>
-        <w:t xml:space="preserve">[12] T. Schröder and W. Kuckshinrichs,</w:t>
+      <w:r>
+        <w:t xml:space="preserve"> </w:t>
+      </w:r>
+      <w:r>
+        <w:t xml:space="preserve">[29] T. Schröder and W. Kuckshinrichs,</w:t>
       </w:r>
       <w:r>
         <w:t xml:space="preserve"> </w:t>
@@ -3549,13 +11699,11 @@
       <w:r>
         <w:t xml:space="preserve">, vol. 3, p. 55, 2015.</w:t>
       </w:r>
-    </w:p>
-    <w:p>
-      <w:pPr>
-        <w:pStyle w:val="BodyText"/>
-      </w:pPr>
-      <w:r>
-        <w:t xml:space="preserve">[13] IEEE Std C57.91-2011,</w:t>
+      <w:r>
+        <w:t xml:space="preserve"> </w:t>
+      </w:r>
+      <w:r>
+        <w:t xml:space="preserve">[30] IEEE Std C57.91-2011,</w:t>
       </w:r>
       <w:r>
         <w:t xml:space="preserve"> </w:t>
@@ -3570,13 +11718,11 @@
       <w:r>
         <w:t xml:space="preserve">. New York, NY, USA: IEEE, 2012.</w:t>
       </w:r>
-    </w:p>
-    <w:p>
-      <w:pPr>
-        <w:pStyle w:val="BodyText"/>
-      </w:pPr>
-      <w:r>
-        <w:t xml:space="preserve">[14] W. Li,</w:t>
+      <w:r>
+        <w:t xml:space="preserve"> </w:t>
+      </w:r>
+      <w:r>
+        <w:t xml:space="preserve">[31] W. Li,</w:t>
       </w:r>
       <w:r>
         <w:t xml:space="preserve"> </w:t>
@@ -3603,13 +11749,11 @@
       <w:r>
         <w:t xml:space="preserve">, vol. 17, no. 3, pp. 918-923, Aug. 2002.</w:t>
       </w:r>
-    </w:p>
-    <w:p>
-      <w:pPr>
-        <w:pStyle w:val="BodyText"/>
-      </w:pPr>
-      <w:r>
-        <w:t xml:space="preserve">[15] W. Fu, J. D. McCalley, and V. Vittal,</w:t>
+      <w:r>
+        <w:t xml:space="preserve"> </w:t>
+      </w:r>
+      <w:r>
+        <w:t xml:space="preserve">[32] W. Fu, J. D. McCalley, and V. Vittal,</w:t>
       </w:r>
       <w:r>
         <w:t xml:space="preserve"> </w:t>
@@ -3636,13 +11780,11 @@
       <w:r>
         <w:t xml:space="preserve">, vol. 16, no. 3, pp. 346-353, Aug. 2001.</w:t>
       </w:r>
-    </w:p>
-    <w:p>
-      <w:pPr>
-        <w:pStyle w:val="BodyText"/>
-      </w:pPr>
-      <w:r>
-        <w:t xml:space="preserve">[16] S. K. E. Awadallah, J. V. Milanović, and P. N. Jarman,</w:t>
+      <w:r>
+        <w:t xml:space="preserve"> </w:t>
+      </w:r>
+      <w:r>
+        <w:t xml:space="preserve">[33] S. K. E. Awadallah, J. V. Milanović, and P. N. Jarman,</w:t>
       </w:r>
       <w:r>
         <w:t xml:space="preserve"> </w:t>
@@ -3669,13 +11811,11 @@
       <w:r>
         <w:t xml:space="preserve">, vol. 30, no. 2, pp. 970-979, Mar. 2015.</w:t>
       </w:r>
-    </w:p>
-    <w:p>
-      <w:pPr>
-        <w:pStyle w:val="BodyText"/>
-      </w:pPr>
-      <w:r>
-        <w:t xml:space="preserve">[17] M. Soleimani, M. Kezunovic, and S. Butenko,</w:t>
+      <w:r>
+        <w:t xml:space="preserve"> </w:t>
+      </w:r>
+      <w:r>
+        <w:t xml:space="preserve">[34] M. Soleimani, M. Kezunovic, and S. Butenko,</w:t>
       </w:r>
       <w:r>
         <w:t xml:space="preserve"> </w:t>
@@ -3702,13 +11842,11 @@
       <w:r>
         <w:t xml:space="preserve">, vol. 10, pp. 19013-19021, 2022.</w:t>
       </w:r>
-    </w:p>
-    <w:p>
-      <w:pPr>
-        <w:pStyle w:val="BodyText"/>
-      </w:pPr>
-      <w:r>
-        <w:t xml:space="preserve">[18] S. Murphy, F. Sowell, and J. Apt,</w:t>
+      <w:r>
+        <w:t xml:space="preserve"> </w:t>
+      </w:r>
+      <w:r>
+        <w:t xml:space="preserve">[35] S. Murphy, F. Sowell, and J. Apt,</w:t>
       </w:r>
       <w:r>
         <w:t xml:space="preserve"> </w:t>
@@ -3735,13 +11873,11 @@
       <w:r>
         <w:t xml:space="preserve">, vol. 253, Art. no. 113513, 2019.</w:t>
       </w:r>
-    </w:p>
-    <w:p>
-      <w:pPr>
-        <w:pStyle w:val="BodyText"/>
-      </w:pPr>
-      <w:r>
-        <w:t xml:space="preserve">[19] D. R. Cox,</w:t>
+      <w:r>
+        <w:t xml:space="preserve"> </w:t>
+      </w:r>
+      <w:r>
+        <w:t xml:space="preserve">[36] D. R. Cox,</w:t>
       </w:r>
       <w:r>
         <w:t xml:space="preserve"> </w:t>
@@ -3768,13 +11904,11 @@
       <w:r>
         <w:t xml:space="preserve">, vol. 34, no. 2, pp. 187-220, 1972.</w:t>
       </w:r>
-    </w:p>
-    <w:p>
-      <w:pPr>
-        <w:pStyle w:val="BodyText"/>
-      </w:pPr>
-      <w:r>
-        <w:t xml:space="preserve">[20] R. Billinton and R. N. Allan,</w:t>
+      <w:r>
+        <w:t xml:space="preserve"> </w:t>
+      </w:r>
+      <w:r>
+        <w:t xml:space="preserve">[37] R. Billinton and R. N. Allan,</w:t>
       </w:r>
       <w:r>
         <w:t xml:space="preserve"> </w:t>
@@ -3789,13 +11923,11 @@
       <w:r>
         <w:t xml:space="preserve">, 2nd ed. New York, NY, USA: Plenum Press, 1996.</w:t>
       </w:r>
-    </w:p>
-    <w:p>
-      <w:pPr>
-        <w:pStyle w:val="BodyText"/>
-      </w:pPr>
-      <w:r>
-        <w:t xml:space="preserve">[21] IEEE Std 738-2012,</w:t>
+      <w:r>
+        <w:t xml:space="preserve"> </w:t>
+      </w:r>
+      <w:r>
+        <w:t xml:space="preserve">[38] IEEE Std 738-2012,</w:t>
       </w:r>
       <w:r>
         <w:t xml:space="preserve"> </w:t>
@@ -3810,13 +11942,11 @@
       <w:r>
         <w:t xml:space="preserve">. New York, NY, USA: IEEE, 2013.</w:t>
       </w:r>
-    </w:p>
-    <w:p>
-      <w:pPr>
-        <w:pStyle w:val="BodyText"/>
-      </w:pPr>
-      <w:r>
-        <w:t xml:space="preserve">[22] H. Wan, J. D. McCalley, and V. Vittal,</w:t>
+      <w:r>
+        <w:t xml:space="preserve"> </w:t>
+      </w:r>
+      <w:r>
+        <w:t xml:space="preserve">[39] H. Wan, J. D. McCalley, and V. Vittal,</w:t>
       </w:r>
       <w:r>
         <w:t xml:space="preserve"> </w:t>
@@ -3843,13 +11973,11 @@
       <w:r>
         <w:t xml:space="preserve">, vol. 14, no. 3, pp. 815-828, Aug. 1999.</w:t>
       </w:r>
-    </w:p>
-    <w:p>
-      <w:pPr>
-        <w:pStyle w:val="BodyText"/>
-      </w:pPr>
-      <w:r>
-        <w:t xml:space="preserve">[23] Y. Zhou, A. Pahwa, and S.-S. Yang,</w:t>
+      <w:r>
+        <w:t xml:space="preserve"> </w:t>
+      </w:r>
+      <w:r>
+        <w:t xml:space="preserve">[40] Y. Zhou, A. Pahwa, and S.-S. Yang,</w:t>
       </w:r>
       <w:r>
         <w:t xml:space="preserve"> </w:t>
@@ -3876,13 +12004,11 @@
       <w:r>
         <w:t xml:space="preserve">, vol. 21, no. 4, pp. 1683-1690, Nov. 2006.</w:t>
       </w:r>
-    </w:p>
-    <w:p>
-      <w:pPr>
-        <w:pStyle w:val="BodyText"/>
-      </w:pPr>
-      <w:r>
-        <w:t xml:space="preserve">[24] M. Panteli, C. Pickering, S. Wilkinson, R. Dawson, and P. Mancarella,</w:t>
+      <w:r>
+        <w:t xml:space="preserve"> </w:t>
+      </w:r>
+      <w:r>
+        <w:t xml:space="preserve">[41] M. Panteli, C. Pickering, S. Wilkinson, R. Dawson, and P. Mancarella,</w:t>
       </w:r>
       <w:r>
         <w:t xml:space="preserve"> </w:t>
@@ -3909,13 +12035,11 @@
       <w:r>
         <w:t xml:space="preserve">, vol. 32, no. 5, pp. 3747-3757, Sep. 2017.</w:t>
       </w:r>
-    </w:p>
-    <w:p>
-      <w:pPr>
-        <w:pStyle w:val="BodyText"/>
-      </w:pPr>
-      <w:r>
-        <w:t xml:space="preserve">[25] J. Wang, X. Xiong, N. Zhou, Z. Li, and S. Weng,</w:t>
+      <w:r>
+        <w:t xml:space="preserve"> </w:t>
+      </w:r>
+      <w:r>
+        <w:t xml:space="preserve">[42] J. Wang, X. Xiong, N. Zhou, Z. Li, and S. Weng,</w:t>
       </w:r>
       <w:r>
         <w:t xml:space="preserve"> </w:t>
